--- a/Laporan SKC Oktober 2025.docx
+++ b/Laporan SKC Oktober 2025.docx
@@ -40,7 +40,7 @@
           <w:sz w:val="24"/>
           <w:szCs w:val="24"/>
         </w:rPr>
-        <w:t>SEPTEMBER</w:t>
+        <w:t>OKTOBER</w:t>
       </w:r>
     </w:p>
     <w:p>
@@ -299,8 +299,8 @@
     <w:tbl>
       <w:tblPr>
         <w:tblStyle w:val="a"/>
-        <w:tblW w:w="9242" w:type="dxa"/>
-        <w:tblInd w:w="-108" w:type="dxa"/>
+        <w:tblW w:w="5000" w:type="pct"/>
+        <w:tblInd w:w="0" w:type="dxa"/>
         <w:tblBorders>
           <w:top w:val="single" w:sz="4" w:space="0" w:color="000000"/>
           <w:left w:val="single" w:sz="4" w:space="0" w:color="000000"/>
@@ -309,21 +309,20 @@
           <w:insideH w:val="single" w:sz="4" w:space="0" w:color="000000"/>
           <w:insideV w:val="single" w:sz="4" w:space="0" w:color="000000"/>
         </w:tblBorders>
-        <w:tblLayout w:type="fixed"/>
         <w:tblLook w:val="0400" w:firstRow="0" w:lastRow="0" w:firstColumn="0" w:lastColumn="0" w:noHBand="0" w:noVBand="1"/>
       </w:tblPr>
       <w:tblGrid>
-        <w:gridCol w:w="430"/>
-        <w:gridCol w:w="1147"/>
-        <w:gridCol w:w="1707"/>
-        <w:gridCol w:w="2283"/>
-        <w:gridCol w:w="2283"/>
-        <w:gridCol w:w="1392"/>
+        <w:gridCol w:w="570"/>
+        <w:gridCol w:w="1296"/>
+        <w:gridCol w:w="1412"/>
+        <w:gridCol w:w="1974"/>
+        <w:gridCol w:w="1974"/>
+        <w:gridCol w:w="1790"/>
       </w:tblGrid>
       <w:tr>
         <w:tc>
           <w:tcPr>
-            <w:tcW w:w="429" w:type="dxa"/>
+            <w:tcW w:w="233" w:type="pct"/>
             <w:vAlign w:val="center"/>
           </w:tcPr>
           <w:p>
@@ -347,7 +346,7 @@
         </w:tc>
         <w:tc>
           <w:tcPr>
-            <w:tcW w:w="1146" w:type="dxa"/>
+            <w:tcW w:w="621" w:type="pct"/>
             <w:vAlign w:val="center"/>
           </w:tcPr>
           <w:p>
@@ -371,7 +370,7 @@
         </w:tc>
         <w:tc>
           <w:tcPr>
-            <w:tcW w:w="1707" w:type="dxa"/>
+            <w:tcW w:w="924" w:type="pct"/>
             <w:vAlign w:val="center"/>
           </w:tcPr>
           <w:p>
@@ -395,7 +394,7 @@
         </w:tc>
         <w:tc>
           <w:tcPr>
-            <w:tcW w:w="2283" w:type="dxa"/>
+            <w:tcW w:w="1235" w:type="pct"/>
             <w:vAlign w:val="center"/>
           </w:tcPr>
           <w:p>
@@ -419,7 +418,7 @@
         </w:tc>
         <w:tc>
           <w:tcPr>
-            <w:tcW w:w="2283" w:type="dxa"/>
+            <w:tcW w:w="1235" w:type="pct"/>
             <w:vAlign w:val="center"/>
           </w:tcPr>
           <w:p>
@@ -443,7 +442,7 @@
         </w:tc>
         <w:tc>
           <w:tcPr>
-            <w:tcW w:w="1392" w:type="dxa"/>
+            <w:tcW w:w="753" w:type="pct"/>
             <w:vAlign w:val="center"/>
           </w:tcPr>
           <w:p>
@@ -482,7 +481,7 @@
         </w:trPr>
         <w:tc>
           <w:tcPr>
-            <w:tcW w:w="429" w:type="dxa"/>
+            <w:tcW w:w="233" w:type="pct"/>
             <w:vAlign w:val="center"/>
           </w:tcPr>
           <w:p>
@@ -506,31 +505,55 @@
         </w:tc>
         <w:tc>
           <w:tcPr>
-            <w:tcW w:w="1146" w:type="dxa"/>
-            <w:vAlign w:val="center"/>
-          </w:tcPr>
-          <w:p>
-            <w:pPr>
-              <w:jc w:val="center"/>
-              <w:rPr>
-                <w:rFonts w:ascii="Times New Roman" w:eastAsia="Times New Roman" w:hAnsi="Times New Roman" w:cs="Times New Roman"/>
-                <w:sz w:val="24"/>
-                <w:szCs w:val="24"/>
-              </w:rPr>
-            </w:pPr>
-            <w:r>
-              <w:rPr>
-                <w:rFonts w:ascii="Times New Roman" w:eastAsia="Times New Roman" w:hAnsi="Times New Roman" w:cs="Times New Roman"/>
-                <w:sz w:val="24"/>
-                <w:szCs w:val="24"/>
-              </w:rPr>
-              <w:t>6.09.2025</w:t>
-            </w:r>
-          </w:p>
-        </w:tc>
-        <w:tc>
-          <w:tcPr>
-            <w:tcW w:w="1707" w:type="dxa"/>
+            <w:tcW w:w="621" w:type="pct"/>
+            <w:vAlign w:val="center"/>
+          </w:tcPr>
+          <w:p>
+            <w:pPr>
+              <w:jc w:val="center"/>
+              <w:rPr>
+                <w:rFonts w:ascii="Times New Roman" w:eastAsia="Times New Roman" w:hAnsi="Times New Roman" w:cs="Times New Roman"/>
+                <w:sz w:val="24"/>
+                <w:szCs w:val="24"/>
+              </w:rPr>
+            </w:pPr>
+            <w:r>
+              <w:rPr>
+                <w:rFonts w:ascii="Times New Roman" w:eastAsia="Times New Roman" w:hAnsi="Times New Roman" w:cs="Times New Roman"/>
+                <w:sz w:val="24"/>
+                <w:szCs w:val="24"/>
+              </w:rPr>
+              <w:t>4</w:t>
+            </w:r>
+            <w:r>
+              <w:rPr>
+                <w:rFonts w:ascii="Times New Roman" w:eastAsia="Times New Roman" w:hAnsi="Times New Roman" w:cs="Times New Roman"/>
+                <w:sz w:val="24"/>
+                <w:szCs w:val="24"/>
+              </w:rPr>
+              <w:t>.</w:t>
+            </w:r>
+            <w:r>
+              <w:rPr>
+                <w:rFonts w:ascii="Times New Roman" w:eastAsia="Times New Roman" w:hAnsi="Times New Roman" w:cs="Times New Roman"/>
+                <w:sz w:val="24"/>
+                <w:szCs w:val="24"/>
+              </w:rPr>
+              <w:t>10</w:t>
+            </w:r>
+            <w:r>
+              <w:rPr>
+                <w:rFonts w:ascii="Times New Roman" w:eastAsia="Times New Roman" w:hAnsi="Times New Roman" w:cs="Times New Roman"/>
+                <w:sz w:val="24"/>
+                <w:szCs w:val="24"/>
+              </w:rPr>
+              <w:t>.2025</w:t>
+            </w:r>
+          </w:p>
+        </w:tc>
+        <w:tc>
+          <w:tcPr>
+            <w:tcW w:w="924" w:type="pct"/>
             <w:vAlign w:val="center"/>
           </w:tcPr>
           <w:p>
@@ -564,54 +587,117 @@
         </w:tc>
         <w:tc>
           <w:tcPr>
-            <w:tcW w:w="2283" w:type="dxa"/>
-          </w:tcPr>
-          <w:p>
-            <w:pPr>
-              <w:jc w:val="center"/>
-              <w:rPr>
-                <w:rFonts w:ascii="Times New Roman" w:eastAsia="Times New Roman" w:hAnsi="Times New Roman" w:cs="Times New Roman"/>
-                <w:sz w:val="24"/>
-                <w:szCs w:val="24"/>
-              </w:rPr>
-            </w:pPr>
-            <w:r>
-              <w:rPr>
-                <w:rFonts w:ascii="Times New Roman" w:eastAsia="Times New Roman" w:hAnsi="Times New Roman" w:cs="Times New Roman"/>
-                <w:sz w:val="24"/>
-                <w:szCs w:val="24"/>
-              </w:rPr>
-              <w:t>Microsoft Excel dan penggunaannya untuk keperluan Siswa</w:t>
-            </w:r>
-          </w:p>
-        </w:tc>
-        <w:tc>
-          <w:tcPr>
-            <w:tcW w:w="2283" w:type="dxa"/>
-            <w:vAlign w:val="center"/>
-          </w:tcPr>
-          <w:p>
-            <w:pPr>
-              <w:jc w:val="center"/>
-              <w:rPr>
-                <w:rFonts w:ascii="Times New Roman" w:eastAsia="Times New Roman" w:hAnsi="Times New Roman" w:cs="Times New Roman"/>
-                <w:sz w:val="24"/>
-                <w:szCs w:val="24"/>
-              </w:rPr>
-            </w:pPr>
-            <w:r>
-              <w:rPr>
-                <w:rFonts w:ascii="Times New Roman" w:eastAsia="Times New Roman" w:hAnsi="Times New Roman" w:cs="Times New Roman"/>
-                <w:sz w:val="24"/>
-                <w:szCs w:val="24"/>
-              </w:rPr>
-              <w:t>-</w:t>
-            </w:r>
-          </w:p>
-        </w:tc>
-        <w:tc>
-          <w:tcPr>
-            <w:tcW w:w="1392" w:type="dxa"/>
+            <w:tcW w:w="1235" w:type="pct"/>
+            <w:vAlign w:val="center"/>
+          </w:tcPr>
+          <w:p>
+            <w:pPr>
+              <w:jc w:val="center"/>
+              <w:rPr>
+                <w:rFonts w:ascii="Times New Roman" w:eastAsia="Times New Roman" w:hAnsi="Times New Roman" w:cs="Times New Roman"/>
+                <w:sz w:val="24"/>
+                <w:szCs w:val="24"/>
+              </w:rPr>
+            </w:pPr>
+            <w:r>
+              <w:rPr>
+                <w:rFonts w:ascii="Times New Roman" w:eastAsia="Times New Roman" w:hAnsi="Times New Roman" w:cs="Times New Roman"/>
+                <w:sz w:val="24"/>
+                <w:szCs w:val="24"/>
+              </w:rPr>
+              <w:t xml:space="preserve">Belajar </w:t>
+            </w:r>
+            <w:r>
+              <w:rPr>
+                <w:rFonts w:ascii="Times New Roman" w:eastAsia="Times New Roman" w:hAnsi="Times New Roman" w:cs="Times New Roman"/>
+                <w:sz w:val="24"/>
+                <w:szCs w:val="24"/>
+              </w:rPr>
+              <w:t>Percabangan</w:t>
+            </w:r>
+            <w:r>
+              <w:rPr>
+                <w:rFonts w:ascii="Times New Roman" w:eastAsia="Times New Roman" w:hAnsi="Times New Roman" w:cs="Times New Roman"/>
+                <w:sz w:val="24"/>
+                <w:szCs w:val="24"/>
+              </w:rPr>
+              <w:t xml:space="preserve"> pada </w:t>
+            </w:r>
+            <w:proofErr w:type="spellStart"/>
+            <w:r>
+              <w:rPr>
+                <w:rFonts w:ascii="Times New Roman" w:eastAsia="Times New Roman" w:hAnsi="Times New Roman" w:cs="Times New Roman"/>
+                <w:sz w:val="24"/>
+                <w:szCs w:val="24"/>
+              </w:rPr>
+              <w:t>Python</w:t>
+            </w:r>
+            <w:proofErr w:type="spellEnd"/>
+          </w:p>
+        </w:tc>
+        <w:tc>
+          <w:tcPr>
+            <w:tcW w:w="1235" w:type="pct"/>
+            <w:vAlign w:val="center"/>
+          </w:tcPr>
+          <w:p>
+            <w:pPr>
+              <w:jc w:val="center"/>
+              <w:rPr>
+                <w:rFonts w:ascii="Times New Roman" w:eastAsia="Times New Roman" w:hAnsi="Times New Roman" w:cs="Times New Roman"/>
+                <w:sz w:val="24"/>
+                <w:szCs w:val="24"/>
+              </w:rPr>
+            </w:pPr>
+            <w:r>
+              <w:rPr>
+                <w:rFonts w:ascii="Times New Roman" w:eastAsia="Times New Roman" w:hAnsi="Times New Roman" w:cs="Times New Roman"/>
+                <w:sz w:val="24"/>
+                <w:szCs w:val="24"/>
+              </w:rPr>
+              <w:t xml:space="preserve">Saya memberikan materi tentang konsep dasar percabangan menggunakan </w:t>
+            </w:r>
+            <w:proofErr w:type="spellStart"/>
+            <w:r>
+              <w:rPr>
+                <w:rFonts w:ascii="Times New Roman" w:eastAsia="Times New Roman" w:hAnsi="Times New Roman" w:cs="Times New Roman"/>
+                <w:sz w:val="24"/>
+                <w:szCs w:val="24"/>
+              </w:rPr>
+              <w:t>if</w:t>
+            </w:r>
+            <w:proofErr w:type="spellEnd"/>
+            <w:r>
+              <w:rPr>
+                <w:rFonts w:ascii="Times New Roman" w:eastAsia="Times New Roman" w:hAnsi="Times New Roman" w:cs="Times New Roman"/>
+                <w:sz w:val="24"/>
+                <w:szCs w:val="24"/>
+              </w:rPr>
+              <w:t xml:space="preserve"> dan </w:t>
+            </w:r>
+            <w:proofErr w:type="spellStart"/>
+            <w:r>
+              <w:rPr>
+                <w:rFonts w:ascii="Times New Roman" w:eastAsia="Times New Roman" w:hAnsi="Times New Roman" w:cs="Times New Roman"/>
+                <w:sz w:val="24"/>
+                <w:szCs w:val="24"/>
+              </w:rPr>
+              <w:t>else</w:t>
+            </w:r>
+            <w:proofErr w:type="spellEnd"/>
+            <w:r>
+              <w:rPr>
+                <w:rFonts w:ascii="Times New Roman" w:eastAsia="Times New Roman" w:hAnsi="Times New Roman" w:cs="Times New Roman"/>
+                <w:sz w:val="24"/>
+                <w:szCs w:val="24"/>
+              </w:rPr>
+              <w:t>, serta membimbing siswa dalam membuat contoh program sederhana.</w:t>
+            </w:r>
+          </w:p>
+        </w:tc>
+        <w:tc>
+          <w:tcPr>
+            <w:tcW w:w="753" w:type="pct"/>
             <w:vAlign w:val="center"/>
           </w:tcPr>
           <w:p>
@@ -632,7 +718,7 @@
         </w:trPr>
         <w:tc>
           <w:tcPr>
-            <w:tcW w:w="429" w:type="dxa"/>
+            <w:tcW w:w="233" w:type="pct"/>
             <w:vAlign w:val="center"/>
           </w:tcPr>
           <w:p>
@@ -656,31 +742,47 @@
         </w:tc>
         <w:tc>
           <w:tcPr>
-            <w:tcW w:w="1146" w:type="dxa"/>
-            <w:vAlign w:val="center"/>
-          </w:tcPr>
-          <w:p>
-            <w:pPr>
-              <w:jc w:val="center"/>
-              <w:rPr>
-                <w:rFonts w:ascii="Times New Roman" w:eastAsia="Times New Roman" w:hAnsi="Times New Roman" w:cs="Times New Roman"/>
-                <w:sz w:val="24"/>
-                <w:szCs w:val="24"/>
-              </w:rPr>
-            </w:pPr>
-            <w:r>
-              <w:rPr>
-                <w:rFonts w:ascii="Times New Roman" w:eastAsia="Times New Roman" w:hAnsi="Times New Roman" w:cs="Times New Roman"/>
-                <w:sz w:val="24"/>
-                <w:szCs w:val="24"/>
-              </w:rPr>
-              <w:t>9.08.2025</w:t>
-            </w:r>
-          </w:p>
-        </w:tc>
-        <w:tc>
-          <w:tcPr>
-            <w:tcW w:w="1707" w:type="dxa"/>
+            <w:tcW w:w="621" w:type="pct"/>
+            <w:vAlign w:val="center"/>
+          </w:tcPr>
+          <w:p>
+            <w:pPr>
+              <w:jc w:val="center"/>
+              <w:rPr>
+                <w:rFonts w:ascii="Times New Roman" w:eastAsia="Times New Roman" w:hAnsi="Times New Roman" w:cs="Times New Roman"/>
+                <w:sz w:val="24"/>
+                <w:szCs w:val="24"/>
+              </w:rPr>
+            </w:pPr>
+            <w:r>
+              <w:rPr>
+                <w:rFonts w:ascii="Times New Roman" w:eastAsia="Times New Roman" w:hAnsi="Times New Roman" w:cs="Times New Roman"/>
+                <w:sz w:val="24"/>
+                <w:szCs w:val="24"/>
+              </w:rPr>
+              <w:t>11.</w:t>
+            </w:r>
+            <w:r>
+              <w:rPr>
+                <w:rFonts w:ascii="Times New Roman" w:eastAsia="Times New Roman" w:hAnsi="Times New Roman" w:cs="Times New Roman"/>
+                <w:sz w:val="24"/>
+                <w:szCs w:val="24"/>
+              </w:rPr>
+              <w:t>1</w:t>
+            </w:r>
+            <w:r>
+              <w:rPr>
+                <w:rFonts w:ascii="Times New Roman" w:eastAsia="Times New Roman" w:hAnsi="Times New Roman" w:cs="Times New Roman"/>
+                <w:sz w:val="24"/>
+                <w:szCs w:val="24"/>
+              </w:rPr>
+              <w:t>0.2025</w:t>
+            </w:r>
+          </w:p>
+        </w:tc>
+        <w:tc>
+          <w:tcPr>
+            <w:tcW w:w="924" w:type="pct"/>
             <w:vAlign w:val="center"/>
           </w:tcPr>
           <w:p>
@@ -714,47 +816,154 @@
         </w:tc>
         <w:tc>
           <w:tcPr>
-            <w:tcW w:w="2283" w:type="dxa"/>
-          </w:tcPr>
-          <w:p>
-            <w:pPr>
-              <w:widowControl w:val="0"/>
-              <w:jc w:val="center"/>
-              <w:rPr>
-                <w:rFonts w:ascii="Times New Roman" w:eastAsia="Times New Roman" w:hAnsi="Times New Roman" w:cs="Times New Roman"/>
-                <w:sz w:val="24"/>
-                <w:szCs w:val="24"/>
-              </w:rPr>
-            </w:pPr>
-          </w:p>
-        </w:tc>
-        <w:tc>
-          <w:tcPr>
-            <w:tcW w:w="2283" w:type="dxa"/>
-            <w:vAlign w:val="center"/>
-          </w:tcPr>
-          <w:p>
-            <w:pPr>
-              <w:jc w:val="center"/>
-              <w:rPr>
-                <w:rFonts w:ascii="Times New Roman" w:eastAsia="Times New Roman" w:hAnsi="Times New Roman" w:cs="Times New Roman"/>
-                <w:sz w:val="24"/>
-                <w:szCs w:val="24"/>
-              </w:rPr>
-            </w:pPr>
-            <w:r>
-              <w:rPr>
-                <w:rFonts w:ascii="Times New Roman" w:eastAsia="Times New Roman" w:hAnsi="Times New Roman" w:cs="Times New Roman"/>
-                <w:sz w:val="24"/>
-                <w:szCs w:val="24"/>
-              </w:rPr>
-              <w:t>-</w:t>
-            </w:r>
-          </w:p>
-        </w:tc>
-        <w:tc>
-          <w:tcPr>
-            <w:tcW w:w="1392" w:type="dxa"/>
+            <w:tcW w:w="1235" w:type="pct"/>
+            <w:vAlign w:val="center"/>
+          </w:tcPr>
+          <w:p>
+            <w:pPr>
+              <w:widowControl w:val="0"/>
+              <w:jc w:val="center"/>
+              <w:rPr>
+                <w:rFonts w:ascii="Times New Roman" w:eastAsia="Times New Roman" w:hAnsi="Times New Roman" w:cs="Times New Roman"/>
+                <w:sz w:val="24"/>
+                <w:szCs w:val="24"/>
+              </w:rPr>
+            </w:pPr>
+            <w:r>
+              <w:rPr>
+                <w:rFonts w:ascii="Times New Roman" w:eastAsia="Times New Roman" w:hAnsi="Times New Roman" w:cs="Times New Roman"/>
+                <w:sz w:val="24"/>
+                <w:szCs w:val="24"/>
+              </w:rPr>
+              <w:t xml:space="preserve">Belajar </w:t>
+            </w:r>
+            <w:r>
+              <w:rPr>
+                <w:rFonts w:ascii="Times New Roman" w:eastAsia="Times New Roman" w:hAnsi="Times New Roman" w:cs="Times New Roman"/>
+                <w:sz w:val="24"/>
+                <w:szCs w:val="24"/>
+              </w:rPr>
+              <w:t xml:space="preserve">Percabangan lanjut pada </w:t>
+            </w:r>
+            <w:proofErr w:type="spellStart"/>
+            <w:r>
+              <w:rPr>
+                <w:rFonts w:ascii="Times New Roman" w:eastAsia="Times New Roman" w:hAnsi="Times New Roman" w:cs="Times New Roman"/>
+                <w:sz w:val="24"/>
+                <w:szCs w:val="24"/>
+              </w:rPr>
+              <w:t>Python</w:t>
+            </w:r>
+            <w:proofErr w:type="spellEnd"/>
+            <w:r>
+              <w:rPr>
+                <w:rFonts w:ascii="Times New Roman" w:eastAsia="Times New Roman" w:hAnsi="Times New Roman" w:cs="Times New Roman"/>
+                <w:sz w:val="24"/>
+                <w:szCs w:val="24"/>
+              </w:rPr>
+              <w:t xml:space="preserve"> (If, </w:t>
+            </w:r>
+            <w:proofErr w:type="spellStart"/>
+            <w:r>
+              <w:rPr>
+                <w:rFonts w:ascii="Times New Roman" w:eastAsia="Times New Roman" w:hAnsi="Times New Roman" w:cs="Times New Roman"/>
+                <w:sz w:val="24"/>
+                <w:szCs w:val="24"/>
+              </w:rPr>
+              <w:t>Switch</w:t>
+            </w:r>
+            <w:proofErr w:type="spellEnd"/>
+            <w:r>
+              <w:rPr>
+                <w:rFonts w:ascii="Times New Roman" w:eastAsia="Times New Roman" w:hAnsi="Times New Roman" w:cs="Times New Roman"/>
+                <w:sz w:val="24"/>
+                <w:szCs w:val="24"/>
+              </w:rPr>
+              <w:t xml:space="preserve"> </w:t>
+            </w:r>
+            <w:proofErr w:type="spellStart"/>
+            <w:r>
+              <w:rPr>
+                <w:rFonts w:ascii="Times New Roman" w:eastAsia="Times New Roman" w:hAnsi="Times New Roman" w:cs="Times New Roman"/>
+                <w:sz w:val="24"/>
+                <w:szCs w:val="24"/>
+              </w:rPr>
+              <w:t>Case</w:t>
+            </w:r>
+            <w:proofErr w:type="spellEnd"/>
+            <w:r>
+              <w:rPr>
+                <w:rFonts w:ascii="Times New Roman" w:eastAsia="Times New Roman" w:hAnsi="Times New Roman" w:cs="Times New Roman"/>
+                <w:sz w:val="24"/>
+                <w:szCs w:val="24"/>
+              </w:rPr>
+              <w:t>) dan Contoh Kasus</w:t>
+            </w:r>
+          </w:p>
+        </w:tc>
+        <w:tc>
+          <w:tcPr>
+            <w:tcW w:w="1235" w:type="pct"/>
+            <w:vAlign w:val="center"/>
+          </w:tcPr>
+          <w:p>
+            <w:pPr>
+              <w:jc w:val="center"/>
+              <w:rPr>
+                <w:rFonts w:ascii="Times New Roman" w:eastAsia="Times New Roman" w:hAnsi="Times New Roman" w:cs="Times New Roman"/>
+                <w:sz w:val="24"/>
+                <w:szCs w:val="24"/>
+              </w:rPr>
+            </w:pPr>
+            <w:r>
+              <w:rPr>
+                <w:rFonts w:ascii="Times New Roman" w:eastAsia="Times New Roman" w:hAnsi="Times New Roman" w:cs="Times New Roman"/>
+                <w:sz w:val="24"/>
+                <w:szCs w:val="24"/>
+              </w:rPr>
+              <w:t xml:space="preserve">Saya menjelaskan percabangan bersarang dan struktur </w:t>
+            </w:r>
+            <w:proofErr w:type="spellStart"/>
+            <w:r>
+              <w:rPr>
+                <w:rFonts w:ascii="Times New Roman" w:eastAsia="Times New Roman" w:hAnsi="Times New Roman" w:cs="Times New Roman"/>
+                <w:sz w:val="24"/>
+                <w:szCs w:val="24"/>
+              </w:rPr>
+              <w:t>switch</w:t>
+            </w:r>
+            <w:proofErr w:type="spellEnd"/>
+            <w:r>
+              <w:rPr>
+                <w:rFonts w:ascii="Times New Roman" w:eastAsia="Times New Roman" w:hAnsi="Times New Roman" w:cs="Times New Roman"/>
+                <w:sz w:val="24"/>
+                <w:szCs w:val="24"/>
+              </w:rPr>
+              <w:t xml:space="preserve"> </w:t>
+            </w:r>
+            <w:proofErr w:type="spellStart"/>
+            <w:r>
+              <w:rPr>
+                <w:rFonts w:ascii="Times New Roman" w:eastAsia="Times New Roman" w:hAnsi="Times New Roman" w:cs="Times New Roman"/>
+                <w:sz w:val="24"/>
+                <w:szCs w:val="24"/>
+              </w:rPr>
+              <w:t>case</w:t>
+            </w:r>
+            <w:proofErr w:type="spellEnd"/>
+            <w:r>
+              <w:rPr>
+                <w:rFonts w:ascii="Times New Roman" w:eastAsia="Times New Roman" w:hAnsi="Times New Roman" w:cs="Times New Roman"/>
+                <w:sz w:val="24"/>
+                <w:szCs w:val="24"/>
+              </w:rPr>
+              <w:t>, kemudian mendampingi siswa menyelesaikan latihan kasus program penilaian.</w:t>
+            </w:r>
+          </w:p>
+        </w:tc>
+        <w:tc>
+          <w:tcPr>
+            <w:tcW w:w="753" w:type="pct"/>
             <w:vAlign w:val="center"/>
           </w:tcPr>
           <w:p>
@@ -775,7 +984,7 @@
         </w:trPr>
         <w:tc>
           <w:tcPr>
-            <w:tcW w:w="429" w:type="dxa"/>
+            <w:tcW w:w="233" w:type="pct"/>
             <w:vAlign w:val="center"/>
           </w:tcPr>
           <w:p>
@@ -799,7 +1008,7 @@
         </w:tc>
         <w:tc>
           <w:tcPr>
-            <w:tcW w:w="1146" w:type="dxa"/>
+            <w:tcW w:w="621" w:type="pct"/>
             <w:vAlign w:val="center"/>
           </w:tcPr>
           <w:p>
@@ -825,21 +1034,37 @@
                 <w:sz w:val="24"/>
                 <w:szCs w:val="24"/>
               </w:rPr>
-              <w:t>2</w:t>
-            </w:r>
-            <w:r>
-              <w:rPr>
-                <w:rFonts w:ascii="Times New Roman" w:eastAsia="Times New Roman" w:hAnsi="Times New Roman" w:cs="Times New Roman"/>
-                <w:sz w:val="24"/>
-                <w:szCs w:val="24"/>
-              </w:rPr>
-              <w:t>.08.2025</w:t>
-            </w:r>
-          </w:p>
-        </w:tc>
-        <w:tc>
-          <w:tcPr>
-            <w:tcW w:w="1707" w:type="dxa"/>
+              <w:t>8</w:t>
+            </w:r>
+            <w:r>
+              <w:rPr>
+                <w:rFonts w:ascii="Times New Roman" w:eastAsia="Times New Roman" w:hAnsi="Times New Roman" w:cs="Times New Roman"/>
+                <w:sz w:val="24"/>
+                <w:szCs w:val="24"/>
+              </w:rPr>
+              <w:t>.</w:t>
+            </w:r>
+            <w:r>
+              <w:rPr>
+                <w:rFonts w:ascii="Times New Roman" w:eastAsia="Times New Roman" w:hAnsi="Times New Roman" w:cs="Times New Roman"/>
+                <w:sz w:val="24"/>
+                <w:szCs w:val="24"/>
+              </w:rPr>
+              <w:t>10</w:t>
+            </w:r>
+            <w:r>
+              <w:rPr>
+                <w:rFonts w:ascii="Times New Roman" w:eastAsia="Times New Roman" w:hAnsi="Times New Roman" w:cs="Times New Roman"/>
+                <w:sz w:val="24"/>
+                <w:szCs w:val="24"/>
+              </w:rPr>
+              <w:t>.2025</w:t>
+            </w:r>
+          </w:p>
+        </w:tc>
+        <w:tc>
+          <w:tcPr>
+            <w:tcW w:w="924" w:type="pct"/>
             <w:vAlign w:val="center"/>
           </w:tcPr>
           <w:p>
@@ -873,47 +1098,110 @@
         </w:tc>
         <w:tc>
           <w:tcPr>
-            <w:tcW w:w="2283" w:type="dxa"/>
-            <w:vAlign w:val="center"/>
-          </w:tcPr>
-          <w:p>
-            <w:pPr>
-              <w:jc w:val="center"/>
-              <w:rPr>
-                <w:rFonts w:ascii="Times New Roman" w:eastAsia="Times New Roman" w:hAnsi="Times New Roman" w:cs="Times New Roman"/>
-                <w:sz w:val="24"/>
-                <w:szCs w:val="24"/>
-              </w:rPr>
-            </w:pPr>
-          </w:p>
-        </w:tc>
-        <w:tc>
-          <w:tcPr>
-            <w:tcW w:w="2283" w:type="dxa"/>
-            <w:vAlign w:val="center"/>
-          </w:tcPr>
-          <w:p>
-            <w:pPr>
-              <w:jc w:val="center"/>
-              <w:rPr>
-                <w:rFonts w:ascii="Times New Roman" w:eastAsia="Times New Roman" w:hAnsi="Times New Roman" w:cs="Times New Roman"/>
-                <w:sz w:val="24"/>
-                <w:szCs w:val="24"/>
-              </w:rPr>
-            </w:pPr>
-            <w:r>
-              <w:rPr>
-                <w:rFonts w:ascii="Times New Roman" w:eastAsia="Times New Roman" w:hAnsi="Times New Roman" w:cs="Times New Roman"/>
-                <w:sz w:val="24"/>
-                <w:szCs w:val="24"/>
-              </w:rPr>
-              <w:t>-</w:t>
-            </w:r>
-          </w:p>
-        </w:tc>
-        <w:tc>
-          <w:tcPr>
-            <w:tcW w:w="1392" w:type="dxa"/>
+            <w:tcW w:w="1235" w:type="pct"/>
+            <w:vAlign w:val="center"/>
+          </w:tcPr>
+          <w:p>
+            <w:pPr>
+              <w:jc w:val="center"/>
+              <w:rPr>
+                <w:rFonts w:ascii="Times New Roman" w:eastAsia="Times New Roman" w:hAnsi="Times New Roman" w:cs="Times New Roman"/>
+                <w:sz w:val="24"/>
+                <w:szCs w:val="24"/>
+              </w:rPr>
+            </w:pPr>
+            <w:r>
+              <w:rPr>
+                <w:rFonts w:ascii="Times New Roman" w:eastAsia="Times New Roman" w:hAnsi="Times New Roman" w:cs="Times New Roman"/>
+                <w:sz w:val="24"/>
+                <w:szCs w:val="24"/>
+              </w:rPr>
+              <w:t xml:space="preserve">Belajar operator logika, operator </w:t>
+            </w:r>
+            <w:proofErr w:type="spellStart"/>
+            <w:r>
+              <w:rPr>
+                <w:rFonts w:ascii="Times New Roman" w:eastAsia="Times New Roman" w:hAnsi="Times New Roman" w:cs="Times New Roman"/>
+                <w:sz w:val="24"/>
+                <w:szCs w:val="24"/>
+              </w:rPr>
+              <w:t>Assignment</w:t>
+            </w:r>
+            <w:proofErr w:type="spellEnd"/>
+            <w:r>
+              <w:rPr>
+                <w:rFonts w:ascii="Times New Roman" w:eastAsia="Times New Roman" w:hAnsi="Times New Roman" w:cs="Times New Roman"/>
+                <w:sz w:val="24"/>
+                <w:szCs w:val="24"/>
+              </w:rPr>
+              <w:t xml:space="preserve"> pada </w:t>
+            </w:r>
+            <w:proofErr w:type="spellStart"/>
+            <w:r>
+              <w:rPr>
+                <w:rFonts w:ascii="Times New Roman" w:eastAsia="Times New Roman" w:hAnsi="Times New Roman" w:cs="Times New Roman"/>
+                <w:sz w:val="24"/>
+                <w:szCs w:val="24"/>
+              </w:rPr>
+              <w:t>Python</w:t>
+            </w:r>
+            <w:proofErr w:type="spellEnd"/>
+          </w:p>
+        </w:tc>
+        <w:tc>
+          <w:tcPr>
+            <w:tcW w:w="1235" w:type="pct"/>
+            <w:vAlign w:val="center"/>
+          </w:tcPr>
+          <w:p>
+            <w:pPr>
+              <w:jc w:val="center"/>
+              <w:rPr>
+                <w:rFonts w:ascii="Times New Roman" w:eastAsia="Times New Roman" w:hAnsi="Times New Roman" w:cs="Times New Roman"/>
+                <w:sz w:val="24"/>
+                <w:szCs w:val="24"/>
+              </w:rPr>
+            </w:pPr>
+            <w:r>
+              <w:rPr>
+                <w:rFonts w:ascii="Times New Roman" w:eastAsia="Times New Roman" w:hAnsi="Times New Roman" w:cs="Times New Roman"/>
+                <w:sz w:val="24"/>
+                <w:szCs w:val="24"/>
+              </w:rPr>
+              <w:t xml:space="preserve">Saya menjelaskan penggunaan operator logika dan </w:t>
+            </w:r>
+            <w:proofErr w:type="spellStart"/>
+            <w:r>
+              <w:rPr>
+                <w:rFonts w:ascii="Times New Roman" w:eastAsia="Times New Roman" w:hAnsi="Times New Roman" w:cs="Times New Roman"/>
+                <w:sz w:val="24"/>
+                <w:szCs w:val="24"/>
+              </w:rPr>
+              <w:t>assignment</w:t>
+            </w:r>
+            <w:proofErr w:type="spellEnd"/>
+            <w:r>
+              <w:rPr>
+                <w:rFonts w:ascii="Times New Roman" w:eastAsia="Times New Roman" w:hAnsi="Times New Roman" w:cs="Times New Roman"/>
+                <w:sz w:val="24"/>
+                <w:szCs w:val="24"/>
+              </w:rPr>
+              <w:t xml:space="preserve">, </w:t>
+            </w:r>
+            <w:r>
+              <w:rPr>
+                <w:rFonts w:ascii="Times New Roman" w:eastAsia="Times New Roman" w:hAnsi="Times New Roman" w:cs="Times New Roman"/>
+                <w:sz w:val="24"/>
+                <w:szCs w:val="24"/>
+              </w:rPr>
+              <w:lastRenderedPageBreak/>
+              <w:t>lalu memberikan latihan penerapan dalam program interaktif sederhana.</w:t>
+            </w:r>
+          </w:p>
+        </w:tc>
+        <w:tc>
+          <w:tcPr>
+            <w:tcW w:w="753" w:type="pct"/>
             <w:vAlign w:val="center"/>
           </w:tcPr>
           <w:p>
@@ -934,7 +1222,7 @@
         </w:trPr>
         <w:tc>
           <w:tcPr>
-            <w:tcW w:w="429" w:type="dxa"/>
+            <w:tcW w:w="233" w:type="pct"/>
             <w:vAlign w:val="center"/>
           </w:tcPr>
           <w:p>
@@ -958,31 +1246,63 @@
         </w:tc>
         <w:tc>
           <w:tcPr>
-            <w:tcW w:w="1146" w:type="dxa"/>
-            <w:vAlign w:val="center"/>
-          </w:tcPr>
-          <w:p>
-            <w:pPr>
-              <w:jc w:val="center"/>
-              <w:rPr>
-                <w:rFonts w:ascii="Times New Roman" w:eastAsia="Times New Roman" w:hAnsi="Times New Roman" w:cs="Times New Roman"/>
-                <w:sz w:val="24"/>
-                <w:szCs w:val="24"/>
-              </w:rPr>
-            </w:pPr>
-            <w:r>
-              <w:rPr>
-                <w:rFonts w:ascii="Times New Roman" w:eastAsia="Times New Roman" w:hAnsi="Times New Roman" w:cs="Times New Roman"/>
-                <w:sz w:val="24"/>
-                <w:szCs w:val="24"/>
-              </w:rPr>
-              <w:t>23.08.2025</w:t>
-            </w:r>
-          </w:p>
-        </w:tc>
-        <w:tc>
-          <w:tcPr>
-            <w:tcW w:w="1707" w:type="dxa"/>
+            <w:tcW w:w="621" w:type="pct"/>
+            <w:vAlign w:val="center"/>
+          </w:tcPr>
+          <w:p>
+            <w:pPr>
+              <w:jc w:val="center"/>
+              <w:rPr>
+                <w:rFonts w:ascii="Times New Roman" w:eastAsia="Times New Roman" w:hAnsi="Times New Roman" w:cs="Times New Roman"/>
+                <w:sz w:val="24"/>
+                <w:szCs w:val="24"/>
+              </w:rPr>
+            </w:pPr>
+            <w:r>
+              <w:rPr>
+                <w:rFonts w:ascii="Times New Roman" w:eastAsia="Times New Roman" w:hAnsi="Times New Roman" w:cs="Times New Roman"/>
+                <w:sz w:val="24"/>
+                <w:szCs w:val="24"/>
+              </w:rPr>
+              <w:t>2</w:t>
+            </w:r>
+            <w:r>
+              <w:rPr>
+                <w:rFonts w:ascii="Times New Roman" w:eastAsia="Times New Roman" w:hAnsi="Times New Roman" w:cs="Times New Roman"/>
+                <w:sz w:val="24"/>
+                <w:szCs w:val="24"/>
+              </w:rPr>
+              <w:t>5</w:t>
+            </w:r>
+            <w:r>
+              <w:rPr>
+                <w:rFonts w:ascii="Times New Roman" w:eastAsia="Times New Roman" w:hAnsi="Times New Roman" w:cs="Times New Roman"/>
+                <w:sz w:val="24"/>
+                <w:szCs w:val="24"/>
+              </w:rPr>
+              <w:t>.</w:t>
+            </w:r>
+            <w:r>
+              <w:rPr>
+                <w:rFonts w:ascii="Times New Roman" w:eastAsia="Times New Roman" w:hAnsi="Times New Roman" w:cs="Times New Roman"/>
+                <w:sz w:val="24"/>
+                <w:szCs w:val="24"/>
+              </w:rPr>
+              <w:t>10</w:t>
+            </w:r>
+            <w:r>
+              <w:rPr>
+                <w:rFonts w:ascii="Times New Roman" w:eastAsia="Times New Roman" w:hAnsi="Times New Roman" w:cs="Times New Roman"/>
+                <w:sz w:val="24"/>
+                <w:szCs w:val="24"/>
+              </w:rPr>
+              <w:t>.2025</w:t>
+            </w:r>
+          </w:p>
+        </w:tc>
+        <w:tc>
+          <w:tcPr>
+            <w:tcW w:w="924" w:type="pct"/>
             <w:vAlign w:val="center"/>
           </w:tcPr>
           <w:p>
@@ -1016,47 +1336,117 @@
         </w:tc>
         <w:tc>
           <w:tcPr>
-            <w:tcW w:w="2283" w:type="dxa"/>
-            <w:vAlign w:val="center"/>
-          </w:tcPr>
-          <w:p>
-            <w:pPr>
-              <w:jc w:val="center"/>
-              <w:rPr>
-                <w:rFonts w:ascii="Times New Roman" w:eastAsia="Times New Roman" w:hAnsi="Times New Roman" w:cs="Times New Roman"/>
-                <w:sz w:val="24"/>
-                <w:szCs w:val="24"/>
-              </w:rPr>
-            </w:pPr>
-          </w:p>
-        </w:tc>
-        <w:tc>
-          <w:tcPr>
-            <w:tcW w:w="2283" w:type="dxa"/>
-            <w:vAlign w:val="center"/>
-          </w:tcPr>
-          <w:p>
-            <w:pPr>
-              <w:jc w:val="center"/>
-              <w:rPr>
-                <w:rFonts w:ascii="Times New Roman" w:eastAsia="Times New Roman" w:hAnsi="Times New Roman" w:cs="Times New Roman"/>
-                <w:sz w:val="24"/>
-                <w:szCs w:val="24"/>
-              </w:rPr>
-            </w:pPr>
-            <w:r>
-              <w:rPr>
-                <w:rFonts w:ascii="Times New Roman" w:eastAsia="Times New Roman" w:hAnsi="Times New Roman" w:cs="Times New Roman"/>
-                <w:sz w:val="24"/>
-                <w:szCs w:val="24"/>
-              </w:rPr>
-              <w:t>-</w:t>
-            </w:r>
-          </w:p>
-        </w:tc>
-        <w:tc>
-          <w:tcPr>
-            <w:tcW w:w="1392" w:type="dxa"/>
+            <w:tcW w:w="1235" w:type="pct"/>
+            <w:vAlign w:val="center"/>
+          </w:tcPr>
+          <w:p>
+            <w:pPr>
+              <w:jc w:val="center"/>
+              <w:rPr>
+                <w:rFonts w:ascii="Times New Roman" w:eastAsia="Times New Roman" w:hAnsi="Times New Roman" w:cs="Times New Roman"/>
+                <w:sz w:val="24"/>
+                <w:szCs w:val="24"/>
+              </w:rPr>
+            </w:pPr>
+            <w:r>
+              <w:rPr>
+                <w:rFonts w:ascii="Times New Roman" w:eastAsia="Times New Roman" w:hAnsi="Times New Roman" w:cs="Times New Roman"/>
+                <w:sz w:val="24"/>
+                <w:szCs w:val="24"/>
+              </w:rPr>
+              <w:t>Membuat Aplikasi Kalkulator</w:t>
+            </w:r>
+            <w:r>
+              <w:rPr>
+                <w:rFonts w:ascii="Times New Roman" w:eastAsia="Times New Roman" w:hAnsi="Times New Roman" w:cs="Times New Roman"/>
+                <w:sz w:val="24"/>
+                <w:szCs w:val="24"/>
+              </w:rPr>
+              <w:t xml:space="preserve"> </w:t>
+            </w:r>
+          </w:p>
+        </w:tc>
+        <w:tc>
+          <w:tcPr>
+            <w:tcW w:w="1235" w:type="pct"/>
+            <w:vAlign w:val="center"/>
+          </w:tcPr>
+          <w:p>
+            <w:pPr>
+              <w:jc w:val="center"/>
+              <w:rPr>
+                <w:rFonts w:ascii="Times New Roman" w:eastAsia="Times New Roman" w:hAnsi="Times New Roman" w:cs="Times New Roman"/>
+                <w:sz w:val="24"/>
+                <w:szCs w:val="24"/>
+              </w:rPr>
+            </w:pPr>
+            <w:r>
+              <w:rPr>
+                <w:rFonts w:ascii="Times New Roman" w:eastAsia="Times New Roman" w:hAnsi="Times New Roman" w:cs="Times New Roman"/>
+                <w:sz w:val="24"/>
+                <w:szCs w:val="24"/>
+              </w:rPr>
+              <w:t xml:space="preserve">Saya membimbing siswa membuat proyek mini aplikasi kalkulator menggunakan </w:t>
+            </w:r>
+            <w:proofErr w:type="spellStart"/>
+            <w:r>
+              <w:rPr>
+                <w:rFonts w:ascii="Times New Roman" w:eastAsia="Times New Roman" w:hAnsi="Times New Roman" w:cs="Times New Roman"/>
+                <w:sz w:val="24"/>
+                <w:szCs w:val="24"/>
+              </w:rPr>
+              <w:t>Python</w:t>
+            </w:r>
+            <w:proofErr w:type="spellEnd"/>
+            <w:r>
+              <w:rPr>
+                <w:rFonts w:ascii="Times New Roman" w:eastAsia="Times New Roman" w:hAnsi="Times New Roman" w:cs="Times New Roman"/>
+                <w:sz w:val="24"/>
+                <w:szCs w:val="24"/>
+              </w:rPr>
+              <w:t xml:space="preserve"> untuk melatih logika </w:t>
+            </w:r>
+            <w:proofErr w:type="spellStart"/>
+            <w:r>
+              <w:rPr>
+                <w:rFonts w:ascii="Times New Roman" w:eastAsia="Times New Roman" w:hAnsi="Times New Roman" w:cs="Times New Roman"/>
+                <w:sz w:val="24"/>
+                <w:szCs w:val="24"/>
+              </w:rPr>
+              <w:t>aritmatika</w:t>
+            </w:r>
+            <w:proofErr w:type="spellEnd"/>
+            <w:r>
+              <w:rPr>
+                <w:rFonts w:ascii="Times New Roman" w:eastAsia="Times New Roman" w:hAnsi="Times New Roman" w:cs="Times New Roman"/>
+                <w:sz w:val="24"/>
+                <w:szCs w:val="24"/>
+              </w:rPr>
+              <w:t xml:space="preserve"> dan </w:t>
+            </w:r>
+            <w:proofErr w:type="spellStart"/>
+            <w:r>
+              <w:rPr>
+                <w:rFonts w:ascii="Times New Roman" w:eastAsia="Times New Roman" w:hAnsi="Times New Roman" w:cs="Times New Roman"/>
+                <w:sz w:val="24"/>
+                <w:szCs w:val="24"/>
+              </w:rPr>
+              <w:t>input-output</w:t>
+            </w:r>
+            <w:proofErr w:type="spellEnd"/>
+            <w:r>
+              <w:rPr>
+                <w:rFonts w:ascii="Times New Roman" w:eastAsia="Times New Roman" w:hAnsi="Times New Roman" w:cs="Times New Roman"/>
+                <w:sz w:val="24"/>
+                <w:szCs w:val="24"/>
+              </w:rPr>
+              <w:t>.</w:t>
+            </w:r>
+          </w:p>
+        </w:tc>
+        <w:tc>
+          <w:tcPr>
+            <w:tcW w:w="753" w:type="pct"/>
             <w:vAlign w:val="center"/>
           </w:tcPr>
           <w:p>
@@ -1077,7 +1467,7 @@
         </w:trPr>
         <w:tc>
           <w:tcPr>
-            <w:tcW w:w="429" w:type="dxa"/>
+            <w:tcW w:w="233" w:type="pct"/>
             <w:vAlign w:val="center"/>
           </w:tcPr>
           <w:p>
@@ -1101,31 +1491,47 @@
         </w:tc>
         <w:tc>
           <w:tcPr>
-            <w:tcW w:w="1146" w:type="dxa"/>
-            <w:vAlign w:val="center"/>
-          </w:tcPr>
-          <w:p>
-            <w:pPr>
-              <w:jc w:val="center"/>
-              <w:rPr>
-                <w:rFonts w:ascii="Times New Roman" w:eastAsia="Times New Roman" w:hAnsi="Times New Roman" w:cs="Times New Roman"/>
-                <w:sz w:val="24"/>
-                <w:szCs w:val="24"/>
-              </w:rPr>
-            </w:pPr>
-            <w:r>
-              <w:rPr>
-                <w:rFonts w:ascii="Times New Roman" w:eastAsia="Times New Roman" w:hAnsi="Times New Roman" w:cs="Times New Roman"/>
-                <w:sz w:val="24"/>
-                <w:szCs w:val="24"/>
-              </w:rPr>
-              <w:t>30.08.2025</w:t>
-            </w:r>
-          </w:p>
-        </w:tc>
-        <w:tc>
-          <w:tcPr>
-            <w:tcW w:w="1707" w:type="dxa"/>
+            <w:tcW w:w="621" w:type="pct"/>
+            <w:vAlign w:val="center"/>
+          </w:tcPr>
+          <w:p>
+            <w:pPr>
+              <w:jc w:val="center"/>
+              <w:rPr>
+                <w:rFonts w:ascii="Times New Roman" w:eastAsia="Times New Roman" w:hAnsi="Times New Roman" w:cs="Times New Roman"/>
+                <w:sz w:val="24"/>
+                <w:szCs w:val="24"/>
+              </w:rPr>
+            </w:pPr>
+            <w:r>
+              <w:rPr>
+                <w:rFonts w:ascii="Times New Roman" w:eastAsia="Times New Roman" w:hAnsi="Times New Roman" w:cs="Times New Roman"/>
+                <w:sz w:val="24"/>
+                <w:szCs w:val="24"/>
+              </w:rPr>
+              <w:t>30.</w:t>
+            </w:r>
+            <w:r>
+              <w:rPr>
+                <w:rFonts w:ascii="Times New Roman" w:eastAsia="Times New Roman" w:hAnsi="Times New Roman" w:cs="Times New Roman"/>
+                <w:sz w:val="24"/>
+                <w:szCs w:val="24"/>
+              </w:rPr>
+              <w:t>10</w:t>
+            </w:r>
+            <w:r>
+              <w:rPr>
+                <w:rFonts w:ascii="Times New Roman" w:eastAsia="Times New Roman" w:hAnsi="Times New Roman" w:cs="Times New Roman"/>
+                <w:sz w:val="24"/>
+                <w:szCs w:val="24"/>
+              </w:rPr>
+              <w:t>.2025</w:t>
+            </w:r>
+          </w:p>
+        </w:tc>
+        <w:tc>
+          <w:tcPr>
+            <w:tcW w:w="924" w:type="pct"/>
             <w:vAlign w:val="center"/>
           </w:tcPr>
           <w:p>
@@ -1167,47 +1573,81 @@
         </w:tc>
         <w:tc>
           <w:tcPr>
-            <w:tcW w:w="2283" w:type="dxa"/>
-            <w:vAlign w:val="center"/>
-          </w:tcPr>
-          <w:p>
-            <w:pPr>
-              <w:jc w:val="center"/>
-              <w:rPr>
-                <w:rFonts w:ascii="Times New Roman" w:eastAsia="Times New Roman" w:hAnsi="Times New Roman" w:cs="Times New Roman"/>
-                <w:sz w:val="24"/>
-                <w:szCs w:val="24"/>
-              </w:rPr>
-            </w:pPr>
-          </w:p>
-        </w:tc>
-        <w:tc>
-          <w:tcPr>
-            <w:tcW w:w="2283" w:type="dxa"/>
-            <w:vAlign w:val="center"/>
-          </w:tcPr>
-          <w:p>
-            <w:pPr>
-              <w:jc w:val="center"/>
-              <w:rPr>
-                <w:rFonts w:ascii="Times New Roman" w:eastAsia="Times New Roman" w:hAnsi="Times New Roman" w:cs="Times New Roman"/>
-                <w:sz w:val="24"/>
-                <w:szCs w:val="24"/>
-              </w:rPr>
-            </w:pPr>
-            <w:r>
-              <w:rPr>
-                <w:rFonts w:ascii="Times New Roman" w:eastAsia="Times New Roman" w:hAnsi="Times New Roman" w:cs="Times New Roman"/>
-                <w:sz w:val="24"/>
-                <w:szCs w:val="24"/>
-              </w:rPr>
-              <w:t>-</w:t>
-            </w:r>
-          </w:p>
-        </w:tc>
-        <w:tc>
-          <w:tcPr>
-            <w:tcW w:w="1392" w:type="dxa"/>
+            <w:tcW w:w="1235" w:type="pct"/>
+            <w:vAlign w:val="center"/>
+          </w:tcPr>
+          <w:p>
+            <w:pPr>
+              <w:jc w:val="center"/>
+              <w:rPr>
+                <w:rFonts w:ascii="Times New Roman" w:eastAsia="Times New Roman" w:hAnsi="Times New Roman" w:cs="Times New Roman"/>
+                <w:sz w:val="24"/>
+                <w:szCs w:val="24"/>
+              </w:rPr>
+            </w:pPr>
+            <w:r>
+              <w:rPr>
+                <w:rFonts w:ascii="Times New Roman" w:eastAsia="Times New Roman" w:hAnsi="Times New Roman" w:cs="Times New Roman"/>
+                <w:sz w:val="24"/>
+                <w:szCs w:val="24"/>
+              </w:rPr>
+              <w:t xml:space="preserve">Membuat Aplikasi </w:t>
+            </w:r>
+            <w:r>
+              <w:rPr>
+                <w:rFonts w:ascii="Times New Roman" w:eastAsia="Times New Roman" w:hAnsi="Times New Roman" w:cs="Times New Roman"/>
+                <w:sz w:val="24"/>
+                <w:szCs w:val="24"/>
+              </w:rPr>
+              <w:t>konversi satuan</w:t>
+            </w:r>
+          </w:p>
+        </w:tc>
+        <w:tc>
+          <w:tcPr>
+            <w:tcW w:w="1235" w:type="pct"/>
+            <w:vAlign w:val="center"/>
+          </w:tcPr>
+          <w:p>
+            <w:pPr>
+              <w:jc w:val="center"/>
+              <w:rPr>
+                <w:rFonts w:ascii="Times New Roman" w:eastAsia="Times New Roman" w:hAnsi="Times New Roman" w:cs="Times New Roman"/>
+                <w:sz w:val="24"/>
+                <w:szCs w:val="24"/>
+              </w:rPr>
+            </w:pPr>
+            <w:r>
+              <w:rPr>
+                <w:rFonts w:ascii="Times New Roman" w:eastAsia="Times New Roman" w:hAnsi="Times New Roman" w:cs="Times New Roman"/>
+                <w:sz w:val="24"/>
+                <w:szCs w:val="24"/>
+              </w:rPr>
+              <w:t xml:space="preserve">Saya mengarahkan siswa membuat program konversi satuan (misalnya suhu, panjang, atau berat) sebagai penerapan konsep percabangan dan operasi </w:t>
+            </w:r>
+            <w:proofErr w:type="spellStart"/>
+            <w:r>
+              <w:rPr>
+                <w:rFonts w:ascii="Times New Roman" w:eastAsia="Times New Roman" w:hAnsi="Times New Roman" w:cs="Times New Roman"/>
+                <w:sz w:val="24"/>
+                <w:szCs w:val="24"/>
+              </w:rPr>
+              <w:t>aritmatika</w:t>
+            </w:r>
+            <w:proofErr w:type="spellEnd"/>
+            <w:r>
+              <w:rPr>
+                <w:rFonts w:ascii="Times New Roman" w:eastAsia="Times New Roman" w:hAnsi="Times New Roman" w:cs="Times New Roman"/>
+                <w:sz w:val="24"/>
+                <w:szCs w:val="24"/>
+              </w:rPr>
+              <w:t>.</w:t>
+            </w:r>
+          </w:p>
+        </w:tc>
+        <w:tc>
+          <w:tcPr>
+            <w:tcW w:w="753" w:type="pct"/>
             <w:vAlign w:val="center"/>
           </w:tcPr>
           <w:p>
@@ -1682,54 +2122,86 @@
                 <w:szCs w:val="24"/>
               </w:rPr>
             </w:pPr>
-          </w:p>
-        </w:tc>
-        <w:tc>
-          <w:tcPr>
-            <w:tcW w:w="268" w:type="pct"/>
-          </w:tcPr>
-          <w:p>
-            <w:pPr>
-              <w:widowControl w:val="0"/>
-              <w:jc w:val="center"/>
-              <w:rPr>
-                <w:rFonts w:ascii="Times New Roman" w:eastAsia="Times New Roman" w:hAnsi="Times New Roman" w:cs="Times New Roman"/>
-                <w:sz w:val="24"/>
-                <w:szCs w:val="24"/>
-              </w:rPr>
-            </w:pPr>
-          </w:p>
-        </w:tc>
-        <w:tc>
-          <w:tcPr>
-            <w:tcW w:w="268" w:type="pct"/>
-          </w:tcPr>
-          <w:p>
-            <w:pPr>
-              <w:widowControl w:val="0"/>
-              <w:jc w:val="center"/>
-              <w:rPr>
-                <w:rFonts w:ascii="Times New Roman" w:eastAsia="Times New Roman" w:hAnsi="Times New Roman" w:cs="Times New Roman"/>
-                <w:sz w:val="24"/>
-                <w:szCs w:val="24"/>
-              </w:rPr>
-            </w:pPr>
-          </w:p>
-        </w:tc>
-        <w:tc>
-          <w:tcPr>
-            <w:tcW w:w="268" w:type="pct"/>
-          </w:tcPr>
-          <w:p>
-            <w:pPr>
-              <w:widowControl w:val="0"/>
-              <w:jc w:val="center"/>
-              <w:rPr>
-                <w:rFonts w:ascii="Times New Roman" w:eastAsia="Times New Roman" w:hAnsi="Times New Roman" w:cs="Times New Roman"/>
-                <w:sz w:val="24"/>
-                <w:szCs w:val="24"/>
-              </w:rPr>
-            </w:pPr>
+            <w:r>
+              <w:rPr>
+                <w:rFonts w:ascii="Segoe UI" w:eastAsia="Times New Roman" w:hAnsi="Segoe UI" w:cs="Segoe UI"/>
+                <w:sz w:val="24"/>
+                <w:szCs w:val="24"/>
+              </w:rPr>
+              <w:t>√</w:t>
+            </w:r>
+          </w:p>
+        </w:tc>
+        <w:tc>
+          <w:tcPr>
+            <w:tcW w:w="268" w:type="pct"/>
+          </w:tcPr>
+          <w:p>
+            <w:pPr>
+              <w:widowControl w:val="0"/>
+              <w:jc w:val="center"/>
+              <w:rPr>
+                <w:rFonts w:ascii="Times New Roman" w:eastAsia="Times New Roman" w:hAnsi="Times New Roman" w:cs="Times New Roman"/>
+                <w:sz w:val="24"/>
+                <w:szCs w:val="24"/>
+              </w:rPr>
+            </w:pPr>
+            <w:r>
+              <w:rPr>
+                <w:rFonts w:ascii="Segoe UI" w:eastAsia="Times New Roman" w:hAnsi="Segoe UI" w:cs="Segoe UI"/>
+                <w:sz w:val="24"/>
+                <w:szCs w:val="24"/>
+              </w:rPr>
+              <w:t>√</w:t>
+            </w:r>
+          </w:p>
+        </w:tc>
+        <w:tc>
+          <w:tcPr>
+            <w:tcW w:w="268" w:type="pct"/>
+          </w:tcPr>
+          <w:p>
+            <w:pPr>
+              <w:widowControl w:val="0"/>
+              <w:jc w:val="center"/>
+              <w:rPr>
+                <w:rFonts w:ascii="Times New Roman" w:eastAsia="Times New Roman" w:hAnsi="Times New Roman" w:cs="Times New Roman"/>
+                <w:sz w:val="24"/>
+                <w:szCs w:val="24"/>
+              </w:rPr>
+            </w:pPr>
+            <w:r>
+              <w:rPr>
+                <w:rFonts w:ascii="Segoe UI" w:eastAsia="Times New Roman" w:hAnsi="Segoe UI" w:cs="Segoe UI"/>
+                <w:sz w:val="24"/>
+                <w:szCs w:val="24"/>
+              </w:rPr>
+              <w:t>√</w:t>
+            </w:r>
+          </w:p>
+        </w:tc>
+        <w:tc>
+          <w:tcPr>
+            <w:tcW w:w="268" w:type="pct"/>
+          </w:tcPr>
+          <w:p>
+            <w:pPr>
+              <w:widowControl w:val="0"/>
+              <w:jc w:val="center"/>
+              <w:rPr>
+                <w:rFonts w:ascii="Times New Roman" w:eastAsia="Times New Roman" w:hAnsi="Times New Roman" w:cs="Times New Roman"/>
+                <w:sz w:val="24"/>
+                <w:szCs w:val="24"/>
+              </w:rPr>
+            </w:pPr>
+            <w:r>
+              <w:rPr>
+                <w:rFonts w:ascii="Segoe UI" w:eastAsia="Times New Roman" w:hAnsi="Segoe UI" w:cs="Segoe UI"/>
+                <w:sz w:val="24"/>
+                <w:szCs w:val="24"/>
+              </w:rPr>
+              <w:t>√</w:t>
+            </w:r>
           </w:p>
         </w:tc>
         <w:tc>
@@ -1746,6 +2218,14 @@
                 <w:szCs w:val="24"/>
               </w:rPr>
             </w:pPr>
+            <w:r>
+              <w:rPr>
+                <w:rFonts w:ascii="Segoe UI" w:eastAsia="Times New Roman" w:hAnsi="Segoe UI" w:cs="Segoe UI"/>
+                <w:sz w:val="24"/>
+                <w:szCs w:val="24"/>
+              </w:rPr>
+              <w:t>√</w:t>
+            </w:r>
           </w:p>
         </w:tc>
         <w:tc>
@@ -1830,54 +2310,86 @@
                 <w:szCs w:val="24"/>
               </w:rPr>
             </w:pPr>
-          </w:p>
-        </w:tc>
-        <w:tc>
-          <w:tcPr>
-            <w:tcW w:w="268" w:type="pct"/>
-          </w:tcPr>
-          <w:p>
-            <w:pPr>
-              <w:widowControl w:val="0"/>
-              <w:jc w:val="center"/>
-              <w:rPr>
-                <w:rFonts w:ascii="Times New Roman" w:eastAsia="Times New Roman" w:hAnsi="Times New Roman" w:cs="Times New Roman"/>
-                <w:sz w:val="24"/>
-                <w:szCs w:val="24"/>
-              </w:rPr>
-            </w:pPr>
-          </w:p>
-        </w:tc>
-        <w:tc>
-          <w:tcPr>
-            <w:tcW w:w="268" w:type="pct"/>
-          </w:tcPr>
-          <w:p>
-            <w:pPr>
-              <w:widowControl w:val="0"/>
-              <w:jc w:val="center"/>
-              <w:rPr>
-                <w:rFonts w:ascii="Times New Roman" w:eastAsia="Times New Roman" w:hAnsi="Times New Roman" w:cs="Times New Roman"/>
-                <w:sz w:val="24"/>
-                <w:szCs w:val="24"/>
-              </w:rPr>
-            </w:pPr>
-          </w:p>
-        </w:tc>
-        <w:tc>
-          <w:tcPr>
-            <w:tcW w:w="268" w:type="pct"/>
-          </w:tcPr>
-          <w:p>
-            <w:pPr>
-              <w:widowControl w:val="0"/>
-              <w:jc w:val="center"/>
-              <w:rPr>
-                <w:rFonts w:ascii="Times New Roman" w:eastAsia="Times New Roman" w:hAnsi="Times New Roman" w:cs="Times New Roman"/>
-                <w:sz w:val="24"/>
-                <w:szCs w:val="24"/>
-              </w:rPr>
-            </w:pPr>
+            <w:r>
+              <w:rPr>
+                <w:rFonts w:ascii="Segoe UI" w:eastAsia="Times New Roman" w:hAnsi="Segoe UI" w:cs="Segoe UI"/>
+                <w:sz w:val="24"/>
+                <w:szCs w:val="24"/>
+              </w:rPr>
+              <w:t>√</w:t>
+            </w:r>
+          </w:p>
+        </w:tc>
+        <w:tc>
+          <w:tcPr>
+            <w:tcW w:w="268" w:type="pct"/>
+          </w:tcPr>
+          <w:p>
+            <w:pPr>
+              <w:widowControl w:val="0"/>
+              <w:jc w:val="center"/>
+              <w:rPr>
+                <w:rFonts w:ascii="Times New Roman" w:eastAsia="Times New Roman" w:hAnsi="Times New Roman" w:cs="Times New Roman"/>
+                <w:sz w:val="24"/>
+                <w:szCs w:val="24"/>
+              </w:rPr>
+            </w:pPr>
+            <w:r>
+              <w:rPr>
+                <w:rFonts w:ascii="Segoe UI" w:eastAsia="Times New Roman" w:hAnsi="Segoe UI" w:cs="Segoe UI"/>
+                <w:sz w:val="24"/>
+                <w:szCs w:val="24"/>
+              </w:rPr>
+              <w:t>√</w:t>
+            </w:r>
+          </w:p>
+        </w:tc>
+        <w:tc>
+          <w:tcPr>
+            <w:tcW w:w="268" w:type="pct"/>
+          </w:tcPr>
+          <w:p>
+            <w:pPr>
+              <w:widowControl w:val="0"/>
+              <w:jc w:val="center"/>
+              <w:rPr>
+                <w:rFonts w:ascii="Times New Roman" w:eastAsia="Times New Roman" w:hAnsi="Times New Roman" w:cs="Times New Roman"/>
+                <w:sz w:val="24"/>
+                <w:szCs w:val="24"/>
+              </w:rPr>
+            </w:pPr>
+            <w:r>
+              <w:rPr>
+                <w:rFonts w:ascii="Segoe UI" w:eastAsia="Times New Roman" w:hAnsi="Segoe UI" w:cs="Segoe UI"/>
+                <w:sz w:val="24"/>
+                <w:szCs w:val="24"/>
+              </w:rPr>
+              <w:t>√</w:t>
+            </w:r>
+          </w:p>
+        </w:tc>
+        <w:tc>
+          <w:tcPr>
+            <w:tcW w:w="268" w:type="pct"/>
+          </w:tcPr>
+          <w:p>
+            <w:pPr>
+              <w:widowControl w:val="0"/>
+              <w:jc w:val="center"/>
+              <w:rPr>
+                <w:rFonts w:ascii="Times New Roman" w:eastAsia="Times New Roman" w:hAnsi="Times New Roman" w:cs="Times New Roman"/>
+                <w:sz w:val="24"/>
+                <w:szCs w:val="24"/>
+              </w:rPr>
+            </w:pPr>
+            <w:r>
+              <w:rPr>
+                <w:rFonts w:ascii="Segoe UI" w:eastAsia="Times New Roman" w:hAnsi="Segoe UI" w:cs="Segoe UI"/>
+                <w:sz w:val="24"/>
+                <w:szCs w:val="24"/>
+              </w:rPr>
+              <w:t>√</w:t>
+            </w:r>
           </w:p>
         </w:tc>
         <w:tc>
@@ -1894,6 +2406,14 @@
                 <w:szCs w:val="24"/>
               </w:rPr>
             </w:pPr>
+            <w:r>
+              <w:rPr>
+                <w:rFonts w:ascii="Segoe UI" w:eastAsia="Times New Roman" w:hAnsi="Segoe UI" w:cs="Segoe UI"/>
+                <w:sz w:val="24"/>
+                <w:szCs w:val="24"/>
+              </w:rPr>
+              <w:t>√</w:t>
+            </w:r>
           </w:p>
         </w:tc>
         <w:tc>
@@ -1976,54 +2496,86 @@
                 <w:szCs w:val="24"/>
               </w:rPr>
             </w:pPr>
-          </w:p>
-        </w:tc>
-        <w:tc>
-          <w:tcPr>
-            <w:tcW w:w="268" w:type="pct"/>
-          </w:tcPr>
-          <w:p>
-            <w:pPr>
-              <w:widowControl w:val="0"/>
-              <w:jc w:val="center"/>
-              <w:rPr>
-                <w:rFonts w:ascii="Times New Roman" w:eastAsia="Times New Roman" w:hAnsi="Times New Roman" w:cs="Times New Roman"/>
-                <w:sz w:val="24"/>
-                <w:szCs w:val="24"/>
-              </w:rPr>
-            </w:pPr>
-          </w:p>
-        </w:tc>
-        <w:tc>
-          <w:tcPr>
-            <w:tcW w:w="268" w:type="pct"/>
-          </w:tcPr>
-          <w:p>
-            <w:pPr>
-              <w:widowControl w:val="0"/>
-              <w:jc w:val="center"/>
-              <w:rPr>
-                <w:rFonts w:ascii="Times New Roman" w:eastAsia="Times New Roman" w:hAnsi="Times New Roman" w:cs="Times New Roman"/>
-                <w:sz w:val="24"/>
-                <w:szCs w:val="24"/>
-              </w:rPr>
-            </w:pPr>
-          </w:p>
-        </w:tc>
-        <w:tc>
-          <w:tcPr>
-            <w:tcW w:w="268" w:type="pct"/>
-          </w:tcPr>
-          <w:p>
-            <w:pPr>
-              <w:widowControl w:val="0"/>
-              <w:jc w:val="center"/>
-              <w:rPr>
-                <w:rFonts w:ascii="Times New Roman" w:eastAsia="Times New Roman" w:hAnsi="Times New Roman" w:cs="Times New Roman"/>
-                <w:sz w:val="24"/>
-                <w:szCs w:val="24"/>
-              </w:rPr>
-            </w:pPr>
+            <w:r>
+              <w:rPr>
+                <w:rFonts w:ascii="Segoe UI" w:eastAsia="Times New Roman" w:hAnsi="Segoe UI" w:cs="Segoe UI"/>
+                <w:sz w:val="24"/>
+                <w:szCs w:val="24"/>
+              </w:rPr>
+              <w:t>√</w:t>
+            </w:r>
+          </w:p>
+        </w:tc>
+        <w:tc>
+          <w:tcPr>
+            <w:tcW w:w="268" w:type="pct"/>
+          </w:tcPr>
+          <w:p>
+            <w:pPr>
+              <w:widowControl w:val="0"/>
+              <w:jc w:val="center"/>
+              <w:rPr>
+                <w:rFonts w:ascii="Times New Roman" w:eastAsia="Times New Roman" w:hAnsi="Times New Roman" w:cs="Times New Roman"/>
+                <w:sz w:val="24"/>
+                <w:szCs w:val="24"/>
+              </w:rPr>
+            </w:pPr>
+            <w:r>
+              <w:rPr>
+                <w:rFonts w:ascii="Segoe UI" w:eastAsia="Times New Roman" w:hAnsi="Segoe UI" w:cs="Segoe UI"/>
+                <w:sz w:val="24"/>
+                <w:szCs w:val="24"/>
+              </w:rPr>
+              <w:t>√</w:t>
+            </w:r>
+          </w:p>
+        </w:tc>
+        <w:tc>
+          <w:tcPr>
+            <w:tcW w:w="268" w:type="pct"/>
+          </w:tcPr>
+          <w:p>
+            <w:pPr>
+              <w:widowControl w:val="0"/>
+              <w:jc w:val="center"/>
+              <w:rPr>
+                <w:rFonts w:ascii="Times New Roman" w:eastAsia="Times New Roman" w:hAnsi="Times New Roman" w:cs="Times New Roman"/>
+                <w:sz w:val="24"/>
+                <w:szCs w:val="24"/>
+              </w:rPr>
+            </w:pPr>
+            <w:r>
+              <w:rPr>
+                <w:rFonts w:ascii="Segoe UI" w:eastAsia="Times New Roman" w:hAnsi="Segoe UI" w:cs="Segoe UI"/>
+                <w:sz w:val="24"/>
+                <w:szCs w:val="24"/>
+              </w:rPr>
+              <w:t>√</w:t>
+            </w:r>
+          </w:p>
+        </w:tc>
+        <w:tc>
+          <w:tcPr>
+            <w:tcW w:w="268" w:type="pct"/>
+          </w:tcPr>
+          <w:p>
+            <w:pPr>
+              <w:widowControl w:val="0"/>
+              <w:jc w:val="center"/>
+              <w:rPr>
+                <w:rFonts w:ascii="Times New Roman" w:eastAsia="Times New Roman" w:hAnsi="Times New Roman" w:cs="Times New Roman"/>
+                <w:sz w:val="24"/>
+                <w:szCs w:val="24"/>
+              </w:rPr>
+            </w:pPr>
+            <w:r>
+              <w:rPr>
+                <w:rFonts w:ascii="Segoe UI" w:eastAsia="Times New Roman" w:hAnsi="Segoe UI" w:cs="Segoe UI"/>
+                <w:sz w:val="24"/>
+                <w:szCs w:val="24"/>
+              </w:rPr>
+              <w:t>√</w:t>
+            </w:r>
           </w:p>
         </w:tc>
         <w:tc>
@@ -2040,6 +2592,14 @@
                 <w:szCs w:val="24"/>
               </w:rPr>
             </w:pPr>
+            <w:r>
+              <w:rPr>
+                <w:rFonts w:ascii="Segoe UI" w:eastAsia="Times New Roman" w:hAnsi="Segoe UI" w:cs="Segoe UI"/>
+                <w:sz w:val="24"/>
+                <w:szCs w:val="24"/>
+              </w:rPr>
+              <w:t>√</w:t>
+            </w:r>
           </w:p>
         </w:tc>
         <w:tc>
@@ -2148,38 +2708,62 @@
                 <w:szCs w:val="24"/>
               </w:rPr>
             </w:pPr>
-          </w:p>
-        </w:tc>
-        <w:tc>
-          <w:tcPr>
-            <w:tcW w:w="268" w:type="pct"/>
-          </w:tcPr>
-          <w:p>
-            <w:pPr>
-              <w:widowControl w:val="0"/>
-              <w:jc w:val="center"/>
-              <w:rPr>
-                <w:rFonts w:ascii="Times New Roman" w:eastAsia="Times New Roman" w:hAnsi="Times New Roman" w:cs="Times New Roman"/>
-                <w:sz w:val="24"/>
-                <w:szCs w:val="24"/>
-              </w:rPr>
-            </w:pPr>
-          </w:p>
-        </w:tc>
-        <w:tc>
-          <w:tcPr>
-            <w:tcW w:w="268" w:type="pct"/>
-          </w:tcPr>
-          <w:p>
-            <w:pPr>
-              <w:widowControl w:val="0"/>
-              <w:jc w:val="center"/>
-              <w:rPr>
-                <w:rFonts w:ascii="Times New Roman" w:eastAsia="Times New Roman" w:hAnsi="Times New Roman" w:cs="Times New Roman"/>
-                <w:sz w:val="24"/>
-                <w:szCs w:val="24"/>
-              </w:rPr>
-            </w:pPr>
+            <w:r>
+              <w:rPr>
+                <w:rFonts w:ascii="Segoe UI" w:eastAsia="Times New Roman" w:hAnsi="Segoe UI" w:cs="Segoe UI"/>
+                <w:sz w:val="24"/>
+                <w:szCs w:val="24"/>
+              </w:rPr>
+              <w:t>√</w:t>
+            </w:r>
+          </w:p>
+        </w:tc>
+        <w:tc>
+          <w:tcPr>
+            <w:tcW w:w="268" w:type="pct"/>
+          </w:tcPr>
+          <w:p>
+            <w:pPr>
+              <w:widowControl w:val="0"/>
+              <w:jc w:val="center"/>
+              <w:rPr>
+                <w:rFonts w:ascii="Times New Roman" w:eastAsia="Times New Roman" w:hAnsi="Times New Roman" w:cs="Times New Roman"/>
+                <w:sz w:val="24"/>
+                <w:szCs w:val="24"/>
+              </w:rPr>
+            </w:pPr>
+            <w:r>
+              <w:rPr>
+                <w:rFonts w:ascii="Segoe UI" w:eastAsia="Times New Roman" w:hAnsi="Segoe UI" w:cs="Segoe UI"/>
+                <w:sz w:val="24"/>
+                <w:szCs w:val="24"/>
+              </w:rPr>
+              <w:t>√</w:t>
+            </w:r>
+          </w:p>
+        </w:tc>
+        <w:tc>
+          <w:tcPr>
+            <w:tcW w:w="268" w:type="pct"/>
+          </w:tcPr>
+          <w:p>
+            <w:pPr>
+              <w:widowControl w:val="0"/>
+              <w:jc w:val="center"/>
+              <w:rPr>
+                <w:rFonts w:ascii="Times New Roman" w:eastAsia="Times New Roman" w:hAnsi="Times New Roman" w:cs="Times New Roman"/>
+                <w:sz w:val="24"/>
+                <w:szCs w:val="24"/>
+              </w:rPr>
+            </w:pPr>
+            <w:r>
+              <w:rPr>
+                <w:rFonts w:ascii="Segoe UI" w:eastAsia="Times New Roman" w:hAnsi="Segoe UI" w:cs="Segoe UI"/>
+                <w:sz w:val="24"/>
+                <w:szCs w:val="24"/>
+              </w:rPr>
+              <w:t>√</w:t>
+            </w:r>
           </w:p>
         </w:tc>
         <w:tc>
@@ -2196,6 +2780,14 @@
                 <w:szCs w:val="24"/>
               </w:rPr>
             </w:pPr>
+            <w:r>
+              <w:rPr>
+                <w:rFonts w:ascii="Segoe UI" w:eastAsia="Times New Roman" w:hAnsi="Segoe UI" w:cs="Segoe UI"/>
+                <w:sz w:val="24"/>
+                <w:szCs w:val="24"/>
+              </w:rPr>
+              <w:t>√</w:t>
+            </w:r>
           </w:p>
         </w:tc>
         <w:tc>
@@ -2303,38 +2895,62 @@
                 <w:szCs w:val="24"/>
               </w:rPr>
             </w:pPr>
-          </w:p>
-        </w:tc>
-        <w:tc>
-          <w:tcPr>
-            <w:tcW w:w="268" w:type="pct"/>
-          </w:tcPr>
-          <w:p>
-            <w:pPr>
-              <w:widowControl w:val="0"/>
-              <w:jc w:val="center"/>
-              <w:rPr>
-                <w:rFonts w:ascii="Times New Roman" w:eastAsia="Times New Roman" w:hAnsi="Times New Roman" w:cs="Times New Roman"/>
-                <w:sz w:val="24"/>
-                <w:szCs w:val="24"/>
-              </w:rPr>
-            </w:pPr>
-          </w:p>
-        </w:tc>
-        <w:tc>
-          <w:tcPr>
-            <w:tcW w:w="268" w:type="pct"/>
-          </w:tcPr>
-          <w:p>
-            <w:pPr>
-              <w:widowControl w:val="0"/>
-              <w:jc w:val="center"/>
-              <w:rPr>
-                <w:rFonts w:ascii="Times New Roman" w:eastAsia="Times New Roman" w:hAnsi="Times New Roman" w:cs="Times New Roman"/>
-                <w:sz w:val="24"/>
-                <w:szCs w:val="24"/>
-              </w:rPr>
-            </w:pPr>
+            <w:r>
+              <w:rPr>
+                <w:rFonts w:ascii="Segoe UI" w:eastAsia="Times New Roman" w:hAnsi="Segoe UI" w:cs="Segoe UI"/>
+                <w:sz w:val="24"/>
+                <w:szCs w:val="24"/>
+              </w:rPr>
+              <w:t>√</w:t>
+            </w:r>
+          </w:p>
+        </w:tc>
+        <w:tc>
+          <w:tcPr>
+            <w:tcW w:w="268" w:type="pct"/>
+          </w:tcPr>
+          <w:p>
+            <w:pPr>
+              <w:widowControl w:val="0"/>
+              <w:jc w:val="center"/>
+              <w:rPr>
+                <w:rFonts w:ascii="Times New Roman" w:eastAsia="Times New Roman" w:hAnsi="Times New Roman" w:cs="Times New Roman"/>
+                <w:sz w:val="24"/>
+                <w:szCs w:val="24"/>
+              </w:rPr>
+            </w:pPr>
+            <w:r>
+              <w:rPr>
+                <w:rFonts w:ascii="Segoe UI" w:eastAsia="Times New Roman" w:hAnsi="Segoe UI" w:cs="Segoe UI"/>
+                <w:sz w:val="24"/>
+                <w:szCs w:val="24"/>
+              </w:rPr>
+              <w:t>√</w:t>
+            </w:r>
+          </w:p>
+        </w:tc>
+        <w:tc>
+          <w:tcPr>
+            <w:tcW w:w="268" w:type="pct"/>
+          </w:tcPr>
+          <w:p>
+            <w:pPr>
+              <w:widowControl w:val="0"/>
+              <w:jc w:val="center"/>
+              <w:rPr>
+                <w:rFonts w:ascii="Times New Roman" w:eastAsia="Times New Roman" w:hAnsi="Times New Roman" w:cs="Times New Roman"/>
+                <w:sz w:val="24"/>
+                <w:szCs w:val="24"/>
+              </w:rPr>
+            </w:pPr>
+            <w:r>
+              <w:rPr>
+                <w:rFonts w:ascii="Segoe UI" w:eastAsia="Times New Roman" w:hAnsi="Segoe UI" w:cs="Segoe UI"/>
+                <w:sz w:val="24"/>
+                <w:szCs w:val="24"/>
+              </w:rPr>
+              <w:t>√</w:t>
+            </w:r>
           </w:p>
         </w:tc>
         <w:tc>
@@ -2351,6 +2967,14 @@
                 <w:szCs w:val="24"/>
               </w:rPr>
             </w:pPr>
+            <w:r>
+              <w:rPr>
+                <w:rFonts w:ascii="Segoe UI" w:eastAsia="Times New Roman" w:hAnsi="Segoe UI" w:cs="Segoe UI"/>
+                <w:sz w:val="24"/>
+                <w:szCs w:val="24"/>
+              </w:rPr>
+              <w:t>√</w:t>
+            </w:r>
           </w:p>
         </w:tc>
         <w:tc>
@@ -2434,54 +3058,86 @@
                 <w:szCs w:val="24"/>
               </w:rPr>
             </w:pPr>
-          </w:p>
-        </w:tc>
-        <w:tc>
-          <w:tcPr>
-            <w:tcW w:w="268" w:type="pct"/>
-          </w:tcPr>
-          <w:p>
-            <w:pPr>
-              <w:widowControl w:val="0"/>
-              <w:jc w:val="center"/>
-              <w:rPr>
-                <w:rFonts w:ascii="Times New Roman" w:eastAsia="Times New Roman" w:hAnsi="Times New Roman" w:cs="Times New Roman"/>
-                <w:sz w:val="24"/>
-                <w:szCs w:val="24"/>
-              </w:rPr>
-            </w:pPr>
-          </w:p>
-        </w:tc>
-        <w:tc>
-          <w:tcPr>
-            <w:tcW w:w="268" w:type="pct"/>
-          </w:tcPr>
-          <w:p>
-            <w:pPr>
-              <w:widowControl w:val="0"/>
-              <w:jc w:val="center"/>
-              <w:rPr>
-                <w:rFonts w:ascii="Times New Roman" w:eastAsia="Times New Roman" w:hAnsi="Times New Roman" w:cs="Times New Roman"/>
-                <w:sz w:val="24"/>
-                <w:szCs w:val="24"/>
-              </w:rPr>
-            </w:pPr>
-          </w:p>
-        </w:tc>
-        <w:tc>
-          <w:tcPr>
-            <w:tcW w:w="268" w:type="pct"/>
-          </w:tcPr>
-          <w:p>
-            <w:pPr>
-              <w:widowControl w:val="0"/>
-              <w:jc w:val="center"/>
-              <w:rPr>
-                <w:rFonts w:ascii="Times New Roman" w:eastAsia="Times New Roman" w:hAnsi="Times New Roman" w:cs="Times New Roman"/>
-                <w:sz w:val="24"/>
-                <w:szCs w:val="24"/>
-              </w:rPr>
-            </w:pPr>
+            <w:r>
+              <w:rPr>
+                <w:rFonts w:ascii="Segoe UI" w:eastAsia="Times New Roman" w:hAnsi="Segoe UI" w:cs="Segoe UI"/>
+                <w:sz w:val="24"/>
+                <w:szCs w:val="24"/>
+              </w:rPr>
+              <w:t>√</w:t>
+            </w:r>
+          </w:p>
+        </w:tc>
+        <w:tc>
+          <w:tcPr>
+            <w:tcW w:w="268" w:type="pct"/>
+          </w:tcPr>
+          <w:p>
+            <w:pPr>
+              <w:widowControl w:val="0"/>
+              <w:jc w:val="center"/>
+              <w:rPr>
+                <w:rFonts w:ascii="Times New Roman" w:eastAsia="Times New Roman" w:hAnsi="Times New Roman" w:cs="Times New Roman"/>
+                <w:sz w:val="24"/>
+                <w:szCs w:val="24"/>
+              </w:rPr>
+            </w:pPr>
+            <w:r>
+              <w:rPr>
+                <w:rFonts w:ascii="Segoe UI" w:eastAsia="Times New Roman" w:hAnsi="Segoe UI" w:cs="Segoe UI"/>
+                <w:sz w:val="24"/>
+                <w:szCs w:val="24"/>
+              </w:rPr>
+              <w:t>√</w:t>
+            </w:r>
+          </w:p>
+        </w:tc>
+        <w:tc>
+          <w:tcPr>
+            <w:tcW w:w="268" w:type="pct"/>
+          </w:tcPr>
+          <w:p>
+            <w:pPr>
+              <w:widowControl w:val="0"/>
+              <w:jc w:val="center"/>
+              <w:rPr>
+                <w:rFonts w:ascii="Times New Roman" w:eastAsia="Times New Roman" w:hAnsi="Times New Roman" w:cs="Times New Roman"/>
+                <w:sz w:val="24"/>
+                <w:szCs w:val="24"/>
+              </w:rPr>
+            </w:pPr>
+            <w:r>
+              <w:rPr>
+                <w:rFonts w:ascii="Segoe UI" w:eastAsia="Times New Roman" w:hAnsi="Segoe UI" w:cs="Segoe UI"/>
+                <w:sz w:val="24"/>
+                <w:szCs w:val="24"/>
+              </w:rPr>
+              <w:t>√</w:t>
+            </w:r>
+          </w:p>
+        </w:tc>
+        <w:tc>
+          <w:tcPr>
+            <w:tcW w:w="268" w:type="pct"/>
+          </w:tcPr>
+          <w:p>
+            <w:pPr>
+              <w:widowControl w:val="0"/>
+              <w:jc w:val="center"/>
+              <w:rPr>
+                <w:rFonts w:ascii="Times New Roman" w:eastAsia="Times New Roman" w:hAnsi="Times New Roman" w:cs="Times New Roman"/>
+                <w:sz w:val="24"/>
+                <w:szCs w:val="24"/>
+              </w:rPr>
+            </w:pPr>
+            <w:r>
+              <w:rPr>
+                <w:rFonts w:ascii="Segoe UI" w:eastAsia="Times New Roman" w:hAnsi="Segoe UI" w:cs="Segoe UI"/>
+                <w:sz w:val="24"/>
+                <w:szCs w:val="24"/>
+              </w:rPr>
+              <w:t>√</w:t>
+            </w:r>
           </w:p>
         </w:tc>
         <w:tc>
@@ -2498,6 +3154,14 @@
                 <w:szCs w:val="24"/>
               </w:rPr>
             </w:pPr>
+            <w:r>
+              <w:rPr>
+                <w:rFonts w:ascii="Segoe UI" w:eastAsia="Times New Roman" w:hAnsi="Segoe UI" w:cs="Segoe UI"/>
+                <w:sz w:val="24"/>
+                <w:szCs w:val="24"/>
+              </w:rPr>
+              <w:t>√</w:t>
+            </w:r>
           </w:p>
         </w:tc>
         <w:tc>
@@ -2604,38 +3268,62 @@
                 <w:szCs w:val="24"/>
               </w:rPr>
             </w:pPr>
-          </w:p>
-        </w:tc>
-        <w:tc>
-          <w:tcPr>
-            <w:tcW w:w="268" w:type="pct"/>
-          </w:tcPr>
-          <w:p>
-            <w:pPr>
-              <w:widowControl w:val="0"/>
-              <w:jc w:val="center"/>
-              <w:rPr>
-                <w:rFonts w:ascii="Times New Roman" w:eastAsia="Times New Roman" w:hAnsi="Times New Roman" w:cs="Times New Roman"/>
-                <w:sz w:val="24"/>
-                <w:szCs w:val="24"/>
-              </w:rPr>
-            </w:pPr>
-          </w:p>
-        </w:tc>
-        <w:tc>
-          <w:tcPr>
-            <w:tcW w:w="268" w:type="pct"/>
-          </w:tcPr>
-          <w:p>
-            <w:pPr>
-              <w:widowControl w:val="0"/>
-              <w:jc w:val="center"/>
-              <w:rPr>
-                <w:rFonts w:ascii="Times New Roman" w:eastAsia="Times New Roman" w:hAnsi="Times New Roman" w:cs="Times New Roman"/>
-                <w:sz w:val="24"/>
-                <w:szCs w:val="24"/>
-              </w:rPr>
-            </w:pPr>
+            <w:r>
+              <w:rPr>
+                <w:rFonts w:ascii="Segoe UI" w:eastAsia="Times New Roman" w:hAnsi="Segoe UI" w:cs="Segoe UI"/>
+                <w:sz w:val="24"/>
+                <w:szCs w:val="24"/>
+              </w:rPr>
+              <w:t>√</w:t>
+            </w:r>
+          </w:p>
+        </w:tc>
+        <w:tc>
+          <w:tcPr>
+            <w:tcW w:w="268" w:type="pct"/>
+          </w:tcPr>
+          <w:p>
+            <w:pPr>
+              <w:widowControl w:val="0"/>
+              <w:jc w:val="center"/>
+              <w:rPr>
+                <w:rFonts w:ascii="Times New Roman" w:eastAsia="Times New Roman" w:hAnsi="Times New Roman" w:cs="Times New Roman"/>
+                <w:sz w:val="24"/>
+                <w:szCs w:val="24"/>
+              </w:rPr>
+            </w:pPr>
+            <w:r>
+              <w:rPr>
+                <w:rFonts w:ascii="Segoe UI" w:eastAsia="Times New Roman" w:hAnsi="Segoe UI" w:cs="Segoe UI"/>
+                <w:sz w:val="24"/>
+                <w:szCs w:val="24"/>
+              </w:rPr>
+              <w:t>√</w:t>
+            </w:r>
+          </w:p>
+        </w:tc>
+        <w:tc>
+          <w:tcPr>
+            <w:tcW w:w="268" w:type="pct"/>
+          </w:tcPr>
+          <w:p>
+            <w:pPr>
+              <w:widowControl w:val="0"/>
+              <w:jc w:val="center"/>
+              <w:rPr>
+                <w:rFonts w:ascii="Times New Roman" w:eastAsia="Times New Roman" w:hAnsi="Times New Roman" w:cs="Times New Roman"/>
+                <w:sz w:val="24"/>
+                <w:szCs w:val="24"/>
+              </w:rPr>
+            </w:pPr>
+            <w:r>
+              <w:rPr>
+                <w:rFonts w:ascii="Segoe UI" w:eastAsia="Times New Roman" w:hAnsi="Segoe UI" w:cs="Segoe UI"/>
+                <w:sz w:val="24"/>
+                <w:szCs w:val="24"/>
+              </w:rPr>
+              <w:t>√</w:t>
+            </w:r>
           </w:p>
         </w:tc>
         <w:tc>
@@ -2652,6 +3340,14 @@
                 <w:szCs w:val="24"/>
               </w:rPr>
             </w:pPr>
+            <w:r>
+              <w:rPr>
+                <w:rFonts w:ascii="Segoe UI" w:eastAsia="Times New Roman" w:hAnsi="Segoe UI" w:cs="Segoe UI"/>
+                <w:sz w:val="24"/>
+                <w:szCs w:val="24"/>
+              </w:rPr>
+              <w:t>√</w:t>
+            </w:r>
           </w:p>
         </w:tc>
         <w:tc>
@@ -2734,53 +3430,85 @@
                 <w:szCs w:val="24"/>
               </w:rPr>
             </w:pPr>
-          </w:p>
-        </w:tc>
-        <w:tc>
-          <w:tcPr>
-            <w:tcW w:w="268" w:type="pct"/>
-          </w:tcPr>
-          <w:p>
-            <w:pPr>
-              <w:widowControl w:val="0"/>
-              <w:jc w:val="center"/>
-              <w:rPr>
-                <w:rFonts w:ascii="Times New Roman" w:eastAsia="Times New Roman" w:hAnsi="Times New Roman" w:cs="Times New Roman"/>
-                <w:sz w:val="24"/>
-                <w:szCs w:val="24"/>
-              </w:rPr>
-            </w:pPr>
-          </w:p>
-        </w:tc>
-        <w:tc>
-          <w:tcPr>
-            <w:tcW w:w="268" w:type="pct"/>
-          </w:tcPr>
-          <w:p>
-            <w:pPr>
-              <w:widowControl w:val="0"/>
-              <w:rPr>
-                <w:rFonts w:ascii="Times New Roman" w:eastAsia="Times New Roman" w:hAnsi="Times New Roman" w:cs="Times New Roman"/>
-                <w:sz w:val="24"/>
-                <w:szCs w:val="24"/>
-              </w:rPr>
-            </w:pPr>
-          </w:p>
-        </w:tc>
-        <w:tc>
-          <w:tcPr>
-            <w:tcW w:w="268" w:type="pct"/>
-          </w:tcPr>
-          <w:p>
-            <w:pPr>
-              <w:widowControl w:val="0"/>
-              <w:jc w:val="center"/>
-              <w:rPr>
-                <w:rFonts w:ascii="Times New Roman" w:eastAsia="Times New Roman" w:hAnsi="Times New Roman" w:cs="Times New Roman"/>
-                <w:sz w:val="24"/>
-                <w:szCs w:val="24"/>
-              </w:rPr>
-            </w:pPr>
+            <w:r>
+              <w:rPr>
+                <w:rFonts w:ascii="Segoe UI" w:eastAsia="Times New Roman" w:hAnsi="Segoe UI" w:cs="Segoe UI"/>
+                <w:sz w:val="24"/>
+                <w:szCs w:val="24"/>
+              </w:rPr>
+              <w:t>√</w:t>
+            </w:r>
+          </w:p>
+        </w:tc>
+        <w:tc>
+          <w:tcPr>
+            <w:tcW w:w="268" w:type="pct"/>
+          </w:tcPr>
+          <w:p>
+            <w:pPr>
+              <w:widowControl w:val="0"/>
+              <w:jc w:val="center"/>
+              <w:rPr>
+                <w:rFonts w:ascii="Times New Roman" w:eastAsia="Times New Roman" w:hAnsi="Times New Roman" w:cs="Times New Roman"/>
+                <w:sz w:val="24"/>
+                <w:szCs w:val="24"/>
+              </w:rPr>
+            </w:pPr>
+            <w:r>
+              <w:rPr>
+                <w:rFonts w:ascii="Segoe UI" w:eastAsia="Times New Roman" w:hAnsi="Segoe UI" w:cs="Segoe UI"/>
+                <w:sz w:val="24"/>
+                <w:szCs w:val="24"/>
+              </w:rPr>
+              <w:t>√</w:t>
+            </w:r>
+          </w:p>
+        </w:tc>
+        <w:tc>
+          <w:tcPr>
+            <w:tcW w:w="268" w:type="pct"/>
+          </w:tcPr>
+          <w:p>
+            <w:pPr>
+              <w:widowControl w:val="0"/>
+              <w:rPr>
+                <w:rFonts w:ascii="Times New Roman" w:eastAsia="Times New Roman" w:hAnsi="Times New Roman" w:cs="Times New Roman"/>
+                <w:sz w:val="24"/>
+                <w:szCs w:val="24"/>
+              </w:rPr>
+            </w:pPr>
+            <w:r>
+              <w:rPr>
+                <w:rFonts w:ascii="Segoe UI" w:eastAsia="Times New Roman" w:hAnsi="Segoe UI" w:cs="Segoe UI"/>
+                <w:sz w:val="24"/>
+                <w:szCs w:val="24"/>
+              </w:rPr>
+              <w:t>√</w:t>
+            </w:r>
+          </w:p>
+        </w:tc>
+        <w:tc>
+          <w:tcPr>
+            <w:tcW w:w="268" w:type="pct"/>
+          </w:tcPr>
+          <w:p>
+            <w:pPr>
+              <w:widowControl w:val="0"/>
+              <w:jc w:val="center"/>
+              <w:rPr>
+                <w:rFonts w:ascii="Times New Roman" w:eastAsia="Times New Roman" w:hAnsi="Times New Roman" w:cs="Times New Roman"/>
+                <w:sz w:val="24"/>
+                <w:szCs w:val="24"/>
+              </w:rPr>
+            </w:pPr>
+            <w:r>
+              <w:rPr>
+                <w:rFonts w:ascii="Segoe UI" w:eastAsia="Times New Roman" w:hAnsi="Segoe UI" w:cs="Segoe UI"/>
+                <w:sz w:val="24"/>
+                <w:szCs w:val="24"/>
+              </w:rPr>
+              <w:t>√</w:t>
+            </w:r>
           </w:p>
         </w:tc>
         <w:tc>
@@ -2797,6 +3525,14 @@
                 <w:szCs w:val="24"/>
               </w:rPr>
             </w:pPr>
+            <w:r>
+              <w:rPr>
+                <w:rFonts w:ascii="Segoe UI" w:eastAsia="Times New Roman" w:hAnsi="Segoe UI" w:cs="Segoe UI"/>
+                <w:sz w:val="24"/>
+                <w:szCs w:val="24"/>
+              </w:rPr>
+              <w:t>√</w:t>
+            </w:r>
           </w:p>
         </w:tc>
         <w:tc>
@@ -2880,54 +3616,86 @@
                 <w:szCs w:val="24"/>
               </w:rPr>
             </w:pPr>
-          </w:p>
-        </w:tc>
-        <w:tc>
-          <w:tcPr>
-            <w:tcW w:w="268" w:type="pct"/>
-          </w:tcPr>
-          <w:p>
-            <w:pPr>
-              <w:widowControl w:val="0"/>
-              <w:jc w:val="center"/>
-              <w:rPr>
-                <w:rFonts w:ascii="Times New Roman" w:eastAsia="Times New Roman" w:hAnsi="Times New Roman" w:cs="Times New Roman"/>
-                <w:sz w:val="24"/>
-                <w:szCs w:val="24"/>
-              </w:rPr>
-            </w:pPr>
-          </w:p>
-        </w:tc>
-        <w:tc>
-          <w:tcPr>
-            <w:tcW w:w="268" w:type="pct"/>
-          </w:tcPr>
-          <w:p>
-            <w:pPr>
-              <w:widowControl w:val="0"/>
-              <w:jc w:val="center"/>
-              <w:rPr>
-                <w:rFonts w:ascii="Times New Roman" w:eastAsia="Times New Roman" w:hAnsi="Times New Roman" w:cs="Times New Roman"/>
-                <w:sz w:val="24"/>
-                <w:szCs w:val="24"/>
-              </w:rPr>
-            </w:pPr>
-          </w:p>
-        </w:tc>
-        <w:tc>
-          <w:tcPr>
-            <w:tcW w:w="268" w:type="pct"/>
-          </w:tcPr>
-          <w:p>
-            <w:pPr>
-              <w:widowControl w:val="0"/>
-              <w:jc w:val="center"/>
-              <w:rPr>
-                <w:rFonts w:ascii="Times New Roman" w:eastAsia="Times New Roman" w:hAnsi="Times New Roman" w:cs="Times New Roman"/>
-                <w:sz w:val="24"/>
-                <w:szCs w:val="24"/>
-              </w:rPr>
-            </w:pPr>
+            <w:r>
+              <w:rPr>
+                <w:rFonts w:ascii="Segoe UI" w:eastAsia="Times New Roman" w:hAnsi="Segoe UI" w:cs="Segoe UI"/>
+                <w:sz w:val="24"/>
+                <w:szCs w:val="24"/>
+              </w:rPr>
+              <w:t>√</w:t>
+            </w:r>
+          </w:p>
+        </w:tc>
+        <w:tc>
+          <w:tcPr>
+            <w:tcW w:w="268" w:type="pct"/>
+          </w:tcPr>
+          <w:p>
+            <w:pPr>
+              <w:widowControl w:val="0"/>
+              <w:jc w:val="center"/>
+              <w:rPr>
+                <w:rFonts w:ascii="Times New Roman" w:eastAsia="Times New Roman" w:hAnsi="Times New Roman" w:cs="Times New Roman"/>
+                <w:sz w:val="24"/>
+                <w:szCs w:val="24"/>
+              </w:rPr>
+            </w:pPr>
+            <w:r>
+              <w:rPr>
+                <w:rFonts w:ascii="Segoe UI" w:eastAsia="Times New Roman" w:hAnsi="Segoe UI" w:cs="Segoe UI"/>
+                <w:sz w:val="24"/>
+                <w:szCs w:val="24"/>
+              </w:rPr>
+              <w:t>√</w:t>
+            </w:r>
+          </w:p>
+        </w:tc>
+        <w:tc>
+          <w:tcPr>
+            <w:tcW w:w="268" w:type="pct"/>
+          </w:tcPr>
+          <w:p>
+            <w:pPr>
+              <w:widowControl w:val="0"/>
+              <w:jc w:val="center"/>
+              <w:rPr>
+                <w:rFonts w:ascii="Times New Roman" w:eastAsia="Times New Roman" w:hAnsi="Times New Roman" w:cs="Times New Roman"/>
+                <w:sz w:val="24"/>
+                <w:szCs w:val="24"/>
+              </w:rPr>
+            </w:pPr>
+            <w:r>
+              <w:rPr>
+                <w:rFonts w:ascii="Segoe UI" w:eastAsia="Times New Roman" w:hAnsi="Segoe UI" w:cs="Segoe UI"/>
+                <w:sz w:val="24"/>
+                <w:szCs w:val="24"/>
+              </w:rPr>
+              <w:t>√</w:t>
+            </w:r>
+          </w:p>
+        </w:tc>
+        <w:tc>
+          <w:tcPr>
+            <w:tcW w:w="268" w:type="pct"/>
+          </w:tcPr>
+          <w:p>
+            <w:pPr>
+              <w:widowControl w:val="0"/>
+              <w:jc w:val="center"/>
+              <w:rPr>
+                <w:rFonts w:ascii="Times New Roman" w:eastAsia="Times New Roman" w:hAnsi="Times New Roman" w:cs="Times New Roman"/>
+                <w:sz w:val="24"/>
+                <w:szCs w:val="24"/>
+              </w:rPr>
+            </w:pPr>
+            <w:r>
+              <w:rPr>
+                <w:rFonts w:ascii="Segoe UI" w:eastAsia="Times New Roman" w:hAnsi="Segoe UI" w:cs="Segoe UI"/>
+                <w:sz w:val="24"/>
+                <w:szCs w:val="24"/>
+              </w:rPr>
+              <w:t>√</w:t>
+            </w:r>
           </w:p>
         </w:tc>
         <w:tc>
@@ -2944,6 +3712,14 @@
                 <w:szCs w:val="24"/>
               </w:rPr>
             </w:pPr>
+            <w:r>
+              <w:rPr>
+                <w:rFonts w:ascii="Segoe UI" w:eastAsia="Times New Roman" w:hAnsi="Segoe UI" w:cs="Segoe UI"/>
+                <w:sz w:val="24"/>
+                <w:szCs w:val="24"/>
+              </w:rPr>
+              <w:t>√</w:t>
+            </w:r>
           </w:p>
         </w:tc>
         <w:tc>
@@ -3027,54 +3803,86 @@
                 <w:szCs w:val="24"/>
               </w:rPr>
             </w:pPr>
-          </w:p>
-        </w:tc>
-        <w:tc>
-          <w:tcPr>
-            <w:tcW w:w="268" w:type="pct"/>
-          </w:tcPr>
-          <w:p>
-            <w:pPr>
-              <w:widowControl w:val="0"/>
-              <w:jc w:val="center"/>
-              <w:rPr>
-                <w:rFonts w:ascii="Times New Roman" w:eastAsia="Times New Roman" w:hAnsi="Times New Roman" w:cs="Times New Roman"/>
-                <w:sz w:val="24"/>
-                <w:szCs w:val="24"/>
-              </w:rPr>
-            </w:pPr>
-          </w:p>
-        </w:tc>
-        <w:tc>
-          <w:tcPr>
-            <w:tcW w:w="268" w:type="pct"/>
-          </w:tcPr>
-          <w:p>
-            <w:pPr>
-              <w:widowControl w:val="0"/>
-              <w:jc w:val="center"/>
-              <w:rPr>
-                <w:rFonts w:ascii="Times New Roman" w:eastAsia="Times New Roman" w:hAnsi="Times New Roman" w:cs="Times New Roman"/>
-                <w:sz w:val="24"/>
-                <w:szCs w:val="24"/>
-              </w:rPr>
-            </w:pPr>
-          </w:p>
-        </w:tc>
-        <w:tc>
-          <w:tcPr>
-            <w:tcW w:w="268" w:type="pct"/>
-          </w:tcPr>
-          <w:p>
-            <w:pPr>
-              <w:widowControl w:val="0"/>
-              <w:jc w:val="center"/>
-              <w:rPr>
-                <w:rFonts w:ascii="Times New Roman" w:eastAsia="Times New Roman" w:hAnsi="Times New Roman" w:cs="Times New Roman"/>
-                <w:sz w:val="24"/>
-                <w:szCs w:val="24"/>
-              </w:rPr>
-            </w:pPr>
+            <w:r>
+              <w:rPr>
+                <w:rFonts w:ascii="Segoe UI" w:eastAsia="Times New Roman" w:hAnsi="Segoe UI" w:cs="Segoe UI"/>
+                <w:sz w:val="24"/>
+                <w:szCs w:val="24"/>
+              </w:rPr>
+              <w:t>√</w:t>
+            </w:r>
+          </w:p>
+        </w:tc>
+        <w:tc>
+          <w:tcPr>
+            <w:tcW w:w="268" w:type="pct"/>
+          </w:tcPr>
+          <w:p>
+            <w:pPr>
+              <w:widowControl w:val="0"/>
+              <w:jc w:val="center"/>
+              <w:rPr>
+                <w:rFonts w:ascii="Times New Roman" w:eastAsia="Times New Roman" w:hAnsi="Times New Roman" w:cs="Times New Roman"/>
+                <w:sz w:val="24"/>
+                <w:szCs w:val="24"/>
+              </w:rPr>
+            </w:pPr>
+            <w:r>
+              <w:rPr>
+                <w:rFonts w:ascii="Segoe UI" w:eastAsia="Times New Roman" w:hAnsi="Segoe UI" w:cs="Segoe UI"/>
+                <w:sz w:val="24"/>
+                <w:szCs w:val="24"/>
+              </w:rPr>
+              <w:t>√</w:t>
+            </w:r>
+          </w:p>
+        </w:tc>
+        <w:tc>
+          <w:tcPr>
+            <w:tcW w:w="268" w:type="pct"/>
+          </w:tcPr>
+          <w:p>
+            <w:pPr>
+              <w:widowControl w:val="0"/>
+              <w:jc w:val="center"/>
+              <w:rPr>
+                <w:rFonts w:ascii="Times New Roman" w:eastAsia="Times New Roman" w:hAnsi="Times New Roman" w:cs="Times New Roman"/>
+                <w:sz w:val="24"/>
+                <w:szCs w:val="24"/>
+              </w:rPr>
+            </w:pPr>
+            <w:r>
+              <w:rPr>
+                <w:rFonts w:ascii="Segoe UI" w:eastAsia="Times New Roman" w:hAnsi="Segoe UI" w:cs="Segoe UI"/>
+                <w:sz w:val="24"/>
+                <w:szCs w:val="24"/>
+              </w:rPr>
+              <w:t>√</w:t>
+            </w:r>
+          </w:p>
+        </w:tc>
+        <w:tc>
+          <w:tcPr>
+            <w:tcW w:w="268" w:type="pct"/>
+          </w:tcPr>
+          <w:p>
+            <w:pPr>
+              <w:widowControl w:val="0"/>
+              <w:jc w:val="center"/>
+              <w:rPr>
+                <w:rFonts w:ascii="Times New Roman" w:eastAsia="Times New Roman" w:hAnsi="Times New Roman" w:cs="Times New Roman"/>
+                <w:sz w:val="24"/>
+                <w:szCs w:val="24"/>
+              </w:rPr>
+            </w:pPr>
+            <w:r>
+              <w:rPr>
+                <w:rFonts w:ascii="Segoe UI" w:eastAsia="Times New Roman" w:hAnsi="Segoe UI" w:cs="Segoe UI"/>
+                <w:sz w:val="24"/>
+                <w:szCs w:val="24"/>
+              </w:rPr>
+              <w:t>√</w:t>
+            </w:r>
           </w:p>
         </w:tc>
         <w:tc>
@@ -3091,6 +3899,14 @@
                 <w:szCs w:val="24"/>
               </w:rPr>
             </w:pPr>
+            <w:r>
+              <w:rPr>
+                <w:rFonts w:ascii="Segoe UI" w:eastAsia="Times New Roman" w:hAnsi="Segoe UI" w:cs="Segoe UI"/>
+                <w:sz w:val="24"/>
+                <w:szCs w:val="24"/>
+              </w:rPr>
+              <w:t>√</w:t>
+            </w:r>
           </w:p>
         </w:tc>
         <w:tc>
@@ -3174,54 +3990,86 @@
                 <w:szCs w:val="24"/>
               </w:rPr>
             </w:pPr>
-          </w:p>
-        </w:tc>
-        <w:tc>
-          <w:tcPr>
-            <w:tcW w:w="268" w:type="pct"/>
-          </w:tcPr>
-          <w:p>
-            <w:pPr>
-              <w:widowControl w:val="0"/>
-              <w:jc w:val="center"/>
-              <w:rPr>
-                <w:rFonts w:ascii="Segoe UI" w:eastAsia="Times New Roman" w:hAnsi="Segoe UI" w:cs="Segoe UI"/>
-                <w:sz w:val="24"/>
-                <w:szCs w:val="24"/>
-              </w:rPr>
-            </w:pPr>
-          </w:p>
-        </w:tc>
-        <w:tc>
-          <w:tcPr>
-            <w:tcW w:w="268" w:type="pct"/>
-          </w:tcPr>
-          <w:p>
-            <w:pPr>
-              <w:widowControl w:val="0"/>
-              <w:jc w:val="center"/>
-              <w:rPr>
-                <w:rFonts w:ascii="Times New Roman" w:eastAsia="Times New Roman" w:hAnsi="Times New Roman" w:cs="Times New Roman"/>
-                <w:sz w:val="24"/>
-                <w:szCs w:val="24"/>
-              </w:rPr>
-            </w:pPr>
-          </w:p>
-        </w:tc>
-        <w:tc>
-          <w:tcPr>
-            <w:tcW w:w="268" w:type="pct"/>
-          </w:tcPr>
-          <w:p>
-            <w:pPr>
-              <w:widowControl w:val="0"/>
-              <w:jc w:val="center"/>
-              <w:rPr>
-                <w:rFonts w:ascii="Times New Roman" w:eastAsia="Times New Roman" w:hAnsi="Times New Roman" w:cs="Times New Roman"/>
-                <w:sz w:val="24"/>
-                <w:szCs w:val="24"/>
-              </w:rPr>
-            </w:pPr>
+            <w:r>
+              <w:rPr>
+                <w:rFonts w:ascii="Segoe UI" w:eastAsia="Times New Roman" w:hAnsi="Segoe UI" w:cs="Segoe UI"/>
+                <w:sz w:val="24"/>
+                <w:szCs w:val="24"/>
+              </w:rPr>
+              <w:t>√</w:t>
+            </w:r>
+          </w:p>
+        </w:tc>
+        <w:tc>
+          <w:tcPr>
+            <w:tcW w:w="268" w:type="pct"/>
+          </w:tcPr>
+          <w:p>
+            <w:pPr>
+              <w:widowControl w:val="0"/>
+              <w:jc w:val="center"/>
+              <w:rPr>
+                <w:rFonts w:ascii="Segoe UI" w:eastAsia="Times New Roman" w:hAnsi="Segoe UI" w:cs="Segoe UI"/>
+                <w:sz w:val="24"/>
+                <w:szCs w:val="24"/>
+              </w:rPr>
+            </w:pPr>
+            <w:r>
+              <w:rPr>
+                <w:rFonts w:ascii="Segoe UI" w:eastAsia="Times New Roman" w:hAnsi="Segoe UI" w:cs="Segoe UI"/>
+                <w:sz w:val="24"/>
+                <w:szCs w:val="24"/>
+              </w:rPr>
+              <w:t>√</w:t>
+            </w:r>
+          </w:p>
+        </w:tc>
+        <w:tc>
+          <w:tcPr>
+            <w:tcW w:w="268" w:type="pct"/>
+          </w:tcPr>
+          <w:p>
+            <w:pPr>
+              <w:widowControl w:val="0"/>
+              <w:jc w:val="center"/>
+              <w:rPr>
+                <w:rFonts w:ascii="Times New Roman" w:eastAsia="Times New Roman" w:hAnsi="Times New Roman" w:cs="Times New Roman"/>
+                <w:sz w:val="24"/>
+                <w:szCs w:val="24"/>
+              </w:rPr>
+            </w:pPr>
+            <w:r>
+              <w:rPr>
+                <w:rFonts w:ascii="Segoe UI" w:eastAsia="Times New Roman" w:hAnsi="Segoe UI" w:cs="Segoe UI"/>
+                <w:sz w:val="24"/>
+                <w:szCs w:val="24"/>
+              </w:rPr>
+              <w:t>√</w:t>
+            </w:r>
+          </w:p>
+        </w:tc>
+        <w:tc>
+          <w:tcPr>
+            <w:tcW w:w="268" w:type="pct"/>
+          </w:tcPr>
+          <w:p>
+            <w:pPr>
+              <w:widowControl w:val="0"/>
+              <w:jc w:val="center"/>
+              <w:rPr>
+                <w:rFonts w:ascii="Times New Roman" w:eastAsia="Times New Roman" w:hAnsi="Times New Roman" w:cs="Times New Roman"/>
+                <w:sz w:val="24"/>
+                <w:szCs w:val="24"/>
+              </w:rPr>
+            </w:pPr>
+            <w:r>
+              <w:rPr>
+                <w:rFonts w:ascii="Segoe UI" w:eastAsia="Times New Roman" w:hAnsi="Segoe UI" w:cs="Segoe UI"/>
+                <w:sz w:val="24"/>
+                <w:szCs w:val="24"/>
+              </w:rPr>
+              <w:t>√</w:t>
+            </w:r>
           </w:p>
         </w:tc>
         <w:tc>
@@ -3238,6 +4086,14 @@
                 <w:szCs w:val="24"/>
               </w:rPr>
             </w:pPr>
+            <w:r>
+              <w:rPr>
+                <w:rFonts w:ascii="Segoe UI" w:eastAsia="Times New Roman" w:hAnsi="Segoe UI" w:cs="Segoe UI"/>
+                <w:sz w:val="24"/>
+                <w:szCs w:val="24"/>
+              </w:rPr>
+              <w:t>√</w:t>
+            </w:r>
           </w:p>
         </w:tc>
         <w:tc>
@@ -3321,54 +4177,86 @@
                 <w:szCs w:val="24"/>
               </w:rPr>
             </w:pPr>
-          </w:p>
-        </w:tc>
-        <w:tc>
-          <w:tcPr>
-            <w:tcW w:w="268" w:type="pct"/>
-          </w:tcPr>
-          <w:p>
-            <w:pPr>
-              <w:widowControl w:val="0"/>
-              <w:jc w:val="center"/>
-              <w:rPr>
-                <w:rFonts w:ascii="Segoe UI" w:eastAsia="Times New Roman" w:hAnsi="Segoe UI" w:cs="Segoe UI"/>
-                <w:sz w:val="24"/>
-                <w:szCs w:val="24"/>
-              </w:rPr>
-            </w:pPr>
-          </w:p>
-        </w:tc>
-        <w:tc>
-          <w:tcPr>
-            <w:tcW w:w="268" w:type="pct"/>
-          </w:tcPr>
-          <w:p>
-            <w:pPr>
-              <w:widowControl w:val="0"/>
-              <w:jc w:val="center"/>
-              <w:rPr>
-                <w:rFonts w:ascii="Times New Roman" w:eastAsia="Times New Roman" w:hAnsi="Times New Roman" w:cs="Times New Roman"/>
-                <w:sz w:val="24"/>
-                <w:szCs w:val="24"/>
-              </w:rPr>
-            </w:pPr>
-          </w:p>
-        </w:tc>
-        <w:tc>
-          <w:tcPr>
-            <w:tcW w:w="268" w:type="pct"/>
-          </w:tcPr>
-          <w:p>
-            <w:pPr>
-              <w:widowControl w:val="0"/>
-              <w:jc w:val="center"/>
-              <w:rPr>
-                <w:rFonts w:ascii="Times New Roman" w:eastAsia="Times New Roman" w:hAnsi="Times New Roman" w:cs="Times New Roman"/>
-                <w:sz w:val="24"/>
-                <w:szCs w:val="24"/>
-              </w:rPr>
-            </w:pPr>
+            <w:r>
+              <w:rPr>
+                <w:rFonts w:ascii="Segoe UI" w:eastAsia="Times New Roman" w:hAnsi="Segoe UI" w:cs="Segoe UI"/>
+                <w:sz w:val="24"/>
+                <w:szCs w:val="24"/>
+              </w:rPr>
+              <w:t>√</w:t>
+            </w:r>
+          </w:p>
+        </w:tc>
+        <w:tc>
+          <w:tcPr>
+            <w:tcW w:w="268" w:type="pct"/>
+          </w:tcPr>
+          <w:p>
+            <w:pPr>
+              <w:widowControl w:val="0"/>
+              <w:jc w:val="center"/>
+              <w:rPr>
+                <w:rFonts w:ascii="Segoe UI" w:eastAsia="Times New Roman" w:hAnsi="Segoe UI" w:cs="Segoe UI"/>
+                <w:sz w:val="24"/>
+                <w:szCs w:val="24"/>
+              </w:rPr>
+            </w:pPr>
+            <w:r>
+              <w:rPr>
+                <w:rFonts w:ascii="Segoe UI" w:eastAsia="Times New Roman" w:hAnsi="Segoe UI" w:cs="Segoe UI"/>
+                <w:sz w:val="24"/>
+                <w:szCs w:val="24"/>
+              </w:rPr>
+              <w:t>√</w:t>
+            </w:r>
+          </w:p>
+        </w:tc>
+        <w:tc>
+          <w:tcPr>
+            <w:tcW w:w="268" w:type="pct"/>
+          </w:tcPr>
+          <w:p>
+            <w:pPr>
+              <w:widowControl w:val="0"/>
+              <w:jc w:val="center"/>
+              <w:rPr>
+                <w:rFonts w:ascii="Times New Roman" w:eastAsia="Times New Roman" w:hAnsi="Times New Roman" w:cs="Times New Roman"/>
+                <w:sz w:val="24"/>
+                <w:szCs w:val="24"/>
+              </w:rPr>
+            </w:pPr>
+            <w:r>
+              <w:rPr>
+                <w:rFonts w:ascii="Segoe UI" w:eastAsia="Times New Roman" w:hAnsi="Segoe UI" w:cs="Segoe UI"/>
+                <w:sz w:val="24"/>
+                <w:szCs w:val="24"/>
+              </w:rPr>
+              <w:t>√</w:t>
+            </w:r>
+          </w:p>
+        </w:tc>
+        <w:tc>
+          <w:tcPr>
+            <w:tcW w:w="268" w:type="pct"/>
+          </w:tcPr>
+          <w:p>
+            <w:pPr>
+              <w:widowControl w:val="0"/>
+              <w:jc w:val="center"/>
+              <w:rPr>
+                <w:rFonts w:ascii="Times New Roman" w:eastAsia="Times New Roman" w:hAnsi="Times New Roman" w:cs="Times New Roman"/>
+                <w:sz w:val="24"/>
+                <w:szCs w:val="24"/>
+              </w:rPr>
+            </w:pPr>
+            <w:r>
+              <w:rPr>
+                <w:rFonts w:ascii="Segoe UI" w:eastAsia="Times New Roman" w:hAnsi="Segoe UI" w:cs="Segoe UI"/>
+                <w:sz w:val="24"/>
+                <w:szCs w:val="24"/>
+              </w:rPr>
+              <w:t>√</w:t>
+            </w:r>
           </w:p>
         </w:tc>
         <w:tc>
@@ -3385,6 +4273,14 @@
                 <w:szCs w:val="24"/>
               </w:rPr>
             </w:pPr>
+            <w:r>
+              <w:rPr>
+                <w:rFonts w:ascii="Segoe UI" w:eastAsia="Times New Roman" w:hAnsi="Segoe UI" w:cs="Segoe UI"/>
+                <w:sz w:val="24"/>
+                <w:szCs w:val="24"/>
+              </w:rPr>
+              <w:t>√</w:t>
+            </w:r>
           </w:p>
         </w:tc>
         <w:tc>
@@ -3479,54 +4375,86 @@
                 <w:szCs w:val="24"/>
               </w:rPr>
             </w:pPr>
-          </w:p>
-        </w:tc>
-        <w:tc>
-          <w:tcPr>
-            <w:tcW w:w="268" w:type="pct"/>
-          </w:tcPr>
-          <w:p>
-            <w:pPr>
-              <w:widowControl w:val="0"/>
-              <w:jc w:val="center"/>
-              <w:rPr>
-                <w:rFonts w:ascii="Segoe UI" w:eastAsia="Times New Roman" w:hAnsi="Segoe UI" w:cs="Segoe UI"/>
-                <w:sz w:val="24"/>
-                <w:szCs w:val="24"/>
-              </w:rPr>
-            </w:pPr>
-          </w:p>
-        </w:tc>
-        <w:tc>
-          <w:tcPr>
-            <w:tcW w:w="268" w:type="pct"/>
-          </w:tcPr>
-          <w:p>
-            <w:pPr>
-              <w:widowControl w:val="0"/>
-              <w:jc w:val="center"/>
-              <w:rPr>
-                <w:rFonts w:ascii="Times New Roman" w:eastAsia="Times New Roman" w:hAnsi="Times New Roman" w:cs="Times New Roman"/>
-                <w:sz w:val="24"/>
-                <w:szCs w:val="24"/>
-              </w:rPr>
-            </w:pPr>
-          </w:p>
-        </w:tc>
-        <w:tc>
-          <w:tcPr>
-            <w:tcW w:w="268" w:type="pct"/>
-          </w:tcPr>
-          <w:p>
-            <w:pPr>
-              <w:widowControl w:val="0"/>
-              <w:jc w:val="center"/>
-              <w:rPr>
-                <w:rFonts w:ascii="Times New Roman" w:eastAsia="Times New Roman" w:hAnsi="Times New Roman" w:cs="Times New Roman"/>
-                <w:sz w:val="24"/>
-                <w:szCs w:val="24"/>
-              </w:rPr>
-            </w:pPr>
+            <w:r>
+              <w:rPr>
+                <w:rFonts w:ascii="Segoe UI" w:eastAsia="Times New Roman" w:hAnsi="Segoe UI" w:cs="Segoe UI"/>
+                <w:sz w:val="24"/>
+                <w:szCs w:val="24"/>
+              </w:rPr>
+              <w:t>√</w:t>
+            </w:r>
+          </w:p>
+        </w:tc>
+        <w:tc>
+          <w:tcPr>
+            <w:tcW w:w="268" w:type="pct"/>
+          </w:tcPr>
+          <w:p>
+            <w:pPr>
+              <w:widowControl w:val="0"/>
+              <w:jc w:val="center"/>
+              <w:rPr>
+                <w:rFonts w:ascii="Segoe UI" w:eastAsia="Times New Roman" w:hAnsi="Segoe UI" w:cs="Segoe UI"/>
+                <w:sz w:val="24"/>
+                <w:szCs w:val="24"/>
+              </w:rPr>
+            </w:pPr>
+            <w:r>
+              <w:rPr>
+                <w:rFonts w:ascii="Segoe UI" w:eastAsia="Times New Roman" w:hAnsi="Segoe UI" w:cs="Segoe UI"/>
+                <w:sz w:val="24"/>
+                <w:szCs w:val="24"/>
+              </w:rPr>
+              <w:t>√</w:t>
+            </w:r>
+          </w:p>
+        </w:tc>
+        <w:tc>
+          <w:tcPr>
+            <w:tcW w:w="268" w:type="pct"/>
+          </w:tcPr>
+          <w:p>
+            <w:pPr>
+              <w:widowControl w:val="0"/>
+              <w:jc w:val="center"/>
+              <w:rPr>
+                <w:rFonts w:ascii="Times New Roman" w:eastAsia="Times New Roman" w:hAnsi="Times New Roman" w:cs="Times New Roman"/>
+                <w:sz w:val="24"/>
+                <w:szCs w:val="24"/>
+              </w:rPr>
+            </w:pPr>
+            <w:r>
+              <w:rPr>
+                <w:rFonts w:ascii="Segoe UI" w:eastAsia="Times New Roman" w:hAnsi="Segoe UI" w:cs="Segoe UI"/>
+                <w:sz w:val="24"/>
+                <w:szCs w:val="24"/>
+              </w:rPr>
+              <w:t>√</w:t>
+            </w:r>
+          </w:p>
+        </w:tc>
+        <w:tc>
+          <w:tcPr>
+            <w:tcW w:w="268" w:type="pct"/>
+          </w:tcPr>
+          <w:p>
+            <w:pPr>
+              <w:widowControl w:val="0"/>
+              <w:jc w:val="center"/>
+              <w:rPr>
+                <w:rFonts w:ascii="Times New Roman" w:eastAsia="Times New Roman" w:hAnsi="Times New Roman" w:cs="Times New Roman"/>
+                <w:sz w:val="24"/>
+                <w:szCs w:val="24"/>
+              </w:rPr>
+            </w:pPr>
+            <w:r>
+              <w:rPr>
+                <w:rFonts w:ascii="Segoe UI" w:eastAsia="Times New Roman" w:hAnsi="Segoe UI" w:cs="Segoe UI"/>
+                <w:sz w:val="24"/>
+                <w:szCs w:val="24"/>
+              </w:rPr>
+              <w:t>√</w:t>
+            </w:r>
           </w:p>
         </w:tc>
         <w:tc>
@@ -3543,6 +4471,14 @@
                 <w:szCs w:val="24"/>
               </w:rPr>
             </w:pPr>
+            <w:r>
+              <w:rPr>
+                <w:rFonts w:ascii="Segoe UI" w:eastAsia="Times New Roman" w:hAnsi="Segoe UI" w:cs="Segoe UI"/>
+                <w:sz w:val="24"/>
+                <w:szCs w:val="24"/>
+              </w:rPr>
+              <w:t>√</w:t>
+            </w:r>
           </w:p>
         </w:tc>
         <w:tc>
@@ -3646,54 +4582,86 @@
                 <w:szCs w:val="24"/>
               </w:rPr>
             </w:pPr>
-          </w:p>
-        </w:tc>
-        <w:tc>
-          <w:tcPr>
-            <w:tcW w:w="268" w:type="pct"/>
-          </w:tcPr>
-          <w:p>
-            <w:pPr>
-              <w:widowControl w:val="0"/>
-              <w:jc w:val="center"/>
-              <w:rPr>
-                <w:rFonts w:ascii="Times New Roman" w:eastAsia="Times New Roman" w:hAnsi="Times New Roman" w:cs="Times New Roman"/>
-                <w:sz w:val="24"/>
-                <w:szCs w:val="24"/>
-              </w:rPr>
-            </w:pPr>
-          </w:p>
-        </w:tc>
-        <w:tc>
-          <w:tcPr>
-            <w:tcW w:w="268" w:type="pct"/>
-          </w:tcPr>
-          <w:p>
-            <w:pPr>
-              <w:widowControl w:val="0"/>
-              <w:jc w:val="center"/>
-              <w:rPr>
-                <w:rFonts w:ascii="Times New Roman" w:eastAsia="Times New Roman" w:hAnsi="Times New Roman" w:cs="Times New Roman"/>
-                <w:sz w:val="24"/>
-                <w:szCs w:val="24"/>
-              </w:rPr>
-            </w:pPr>
-          </w:p>
-        </w:tc>
-        <w:tc>
-          <w:tcPr>
-            <w:tcW w:w="268" w:type="pct"/>
-          </w:tcPr>
-          <w:p>
-            <w:pPr>
-              <w:widowControl w:val="0"/>
-              <w:jc w:val="center"/>
-              <w:rPr>
-                <w:rFonts w:ascii="Times New Roman" w:eastAsia="Times New Roman" w:hAnsi="Times New Roman" w:cs="Times New Roman"/>
-                <w:sz w:val="24"/>
-                <w:szCs w:val="24"/>
-              </w:rPr>
-            </w:pPr>
+            <w:r>
+              <w:rPr>
+                <w:rFonts w:ascii="Segoe UI" w:eastAsia="Times New Roman" w:hAnsi="Segoe UI" w:cs="Segoe UI"/>
+                <w:sz w:val="24"/>
+                <w:szCs w:val="24"/>
+              </w:rPr>
+              <w:t>√</w:t>
+            </w:r>
+          </w:p>
+        </w:tc>
+        <w:tc>
+          <w:tcPr>
+            <w:tcW w:w="268" w:type="pct"/>
+          </w:tcPr>
+          <w:p>
+            <w:pPr>
+              <w:widowControl w:val="0"/>
+              <w:jc w:val="center"/>
+              <w:rPr>
+                <w:rFonts w:ascii="Times New Roman" w:eastAsia="Times New Roman" w:hAnsi="Times New Roman" w:cs="Times New Roman"/>
+                <w:sz w:val="24"/>
+                <w:szCs w:val="24"/>
+              </w:rPr>
+            </w:pPr>
+            <w:r>
+              <w:rPr>
+                <w:rFonts w:ascii="Segoe UI" w:eastAsia="Times New Roman" w:hAnsi="Segoe UI" w:cs="Segoe UI"/>
+                <w:sz w:val="24"/>
+                <w:szCs w:val="24"/>
+              </w:rPr>
+              <w:t>√</w:t>
+            </w:r>
+          </w:p>
+        </w:tc>
+        <w:tc>
+          <w:tcPr>
+            <w:tcW w:w="268" w:type="pct"/>
+          </w:tcPr>
+          <w:p>
+            <w:pPr>
+              <w:widowControl w:val="0"/>
+              <w:jc w:val="center"/>
+              <w:rPr>
+                <w:rFonts w:ascii="Times New Roman" w:eastAsia="Times New Roman" w:hAnsi="Times New Roman" w:cs="Times New Roman"/>
+                <w:sz w:val="24"/>
+                <w:szCs w:val="24"/>
+              </w:rPr>
+            </w:pPr>
+            <w:r>
+              <w:rPr>
+                <w:rFonts w:ascii="Segoe UI" w:eastAsia="Times New Roman" w:hAnsi="Segoe UI" w:cs="Segoe UI"/>
+                <w:sz w:val="24"/>
+                <w:szCs w:val="24"/>
+              </w:rPr>
+              <w:t>√</w:t>
+            </w:r>
+          </w:p>
+        </w:tc>
+        <w:tc>
+          <w:tcPr>
+            <w:tcW w:w="268" w:type="pct"/>
+          </w:tcPr>
+          <w:p>
+            <w:pPr>
+              <w:widowControl w:val="0"/>
+              <w:jc w:val="center"/>
+              <w:rPr>
+                <w:rFonts w:ascii="Times New Roman" w:eastAsia="Times New Roman" w:hAnsi="Times New Roman" w:cs="Times New Roman"/>
+                <w:sz w:val="24"/>
+                <w:szCs w:val="24"/>
+              </w:rPr>
+            </w:pPr>
+            <w:r>
+              <w:rPr>
+                <w:rFonts w:ascii="Segoe UI" w:eastAsia="Times New Roman" w:hAnsi="Segoe UI" w:cs="Segoe UI"/>
+                <w:sz w:val="24"/>
+                <w:szCs w:val="24"/>
+              </w:rPr>
+              <w:t>√</w:t>
+            </w:r>
           </w:p>
         </w:tc>
         <w:tc>
@@ -3710,6 +4678,14 @@
                 <w:szCs w:val="24"/>
               </w:rPr>
             </w:pPr>
+            <w:r>
+              <w:rPr>
+                <w:rFonts w:ascii="Segoe UI" w:eastAsia="Times New Roman" w:hAnsi="Segoe UI" w:cs="Segoe UI"/>
+                <w:sz w:val="24"/>
+                <w:szCs w:val="24"/>
+              </w:rPr>
+              <w:t>√</w:t>
+            </w:r>
           </w:p>
         </w:tc>
         <w:tc>
@@ -3817,38 +4793,62 @@
                 <w:szCs w:val="24"/>
               </w:rPr>
             </w:pPr>
-          </w:p>
-        </w:tc>
-        <w:tc>
-          <w:tcPr>
-            <w:tcW w:w="268" w:type="pct"/>
-          </w:tcPr>
-          <w:p>
-            <w:pPr>
-              <w:widowControl w:val="0"/>
-              <w:jc w:val="center"/>
-              <w:rPr>
-                <w:rFonts w:ascii="Times New Roman" w:eastAsia="Times New Roman" w:hAnsi="Times New Roman" w:cs="Times New Roman"/>
-                <w:sz w:val="24"/>
-                <w:szCs w:val="24"/>
-              </w:rPr>
-            </w:pPr>
-          </w:p>
-        </w:tc>
-        <w:tc>
-          <w:tcPr>
-            <w:tcW w:w="268" w:type="pct"/>
-          </w:tcPr>
-          <w:p>
-            <w:pPr>
-              <w:widowControl w:val="0"/>
-              <w:jc w:val="center"/>
-              <w:rPr>
-                <w:rFonts w:ascii="Times New Roman" w:eastAsia="Times New Roman" w:hAnsi="Times New Roman" w:cs="Times New Roman"/>
-                <w:sz w:val="24"/>
-                <w:szCs w:val="24"/>
-              </w:rPr>
-            </w:pPr>
+            <w:r>
+              <w:rPr>
+                <w:rFonts w:ascii="Segoe UI" w:eastAsia="Times New Roman" w:hAnsi="Segoe UI" w:cs="Segoe UI"/>
+                <w:sz w:val="24"/>
+                <w:szCs w:val="24"/>
+              </w:rPr>
+              <w:t>√</w:t>
+            </w:r>
+          </w:p>
+        </w:tc>
+        <w:tc>
+          <w:tcPr>
+            <w:tcW w:w="268" w:type="pct"/>
+          </w:tcPr>
+          <w:p>
+            <w:pPr>
+              <w:widowControl w:val="0"/>
+              <w:jc w:val="center"/>
+              <w:rPr>
+                <w:rFonts w:ascii="Times New Roman" w:eastAsia="Times New Roman" w:hAnsi="Times New Roman" w:cs="Times New Roman"/>
+                <w:sz w:val="24"/>
+                <w:szCs w:val="24"/>
+              </w:rPr>
+            </w:pPr>
+            <w:r>
+              <w:rPr>
+                <w:rFonts w:ascii="Segoe UI" w:eastAsia="Times New Roman" w:hAnsi="Segoe UI" w:cs="Segoe UI"/>
+                <w:sz w:val="24"/>
+                <w:szCs w:val="24"/>
+              </w:rPr>
+              <w:t>√</w:t>
+            </w:r>
+          </w:p>
+        </w:tc>
+        <w:tc>
+          <w:tcPr>
+            <w:tcW w:w="268" w:type="pct"/>
+          </w:tcPr>
+          <w:p>
+            <w:pPr>
+              <w:widowControl w:val="0"/>
+              <w:jc w:val="center"/>
+              <w:rPr>
+                <w:rFonts w:ascii="Times New Roman" w:eastAsia="Times New Roman" w:hAnsi="Times New Roman" w:cs="Times New Roman"/>
+                <w:sz w:val="24"/>
+                <w:szCs w:val="24"/>
+              </w:rPr>
+            </w:pPr>
+            <w:r>
+              <w:rPr>
+                <w:rFonts w:ascii="Segoe UI" w:eastAsia="Times New Roman" w:hAnsi="Segoe UI" w:cs="Segoe UI"/>
+                <w:sz w:val="24"/>
+                <w:szCs w:val="24"/>
+              </w:rPr>
+              <w:t>√</w:t>
+            </w:r>
           </w:p>
         </w:tc>
         <w:tc>
@@ -3865,6 +4865,14 @@
                 <w:szCs w:val="24"/>
               </w:rPr>
             </w:pPr>
+            <w:r>
+              <w:rPr>
+                <w:rFonts w:ascii="Segoe UI" w:eastAsia="Times New Roman" w:hAnsi="Segoe UI" w:cs="Segoe UI"/>
+                <w:sz w:val="24"/>
+                <w:szCs w:val="24"/>
+              </w:rPr>
+              <w:t>√</w:t>
+            </w:r>
           </w:p>
         </w:tc>
         <w:tc>
@@ -3948,54 +4956,86 @@
                 <w:szCs w:val="24"/>
               </w:rPr>
             </w:pPr>
-          </w:p>
-        </w:tc>
-        <w:tc>
-          <w:tcPr>
-            <w:tcW w:w="268" w:type="pct"/>
-          </w:tcPr>
-          <w:p>
-            <w:pPr>
-              <w:widowControl w:val="0"/>
-              <w:jc w:val="center"/>
-              <w:rPr>
-                <w:rFonts w:ascii="Times New Roman" w:eastAsia="Times New Roman" w:hAnsi="Times New Roman" w:cs="Times New Roman"/>
-                <w:sz w:val="24"/>
-                <w:szCs w:val="24"/>
-              </w:rPr>
-            </w:pPr>
-          </w:p>
-        </w:tc>
-        <w:tc>
-          <w:tcPr>
-            <w:tcW w:w="268" w:type="pct"/>
-          </w:tcPr>
-          <w:p>
-            <w:pPr>
-              <w:widowControl w:val="0"/>
-              <w:jc w:val="center"/>
-              <w:rPr>
-                <w:rFonts w:ascii="Times New Roman" w:eastAsia="Times New Roman" w:hAnsi="Times New Roman" w:cs="Times New Roman"/>
-                <w:sz w:val="24"/>
-                <w:szCs w:val="24"/>
-              </w:rPr>
-            </w:pPr>
-          </w:p>
-        </w:tc>
-        <w:tc>
-          <w:tcPr>
-            <w:tcW w:w="268" w:type="pct"/>
-          </w:tcPr>
-          <w:p>
-            <w:pPr>
-              <w:widowControl w:val="0"/>
-              <w:jc w:val="center"/>
-              <w:rPr>
-                <w:rFonts w:ascii="Times New Roman" w:eastAsia="Times New Roman" w:hAnsi="Times New Roman" w:cs="Times New Roman"/>
-                <w:sz w:val="24"/>
-                <w:szCs w:val="24"/>
-              </w:rPr>
-            </w:pPr>
+            <w:r>
+              <w:rPr>
+                <w:rFonts w:ascii="Segoe UI" w:eastAsia="Times New Roman" w:hAnsi="Segoe UI" w:cs="Segoe UI"/>
+                <w:sz w:val="24"/>
+                <w:szCs w:val="24"/>
+              </w:rPr>
+              <w:t>√</w:t>
+            </w:r>
+          </w:p>
+        </w:tc>
+        <w:tc>
+          <w:tcPr>
+            <w:tcW w:w="268" w:type="pct"/>
+          </w:tcPr>
+          <w:p>
+            <w:pPr>
+              <w:widowControl w:val="0"/>
+              <w:jc w:val="center"/>
+              <w:rPr>
+                <w:rFonts w:ascii="Times New Roman" w:eastAsia="Times New Roman" w:hAnsi="Times New Roman" w:cs="Times New Roman"/>
+                <w:sz w:val="24"/>
+                <w:szCs w:val="24"/>
+              </w:rPr>
+            </w:pPr>
+            <w:r>
+              <w:rPr>
+                <w:rFonts w:ascii="Segoe UI" w:eastAsia="Times New Roman" w:hAnsi="Segoe UI" w:cs="Segoe UI"/>
+                <w:sz w:val="24"/>
+                <w:szCs w:val="24"/>
+              </w:rPr>
+              <w:t>√</w:t>
+            </w:r>
+          </w:p>
+        </w:tc>
+        <w:tc>
+          <w:tcPr>
+            <w:tcW w:w="268" w:type="pct"/>
+          </w:tcPr>
+          <w:p>
+            <w:pPr>
+              <w:widowControl w:val="0"/>
+              <w:jc w:val="center"/>
+              <w:rPr>
+                <w:rFonts w:ascii="Times New Roman" w:eastAsia="Times New Roman" w:hAnsi="Times New Roman" w:cs="Times New Roman"/>
+                <w:sz w:val="24"/>
+                <w:szCs w:val="24"/>
+              </w:rPr>
+            </w:pPr>
+            <w:r>
+              <w:rPr>
+                <w:rFonts w:ascii="Segoe UI" w:eastAsia="Times New Roman" w:hAnsi="Segoe UI" w:cs="Segoe UI"/>
+                <w:sz w:val="24"/>
+                <w:szCs w:val="24"/>
+              </w:rPr>
+              <w:t>√</w:t>
+            </w:r>
+          </w:p>
+        </w:tc>
+        <w:tc>
+          <w:tcPr>
+            <w:tcW w:w="268" w:type="pct"/>
+          </w:tcPr>
+          <w:p>
+            <w:pPr>
+              <w:widowControl w:val="0"/>
+              <w:jc w:val="center"/>
+              <w:rPr>
+                <w:rFonts w:ascii="Times New Roman" w:eastAsia="Times New Roman" w:hAnsi="Times New Roman" w:cs="Times New Roman"/>
+                <w:sz w:val="24"/>
+                <w:szCs w:val="24"/>
+              </w:rPr>
+            </w:pPr>
+            <w:r>
+              <w:rPr>
+                <w:rFonts w:ascii="Segoe UI" w:eastAsia="Times New Roman" w:hAnsi="Segoe UI" w:cs="Segoe UI"/>
+                <w:sz w:val="24"/>
+                <w:szCs w:val="24"/>
+              </w:rPr>
+              <w:t>√</w:t>
+            </w:r>
           </w:p>
         </w:tc>
         <w:tc>
@@ -4012,6 +5052,14 @@
                 <w:szCs w:val="24"/>
               </w:rPr>
             </w:pPr>
+            <w:r>
+              <w:rPr>
+                <w:rFonts w:ascii="Segoe UI" w:eastAsia="Times New Roman" w:hAnsi="Segoe UI" w:cs="Segoe UI"/>
+                <w:sz w:val="24"/>
+                <w:szCs w:val="24"/>
+              </w:rPr>
+              <w:t>√</w:t>
+            </w:r>
           </w:p>
         </w:tc>
         <w:tc>
@@ -4057,25 +5105,7 @@
                 <w:sz w:val="24"/>
                 <w:szCs w:val="24"/>
               </w:rPr>
-              <w:t>Yulia Nu</w:t>
-            </w:r>
-            <w:r>
-              <w:rPr>
-                <w:rFonts w:ascii="Times New Roman" w:hAnsi="Times New Roman" w:cs="Times New Roman"/>
-                <w:color w:val="000000"/>
-                <w:sz w:val="24"/>
-                <w:szCs w:val="24"/>
-              </w:rPr>
-              <w:t>r</w:t>
-            </w:r>
-            <w:r>
-              <w:rPr>
-                <w:rFonts w:ascii="Times New Roman" w:hAnsi="Times New Roman" w:cs="Times New Roman"/>
-                <w:color w:val="000000"/>
-                <w:sz w:val="24"/>
-                <w:szCs w:val="24"/>
-              </w:rPr>
-              <w:t xml:space="preserve"> Fauziah</w:t>
+              <w:t>Yulia Nur Fauziah</w:t>
             </w:r>
           </w:p>
         </w:tc>
@@ -4137,38 +5167,62 @@
                 <w:szCs w:val="24"/>
               </w:rPr>
             </w:pPr>
-          </w:p>
-        </w:tc>
-        <w:tc>
-          <w:tcPr>
-            <w:tcW w:w="268" w:type="pct"/>
-          </w:tcPr>
-          <w:p>
-            <w:pPr>
-              <w:widowControl w:val="0"/>
-              <w:jc w:val="center"/>
-              <w:rPr>
-                <w:rFonts w:ascii="Times New Roman" w:eastAsia="Times New Roman" w:hAnsi="Times New Roman" w:cs="Times New Roman"/>
-                <w:sz w:val="24"/>
-                <w:szCs w:val="24"/>
-              </w:rPr>
-            </w:pPr>
-          </w:p>
-        </w:tc>
-        <w:tc>
-          <w:tcPr>
-            <w:tcW w:w="268" w:type="pct"/>
-          </w:tcPr>
-          <w:p>
-            <w:pPr>
-              <w:widowControl w:val="0"/>
-              <w:jc w:val="center"/>
-              <w:rPr>
-                <w:rFonts w:ascii="Times New Roman" w:eastAsia="Times New Roman" w:hAnsi="Times New Roman" w:cs="Times New Roman"/>
-                <w:sz w:val="24"/>
-                <w:szCs w:val="24"/>
-              </w:rPr>
-            </w:pPr>
+            <w:r>
+              <w:rPr>
+                <w:rFonts w:ascii="Segoe UI" w:eastAsia="Times New Roman" w:hAnsi="Segoe UI" w:cs="Segoe UI"/>
+                <w:sz w:val="24"/>
+                <w:szCs w:val="24"/>
+              </w:rPr>
+              <w:t>√</w:t>
+            </w:r>
+          </w:p>
+        </w:tc>
+        <w:tc>
+          <w:tcPr>
+            <w:tcW w:w="268" w:type="pct"/>
+          </w:tcPr>
+          <w:p>
+            <w:pPr>
+              <w:widowControl w:val="0"/>
+              <w:jc w:val="center"/>
+              <w:rPr>
+                <w:rFonts w:ascii="Times New Roman" w:eastAsia="Times New Roman" w:hAnsi="Times New Roman" w:cs="Times New Roman"/>
+                <w:sz w:val="24"/>
+                <w:szCs w:val="24"/>
+              </w:rPr>
+            </w:pPr>
+            <w:r>
+              <w:rPr>
+                <w:rFonts w:ascii="Segoe UI" w:eastAsia="Times New Roman" w:hAnsi="Segoe UI" w:cs="Segoe UI"/>
+                <w:sz w:val="24"/>
+                <w:szCs w:val="24"/>
+              </w:rPr>
+              <w:t>√</w:t>
+            </w:r>
+          </w:p>
+        </w:tc>
+        <w:tc>
+          <w:tcPr>
+            <w:tcW w:w="268" w:type="pct"/>
+          </w:tcPr>
+          <w:p>
+            <w:pPr>
+              <w:widowControl w:val="0"/>
+              <w:jc w:val="center"/>
+              <w:rPr>
+                <w:rFonts w:ascii="Times New Roman" w:eastAsia="Times New Roman" w:hAnsi="Times New Roman" w:cs="Times New Roman"/>
+                <w:sz w:val="24"/>
+                <w:szCs w:val="24"/>
+              </w:rPr>
+            </w:pPr>
+            <w:r>
+              <w:rPr>
+                <w:rFonts w:ascii="Segoe UI" w:eastAsia="Times New Roman" w:hAnsi="Segoe UI" w:cs="Segoe UI"/>
+                <w:sz w:val="24"/>
+                <w:szCs w:val="24"/>
+              </w:rPr>
+              <w:t>√</w:t>
+            </w:r>
           </w:p>
         </w:tc>
         <w:tc>
@@ -4185,6 +5239,14 @@
                 <w:szCs w:val="24"/>
               </w:rPr>
             </w:pPr>
+            <w:r>
+              <w:rPr>
+                <w:rFonts w:ascii="Segoe UI" w:eastAsia="Times New Roman" w:hAnsi="Segoe UI" w:cs="Segoe UI"/>
+                <w:sz w:val="24"/>
+                <w:szCs w:val="24"/>
+              </w:rPr>
+              <w:t>√</w:t>
+            </w:r>
           </w:p>
         </w:tc>
         <w:tc>
@@ -4268,54 +5330,86 @@
                 <w:szCs w:val="24"/>
               </w:rPr>
             </w:pPr>
-          </w:p>
-        </w:tc>
-        <w:tc>
-          <w:tcPr>
-            <w:tcW w:w="268" w:type="pct"/>
-          </w:tcPr>
-          <w:p>
-            <w:pPr>
-              <w:widowControl w:val="0"/>
-              <w:jc w:val="center"/>
-              <w:rPr>
-                <w:rFonts w:ascii="Times New Roman" w:eastAsia="Times New Roman" w:hAnsi="Times New Roman" w:cs="Times New Roman"/>
-                <w:sz w:val="24"/>
-                <w:szCs w:val="24"/>
-              </w:rPr>
-            </w:pPr>
-          </w:p>
-        </w:tc>
-        <w:tc>
-          <w:tcPr>
-            <w:tcW w:w="268" w:type="pct"/>
-          </w:tcPr>
-          <w:p>
-            <w:pPr>
-              <w:widowControl w:val="0"/>
-              <w:jc w:val="center"/>
-              <w:rPr>
-                <w:rFonts w:ascii="Times New Roman" w:eastAsia="Times New Roman" w:hAnsi="Times New Roman" w:cs="Times New Roman"/>
-                <w:sz w:val="24"/>
-                <w:szCs w:val="24"/>
-              </w:rPr>
-            </w:pPr>
-          </w:p>
-        </w:tc>
-        <w:tc>
-          <w:tcPr>
-            <w:tcW w:w="268" w:type="pct"/>
-          </w:tcPr>
-          <w:p>
-            <w:pPr>
-              <w:widowControl w:val="0"/>
-              <w:jc w:val="center"/>
-              <w:rPr>
-                <w:rFonts w:ascii="Times New Roman" w:eastAsia="Times New Roman" w:hAnsi="Times New Roman" w:cs="Times New Roman"/>
-                <w:sz w:val="24"/>
-                <w:szCs w:val="24"/>
-              </w:rPr>
-            </w:pPr>
+            <w:r>
+              <w:rPr>
+                <w:rFonts w:ascii="Segoe UI" w:eastAsia="Times New Roman" w:hAnsi="Segoe UI" w:cs="Segoe UI"/>
+                <w:sz w:val="24"/>
+                <w:szCs w:val="24"/>
+              </w:rPr>
+              <w:t>√</w:t>
+            </w:r>
+          </w:p>
+        </w:tc>
+        <w:tc>
+          <w:tcPr>
+            <w:tcW w:w="268" w:type="pct"/>
+          </w:tcPr>
+          <w:p>
+            <w:pPr>
+              <w:widowControl w:val="0"/>
+              <w:jc w:val="center"/>
+              <w:rPr>
+                <w:rFonts w:ascii="Times New Roman" w:eastAsia="Times New Roman" w:hAnsi="Times New Roman" w:cs="Times New Roman"/>
+                <w:sz w:val="24"/>
+                <w:szCs w:val="24"/>
+              </w:rPr>
+            </w:pPr>
+            <w:r>
+              <w:rPr>
+                <w:rFonts w:ascii="Segoe UI" w:eastAsia="Times New Roman" w:hAnsi="Segoe UI" w:cs="Segoe UI"/>
+                <w:sz w:val="24"/>
+                <w:szCs w:val="24"/>
+              </w:rPr>
+              <w:t>√</w:t>
+            </w:r>
+          </w:p>
+        </w:tc>
+        <w:tc>
+          <w:tcPr>
+            <w:tcW w:w="268" w:type="pct"/>
+          </w:tcPr>
+          <w:p>
+            <w:pPr>
+              <w:widowControl w:val="0"/>
+              <w:jc w:val="center"/>
+              <w:rPr>
+                <w:rFonts w:ascii="Times New Roman" w:eastAsia="Times New Roman" w:hAnsi="Times New Roman" w:cs="Times New Roman"/>
+                <w:sz w:val="24"/>
+                <w:szCs w:val="24"/>
+              </w:rPr>
+            </w:pPr>
+            <w:r>
+              <w:rPr>
+                <w:rFonts w:ascii="Segoe UI" w:eastAsia="Times New Roman" w:hAnsi="Segoe UI" w:cs="Segoe UI"/>
+                <w:sz w:val="24"/>
+                <w:szCs w:val="24"/>
+              </w:rPr>
+              <w:t>√</w:t>
+            </w:r>
+          </w:p>
+        </w:tc>
+        <w:tc>
+          <w:tcPr>
+            <w:tcW w:w="268" w:type="pct"/>
+          </w:tcPr>
+          <w:p>
+            <w:pPr>
+              <w:widowControl w:val="0"/>
+              <w:jc w:val="center"/>
+              <w:rPr>
+                <w:rFonts w:ascii="Times New Roman" w:eastAsia="Times New Roman" w:hAnsi="Times New Roman" w:cs="Times New Roman"/>
+                <w:sz w:val="24"/>
+                <w:szCs w:val="24"/>
+              </w:rPr>
+            </w:pPr>
+            <w:r>
+              <w:rPr>
+                <w:rFonts w:ascii="Segoe UI" w:eastAsia="Times New Roman" w:hAnsi="Segoe UI" w:cs="Segoe UI"/>
+                <w:sz w:val="24"/>
+                <w:szCs w:val="24"/>
+              </w:rPr>
+              <w:t>√</w:t>
+            </w:r>
           </w:p>
         </w:tc>
         <w:tc>
@@ -4332,6 +5426,14 @@
                 <w:szCs w:val="24"/>
               </w:rPr>
             </w:pPr>
+            <w:r>
+              <w:rPr>
+                <w:rFonts w:ascii="Segoe UI" w:eastAsia="Times New Roman" w:hAnsi="Segoe UI" w:cs="Segoe UI"/>
+                <w:sz w:val="24"/>
+                <w:szCs w:val="24"/>
+              </w:rPr>
+              <w:t>√</w:t>
+            </w:r>
           </w:p>
         </w:tc>
         <w:tc>
@@ -4388,7 +5490,27 @@
                 <w:sz w:val="24"/>
                 <w:szCs w:val="24"/>
               </w:rPr>
-              <w:t xml:space="preserve"> Zena Rafli</w:t>
+              <w:t xml:space="preserve"> </w:t>
+            </w:r>
+            <w:proofErr w:type="spellStart"/>
+            <w:r>
+              <w:rPr>
+                <w:rFonts w:ascii="Times New Roman" w:hAnsi="Times New Roman" w:cs="Times New Roman"/>
+                <w:color w:val="000000"/>
+                <w:sz w:val="24"/>
+                <w:szCs w:val="24"/>
+              </w:rPr>
+              <w:t>Zena</w:t>
+            </w:r>
+            <w:proofErr w:type="spellEnd"/>
+            <w:r>
+              <w:rPr>
+                <w:rFonts w:ascii="Times New Roman" w:hAnsi="Times New Roman" w:cs="Times New Roman"/>
+                <w:color w:val="000000"/>
+                <w:sz w:val="24"/>
+                <w:szCs w:val="24"/>
+              </w:rPr>
+              <w:t xml:space="preserve"> Rafli</w:t>
             </w:r>
           </w:p>
         </w:tc>
@@ -4426,54 +5548,86 @@
                 <w:szCs w:val="24"/>
               </w:rPr>
             </w:pPr>
-          </w:p>
-        </w:tc>
-        <w:tc>
-          <w:tcPr>
-            <w:tcW w:w="268" w:type="pct"/>
-          </w:tcPr>
-          <w:p>
-            <w:pPr>
-              <w:widowControl w:val="0"/>
-              <w:jc w:val="center"/>
-              <w:rPr>
-                <w:rFonts w:ascii="Times New Roman" w:eastAsia="Times New Roman" w:hAnsi="Times New Roman" w:cs="Times New Roman"/>
-                <w:sz w:val="24"/>
-                <w:szCs w:val="24"/>
-              </w:rPr>
-            </w:pPr>
-          </w:p>
-        </w:tc>
-        <w:tc>
-          <w:tcPr>
-            <w:tcW w:w="268" w:type="pct"/>
-          </w:tcPr>
-          <w:p>
-            <w:pPr>
-              <w:widowControl w:val="0"/>
-              <w:jc w:val="center"/>
-              <w:rPr>
-                <w:rFonts w:ascii="Times New Roman" w:eastAsia="Times New Roman" w:hAnsi="Times New Roman" w:cs="Times New Roman"/>
-                <w:sz w:val="24"/>
-                <w:szCs w:val="24"/>
-              </w:rPr>
-            </w:pPr>
-          </w:p>
-        </w:tc>
-        <w:tc>
-          <w:tcPr>
-            <w:tcW w:w="268" w:type="pct"/>
-          </w:tcPr>
-          <w:p>
-            <w:pPr>
-              <w:widowControl w:val="0"/>
-              <w:jc w:val="center"/>
-              <w:rPr>
-                <w:rFonts w:ascii="Times New Roman" w:eastAsia="Times New Roman" w:hAnsi="Times New Roman" w:cs="Times New Roman"/>
-                <w:sz w:val="24"/>
-                <w:szCs w:val="24"/>
-              </w:rPr>
-            </w:pPr>
+            <w:r>
+              <w:rPr>
+                <w:rFonts w:ascii="Segoe UI" w:eastAsia="Times New Roman" w:hAnsi="Segoe UI" w:cs="Segoe UI"/>
+                <w:sz w:val="24"/>
+                <w:szCs w:val="24"/>
+              </w:rPr>
+              <w:t>√</w:t>
+            </w:r>
+          </w:p>
+        </w:tc>
+        <w:tc>
+          <w:tcPr>
+            <w:tcW w:w="268" w:type="pct"/>
+          </w:tcPr>
+          <w:p>
+            <w:pPr>
+              <w:widowControl w:val="0"/>
+              <w:jc w:val="center"/>
+              <w:rPr>
+                <w:rFonts w:ascii="Times New Roman" w:eastAsia="Times New Roman" w:hAnsi="Times New Roman" w:cs="Times New Roman"/>
+                <w:sz w:val="24"/>
+                <w:szCs w:val="24"/>
+              </w:rPr>
+            </w:pPr>
+            <w:r>
+              <w:rPr>
+                <w:rFonts w:ascii="Segoe UI" w:eastAsia="Times New Roman" w:hAnsi="Segoe UI" w:cs="Segoe UI"/>
+                <w:sz w:val="24"/>
+                <w:szCs w:val="24"/>
+              </w:rPr>
+              <w:t>√</w:t>
+            </w:r>
+          </w:p>
+        </w:tc>
+        <w:tc>
+          <w:tcPr>
+            <w:tcW w:w="268" w:type="pct"/>
+          </w:tcPr>
+          <w:p>
+            <w:pPr>
+              <w:widowControl w:val="0"/>
+              <w:jc w:val="center"/>
+              <w:rPr>
+                <w:rFonts w:ascii="Times New Roman" w:eastAsia="Times New Roman" w:hAnsi="Times New Roman" w:cs="Times New Roman"/>
+                <w:sz w:val="24"/>
+                <w:szCs w:val="24"/>
+              </w:rPr>
+            </w:pPr>
+            <w:r>
+              <w:rPr>
+                <w:rFonts w:ascii="Segoe UI" w:eastAsia="Times New Roman" w:hAnsi="Segoe UI" w:cs="Segoe UI"/>
+                <w:sz w:val="24"/>
+                <w:szCs w:val="24"/>
+              </w:rPr>
+              <w:t>√</w:t>
+            </w:r>
+          </w:p>
+        </w:tc>
+        <w:tc>
+          <w:tcPr>
+            <w:tcW w:w="268" w:type="pct"/>
+          </w:tcPr>
+          <w:p>
+            <w:pPr>
+              <w:widowControl w:val="0"/>
+              <w:jc w:val="center"/>
+              <w:rPr>
+                <w:rFonts w:ascii="Times New Roman" w:eastAsia="Times New Roman" w:hAnsi="Times New Roman" w:cs="Times New Roman"/>
+                <w:sz w:val="24"/>
+                <w:szCs w:val="24"/>
+              </w:rPr>
+            </w:pPr>
+            <w:r>
+              <w:rPr>
+                <w:rFonts w:ascii="Segoe UI" w:eastAsia="Times New Roman" w:hAnsi="Segoe UI" w:cs="Segoe UI"/>
+                <w:sz w:val="24"/>
+                <w:szCs w:val="24"/>
+              </w:rPr>
+              <w:t>√</w:t>
+            </w:r>
           </w:p>
         </w:tc>
         <w:tc>
@@ -4490,6 +5644,14 @@
                 <w:szCs w:val="24"/>
               </w:rPr>
             </w:pPr>
+            <w:r>
+              <w:rPr>
+                <w:rFonts w:ascii="Segoe UI" w:eastAsia="Times New Roman" w:hAnsi="Segoe UI" w:cs="Segoe UI"/>
+                <w:sz w:val="24"/>
+                <w:szCs w:val="24"/>
+              </w:rPr>
+              <w:t>√</w:t>
+            </w:r>
           </w:p>
         </w:tc>
         <w:tc>
@@ -4573,54 +5735,86 @@
                 <w:szCs w:val="24"/>
               </w:rPr>
             </w:pPr>
-          </w:p>
-        </w:tc>
-        <w:tc>
-          <w:tcPr>
-            <w:tcW w:w="268" w:type="pct"/>
-          </w:tcPr>
-          <w:p>
-            <w:pPr>
-              <w:widowControl w:val="0"/>
-              <w:jc w:val="center"/>
-              <w:rPr>
-                <w:rFonts w:ascii="Times New Roman" w:eastAsia="Times New Roman" w:hAnsi="Times New Roman" w:cs="Times New Roman"/>
-                <w:sz w:val="24"/>
-                <w:szCs w:val="24"/>
-              </w:rPr>
-            </w:pPr>
-          </w:p>
-        </w:tc>
-        <w:tc>
-          <w:tcPr>
-            <w:tcW w:w="268" w:type="pct"/>
-          </w:tcPr>
-          <w:p>
-            <w:pPr>
-              <w:widowControl w:val="0"/>
-              <w:jc w:val="center"/>
-              <w:rPr>
-                <w:rFonts w:ascii="Times New Roman" w:eastAsia="Times New Roman" w:hAnsi="Times New Roman" w:cs="Times New Roman"/>
-                <w:sz w:val="24"/>
-                <w:szCs w:val="24"/>
-              </w:rPr>
-            </w:pPr>
-          </w:p>
-        </w:tc>
-        <w:tc>
-          <w:tcPr>
-            <w:tcW w:w="268" w:type="pct"/>
-          </w:tcPr>
-          <w:p>
-            <w:pPr>
-              <w:widowControl w:val="0"/>
-              <w:jc w:val="center"/>
-              <w:rPr>
-                <w:rFonts w:ascii="Times New Roman" w:eastAsia="Times New Roman" w:hAnsi="Times New Roman" w:cs="Times New Roman"/>
-                <w:sz w:val="24"/>
-                <w:szCs w:val="24"/>
-              </w:rPr>
-            </w:pPr>
+            <w:r>
+              <w:rPr>
+                <w:rFonts w:ascii="Segoe UI" w:eastAsia="Times New Roman" w:hAnsi="Segoe UI" w:cs="Segoe UI"/>
+                <w:sz w:val="24"/>
+                <w:szCs w:val="24"/>
+              </w:rPr>
+              <w:t>√</w:t>
+            </w:r>
+          </w:p>
+        </w:tc>
+        <w:tc>
+          <w:tcPr>
+            <w:tcW w:w="268" w:type="pct"/>
+          </w:tcPr>
+          <w:p>
+            <w:pPr>
+              <w:widowControl w:val="0"/>
+              <w:jc w:val="center"/>
+              <w:rPr>
+                <w:rFonts w:ascii="Times New Roman" w:eastAsia="Times New Roman" w:hAnsi="Times New Roman" w:cs="Times New Roman"/>
+                <w:sz w:val="24"/>
+                <w:szCs w:val="24"/>
+              </w:rPr>
+            </w:pPr>
+            <w:r>
+              <w:rPr>
+                <w:rFonts w:ascii="Segoe UI" w:eastAsia="Times New Roman" w:hAnsi="Segoe UI" w:cs="Segoe UI"/>
+                <w:sz w:val="24"/>
+                <w:szCs w:val="24"/>
+              </w:rPr>
+              <w:t>√</w:t>
+            </w:r>
+          </w:p>
+        </w:tc>
+        <w:tc>
+          <w:tcPr>
+            <w:tcW w:w="268" w:type="pct"/>
+          </w:tcPr>
+          <w:p>
+            <w:pPr>
+              <w:widowControl w:val="0"/>
+              <w:jc w:val="center"/>
+              <w:rPr>
+                <w:rFonts w:ascii="Times New Roman" w:eastAsia="Times New Roman" w:hAnsi="Times New Roman" w:cs="Times New Roman"/>
+                <w:sz w:val="24"/>
+                <w:szCs w:val="24"/>
+              </w:rPr>
+            </w:pPr>
+            <w:r>
+              <w:rPr>
+                <w:rFonts w:ascii="Segoe UI" w:eastAsia="Times New Roman" w:hAnsi="Segoe UI" w:cs="Segoe UI"/>
+                <w:sz w:val="24"/>
+                <w:szCs w:val="24"/>
+              </w:rPr>
+              <w:t>√</w:t>
+            </w:r>
+          </w:p>
+        </w:tc>
+        <w:tc>
+          <w:tcPr>
+            <w:tcW w:w="268" w:type="pct"/>
+          </w:tcPr>
+          <w:p>
+            <w:pPr>
+              <w:widowControl w:val="0"/>
+              <w:jc w:val="center"/>
+              <w:rPr>
+                <w:rFonts w:ascii="Times New Roman" w:eastAsia="Times New Roman" w:hAnsi="Times New Roman" w:cs="Times New Roman"/>
+                <w:sz w:val="24"/>
+                <w:szCs w:val="24"/>
+              </w:rPr>
+            </w:pPr>
+            <w:r>
+              <w:rPr>
+                <w:rFonts w:ascii="Segoe UI" w:eastAsia="Times New Roman" w:hAnsi="Segoe UI" w:cs="Segoe UI"/>
+                <w:sz w:val="24"/>
+                <w:szCs w:val="24"/>
+              </w:rPr>
+              <w:t>√</w:t>
+            </w:r>
           </w:p>
         </w:tc>
         <w:tc>
@@ -4637,6 +5831,14 @@
                 <w:szCs w:val="24"/>
               </w:rPr>
             </w:pPr>
+            <w:r>
+              <w:rPr>
+                <w:rFonts w:ascii="Segoe UI" w:eastAsia="Times New Roman" w:hAnsi="Segoe UI" w:cs="Segoe UI"/>
+                <w:sz w:val="24"/>
+                <w:szCs w:val="24"/>
+              </w:rPr>
+              <w:t>√</w:t>
+            </w:r>
           </w:p>
         </w:tc>
         <w:tc>
@@ -4751,54 +5953,86 @@
                 <w:szCs w:val="24"/>
               </w:rPr>
             </w:pPr>
-          </w:p>
-        </w:tc>
-        <w:tc>
-          <w:tcPr>
-            <w:tcW w:w="268" w:type="pct"/>
-          </w:tcPr>
-          <w:p>
-            <w:pPr>
-              <w:widowControl w:val="0"/>
-              <w:jc w:val="center"/>
-              <w:rPr>
-                <w:rFonts w:ascii="Times New Roman" w:eastAsia="Times New Roman" w:hAnsi="Times New Roman" w:cs="Times New Roman"/>
-                <w:sz w:val="24"/>
-                <w:szCs w:val="24"/>
-              </w:rPr>
-            </w:pPr>
-          </w:p>
-        </w:tc>
-        <w:tc>
-          <w:tcPr>
-            <w:tcW w:w="268" w:type="pct"/>
-          </w:tcPr>
-          <w:p>
-            <w:pPr>
-              <w:widowControl w:val="0"/>
-              <w:jc w:val="center"/>
-              <w:rPr>
-                <w:rFonts w:ascii="Times New Roman" w:eastAsia="Times New Roman" w:hAnsi="Times New Roman" w:cs="Times New Roman"/>
-                <w:sz w:val="24"/>
-                <w:szCs w:val="24"/>
-              </w:rPr>
-            </w:pPr>
-          </w:p>
-        </w:tc>
-        <w:tc>
-          <w:tcPr>
-            <w:tcW w:w="268" w:type="pct"/>
-          </w:tcPr>
-          <w:p>
-            <w:pPr>
-              <w:widowControl w:val="0"/>
-              <w:jc w:val="center"/>
-              <w:rPr>
-                <w:rFonts w:ascii="Times New Roman" w:eastAsia="Times New Roman" w:hAnsi="Times New Roman" w:cs="Times New Roman"/>
-                <w:sz w:val="24"/>
-                <w:szCs w:val="24"/>
-              </w:rPr>
-            </w:pPr>
+            <w:r>
+              <w:rPr>
+                <w:rFonts w:ascii="Segoe UI" w:eastAsia="Times New Roman" w:hAnsi="Segoe UI" w:cs="Segoe UI"/>
+                <w:sz w:val="24"/>
+                <w:szCs w:val="24"/>
+              </w:rPr>
+              <w:t>√</w:t>
+            </w:r>
+          </w:p>
+        </w:tc>
+        <w:tc>
+          <w:tcPr>
+            <w:tcW w:w="268" w:type="pct"/>
+          </w:tcPr>
+          <w:p>
+            <w:pPr>
+              <w:widowControl w:val="0"/>
+              <w:jc w:val="center"/>
+              <w:rPr>
+                <w:rFonts w:ascii="Times New Roman" w:eastAsia="Times New Roman" w:hAnsi="Times New Roman" w:cs="Times New Roman"/>
+                <w:sz w:val="24"/>
+                <w:szCs w:val="24"/>
+              </w:rPr>
+            </w:pPr>
+            <w:r>
+              <w:rPr>
+                <w:rFonts w:ascii="Segoe UI" w:eastAsia="Times New Roman" w:hAnsi="Segoe UI" w:cs="Segoe UI"/>
+                <w:sz w:val="24"/>
+                <w:szCs w:val="24"/>
+              </w:rPr>
+              <w:t>√</w:t>
+            </w:r>
+          </w:p>
+        </w:tc>
+        <w:tc>
+          <w:tcPr>
+            <w:tcW w:w="268" w:type="pct"/>
+          </w:tcPr>
+          <w:p>
+            <w:pPr>
+              <w:widowControl w:val="0"/>
+              <w:jc w:val="center"/>
+              <w:rPr>
+                <w:rFonts w:ascii="Times New Roman" w:eastAsia="Times New Roman" w:hAnsi="Times New Roman" w:cs="Times New Roman"/>
+                <w:sz w:val="24"/>
+                <w:szCs w:val="24"/>
+              </w:rPr>
+            </w:pPr>
+            <w:r>
+              <w:rPr>
+                <w:rFonts w:ascii="Segoe UI" w:eastAsia="Times New Roman" w:hAnsi="Segoe UI" w:cs="Segoe UI"/>
+                <w:sz w:val="24"/>
+                <w:szCs w:val="24"/>
+              </w:rPr>
+              <w:t>√</w:t>
+            </w:r>
+          </w:p>
+        </w:tc>
+        <w:tc>
+          <w:tcPr>
+            <w:tcW w:w="268" w:type="pct"/>
+          </w:tcPr>
+          <w:p>
+            <w:pPr>
+              <w:widowControl w:val="0"/>
+              <w:jc w:val="center"/>
+              <w:rPr>
+                <w:rFonts w:ascii="Times New Roman" w:eastAsia="Times New Roman" w:hAnsi="Times New Roman" w:cs="Times New Roman"/>
+                <w:sz w:val="24"/>
+                <w:szCs w:val="24"/>
+              </w:rPr>
+            </w:pPr>
+            <w:r>
+              <w:rPr>
+                <w:rFonts w:ascii="Segoe UI" w:eastAsia="Times New Roman" w:hAnsi="Segoe UI" w:cs="Segoe UI"/>
+                <w:sz w:val="24"/>
+                <w:szCs w:val="24"/>
+              </w:rPr>
+              <w:t>√</w:t>
+            </w:r>
           </w:p>
         </w:tc>
         <w:tc>
@@ -4815,6 +6049,14 @@
                 <w:szCs w:val="24"/>
               </w:rPr>
             </w:pPr>
+            <w:r>
+              <w:rPr>
+                <w:rFonts w:ascii="Segoe UI" w:eastAsia="Times New Roman" w:hAnsi="Segoe UI" w:cs="Segoe UI"/>
+                <w:sz w:val="24"/>
+                <w:szCs w:val="24"/>
+              </w:rPr>
+              <w:t>√</w:t>
+            </w:r>
           </w:p>
         </w:tc>
         <w:tc>
@@ -4909,54 +6151,86 @@
                 <w:szCs w:val="24"/>
               </w:rPr>
             </w:pPr>
-          </w:p>
-        </w:tc>
-        <w:tc>
-          <w:tcPr>
-            <w:tcW w:w="268" w:type="pct"/>
-          </w:tcPr>
-          <w:p>
-            <w:pPr>
-              <w:widowControl w:val="0"/>
-              <w:jc w:val="center"/>
-              <w:rPr>
-                <w:rFonts w:ascii="Times New Roman" w:eastAsia="Times New Roman" w:hAnsi="Times New Roman" w:cs="Times New Roman"/>
-                <w:sz w:val="24"/>
-                <w:szCs w:val="24"/>
-              </w:rPr>
-            </w:pPr>
-          </w:p>
-        </w:tc>
-        <w:tc>
-          <w:tcPr>
-            <w:tcW w:w="268" w:type="pct"/>
-          </w:tcPr>
-          <w:p>
-            <w:pPr>
-              <w:widowControl w:val="0"/>
-              <w:jc w:val="center"/>
-              <w:rPr>
-                <w:rFonts w:ascii="Times New Roman" w:eastAsia="Times New Roman" w:hAnsi="Times New Roman" w:cs="Times New Roman"/>
-                <w:sz w:val="24"/>
-                <w:szCs w:val="24"/>
-              </w:rPr>
-            </w:pPr>
-          </w:p>
-        </w:tc>
-        <w:tc>
-          <w:tcPr>
-            <w:tcW w:w="268" w:type="pct"/>
-          </w:tcPr>
-          <w:p>
-            <w:pPr>
-              <w:widowControl w:val="0"/>
-              <w:jc w:val="center"/>
-              <w:rPr>
-                <w:rFonts w:ascii="Times New Roman" w:eastAsia="Times New Roman" w:hAnsi="Times New Roman" w:cs="Times New Roman"/>
-                <w:sz w:val="24"/>
-                <w:szCs w:val="24"/>
-              </w:rPr>
-            </w:pPr>
+            <w:r>
+              <w:rPr>
+                <w:rFonts w:ascii="Segoe UI" w:eastAsia="Times New Roman" w:hAnsi="Segoe UI" w:cs="Segoe UI"/>
+                <w:sz w:val="24"/>
+                <w:szCs w:val="24"/>
+              </w:rPr>
+              <w:t>√</w:t>
+            </w:r>
+          </w:p>
+        </w:tc>
+        <w:tc>
+          <w:tcPr>
+            <w:tcW w:w="268" w:type="pct"/>
+          </w:tcPr>
+          <w:p>
+            <w:pPr>
+              <w:widowControl w:val="0"/>
+              <w:jc w:val="center"/>
+              <w:rPr>
+                <w:rFonts w:ascii="Times New Roman" w:eastAsia="Times New Roman" w:hAnsi="Times New Roman" w:cs="Times New Roman"/>
+                <w:sz w:val="24"/>
+                <w:szCs w:val="24"/>
+              </w:rPr>
+            </w:pPr>
+            <w:r>
+              <w:rPr>
+                <w:rFonts w:ascii="Segoe UI" w:eastAsia="Times New Roman" w:hAnsi="Segoe UI" w:cs="Segoe UI"/>
+                <w:sz w:val="24"/>
+                <w:szCs w:val="24"/>
+              </w:rPr>
+              <w:t>√</w:t>
+            </w:r>
+          </w:p>
+        </w:tc>
+        <w:tc>
+          <w:tcPr>
+            <w:tcW w:w="268" w:type="pct"/>
+          </w:tcPr>
+          <w:p>
+            <w:pPr>
+              <w:widowControl w:val="0"/>
+              <w:jc w:val="center"/>
+              <w:rPr>
+                <w:rFonts w:ascii="Times New Roman" w:eastAsia="Times New Roman" w:hAnsi="Times New Roman" w:cs="Times New Roman"/>
+                <w:sz w:val="24"/>
+                <w:szCs w:val="24"/>
+              </w:rPr>
+            </w:pPr>
+            <w:r>
+              <w:rPr>
+                <w:rFonts w:ascii="Segoe UI" w:eastAsia="Times New Roman" w:hAnsi="Segoe UI" w:cs="Segoe UI"/>
+                <w:sz w:val="24"/>
+                <w:szCs w:val="24"/>
+              </w:rPr>
+              <w:t>√</w:t>
+            </w:r>
+          </w:p>
+        </w:tc>
+        <w:tc>
+          <w:tcPr>
+            <w:tcW w:w="268" w:type="pct"/>
+          </w:tcPr>
+          <w:p>
+            <w:pPr>
+              <w:widowControl w:val="0"/>
+              <w:jc w:val="center"/>
+              <w:rPr>
+                <w:rFonts w:ascii="Times New Roman" w:eastAsia="Times New Roman" w:hAnsi="Times New Roman" w:cs="Times New Roman"/>
+                <w:sz w:val="24"/>
+                <w:szCs w:val="24"/>
+              </w:rPr>
+            </w:pPr>
+            <w:r>
+              <w:rPr>
+                <w:rFonts w:ascii="Segoe UI" w:eastAsia="Times New Roman" w:hAnsi="Segoe UI" w:cs="Segoe UI"/>
+                <w:sz w:val="24"/>
+                <w:szCs w:val="24"/>
+              </w:rPr>
+              <w:t>√</w:t>
+            </w:r>
           </w:p>
         </w:tc>
         <w:tc>
@@ -4973,6 +6247,14 @@
                 <w:szCs w:val="24"/>
               </w:rPr>
             </w:pPr>
+            <w:r>
+              <w:rPr>
+                <w:rFonts w:ascii="Segoe UI" w:eastAsia="Times New Roman" w:hAnsi="Segoe UI" w:cs="Segoe UI"/>
+                <w:sz w:val="24"/>
+                <w:szCs w:val="24"/>
+              </w:rPr>
+              <w:t>√</w:t>
+            </w:r>
           </w:p>
         </w:tc>
         <w:tc>
@@ -5038,8 +6320,19 @@
                 <w:sz w:val="24"/>
                 <w:szCs w:val="24"/>
               </w:rPr>
-              <w:t xml:space="preserve"> Prayata</w:t>
-            </w:r>
+              <w:t xml:space="preserve"> </w:t>
+            </w:r>
+            <w:proofErr w:type="spellStart"/>
+            <w:r>
+              <w:rPr>
+                <w:rFonts w:ascii="Times New Roman" w:hAnsi="Times New Roman" w:cs="Times New Roman"/>
+                <w:color w:val="000000"/>
+                <w:sz w:val="24"/>
+                <w:szCs w:val="24"/>
+              </w:rPr>
+              <w:t>Prayata</w:t>
+            </w:r>
+            <w:proofErr w:type="spellEnd"/>
           </w:p>
         </w:tc>
         <w:tc>
@@ -5100,38 +6393,62 @@
                 <w:szCs w:val="24"/>
               </w:rPr>
             </w:pPr>
-          </w:p>
-        </w:tc>
-        <w:tc>
-          <w:tcPr>
-            <w:tcW w:w="268" w:type="pct"/>
-          </w:tcPr>
-          <w:p>
-            <w:pPr>
-              <w:widowControl w:val="0"/>
-              <w:jc w:val="center"/>
-              <w:rPr>
-                <w:rFonts w:ascii="Times New Roman" w:eastAsia="Times New Roman" w:hAnsi="Times New Roman" w:cs="Times New Roman"/>
-                <w:sz w:val="24"/>
-                <w:szCs w:val="24"/>
-              </w:rPr>
-            </w:pPr>
-          </w:p>
-        </w:tc>
-        <w:tc>
-          <w:tcPr>
-            <w:tcW w:w="268" w:type="pct"/>
-          </w:tcPr>
-          <w:p>
-            <w:pPr>
-              <w:widowControl w:val="0"/>
-              <w:jc w:val="center"/>
-              <w:rPr>
-                <w:rFonts w:ascii="Times New Roman" w:eastAsia="Times New Roman" w:hAnsi="Times New Roman" w:cs="Times New Roman"/>
-                <w:sz w:val="24"/>
-                <w:szCs w:val="24"/>
-              </w:rPr>
-            </w:pPr>
+            <w:r>
+              <w:rPr>
+                <w:rFonts w:ascii="Segoe UI" w:eastAsia="Times New Roman" w:hAnsi="Segoe UI" w:cs="Segoe UI"/>
+                <w:sz w:val="24"/>
+                <w:szCs w:val="24"/>
+              </w:rPr>
+              <w:t>√</w:t>
+            </w:r>
+          </w:p>
+        </w:tc>
+        <w:tc>
+          <w:tcPr>
+            <w:tcW w:w="268" w:type="pct"/>
+          </w:tcPr>
+          <w:p>
+            <w:pPr>
+              <w:widowControl w:val="0"/>
+              <w:jc w:val="center"/>
+              <w:rPr>
+                <w:rFonts w:ascii="Times New Roman" w:eastAsia="Times New Roman" w:hAnsi="Times New Roman" w:cs="Times New Roman"/>
+                <w:sz w:val="24"/>
+                <w:szCs w:val="24"/>
+              </w:rPr>
+            </w:pPr>
+            <w:r>
+              <w:rPr>
+                <w:rFonts w:ascii="Segoe UI" w:eastAsia="Times New Roman" w:hAnsi="Segoe UI" w:cs="Segoe UI"/>
+                <w:sz w:val="24"/>
+                <w:szCs w:val="24"/>
+              </w:rPr>
+              <w:t>√</w:t>
+            </w:r>
+          </w:p>
+        </w:tc>
+        <w:tc>
+          <w:tcPr>
+            <w:tcW w:w="268" w:type="pct"/>
+          </w:tcPr>
+          <w:p>
+            <w:pPr>
+              <w:widowControl w:val="0"/>
+              <w:jc w:val="center"/>
+              <w:rPr>
+                <w:rFonts w:ascii="Times New Roman" w:eastAsia="Times New Roman" w:hAnsi="Times New Roman" w:cs="Times New Roman"/>
+                <w:sz w:val="24"/>
+                <w:szCs w:val="24"/>
+              </w:rPr>
+            </w:pPr>
+            <w:r>
+              <w:rPr>
+                <w:rFonts w:ascii="Segoe UI" w:eastAsia="Times New Roman" w:hAnsi="Segoe UI" w:cs="Segoe UI"/>
+                <w:sz w:val="24"/>
+                <w:szCs w:val="24"/>
+              </w:rPr>
+              <w:t>√</w:t>
+            </w:r>
           </w:p>
         </w:tc>
         <w:tc>
@@ -5148,6 +6465,14 @@
                 <w:szCs w:val="24"/>
               </w:rPr>
             </w:pPr>
+            <w:r>
+              <w:rPr>
+                <w:rFonts w:ascii="Segoe UI" w:eastAsia="Times New Roman" w:hAnsi="Segoe UI" w:cs="Segoe UI"/>
+                <w:sz w:val="24"/>
+                <w:szCs w:val="24"/>
+              </w:rPr>
+              <w:t>√</w:t>
+            </w:r>
           </w:p>
         </w:tc>
         <w:tc>
@@ -5244,54 +6569,86 @@
                 <w:szCs w:val="24"/>
               </w:rPr>
             </w:pPr>
-          </w:p>
-        </w:tc>
-        <w:tc>
-          <w:tcPr>
-            <w:tcW w:w="268" w:type="pct"/>
-          </w:tcPr>
-          <w:p>
-            <w:pPr>
-              <w:widowControl w:val="0"/>
-              <w:jc w:val="center"/>
-              <w:rPr>
-                <w:rFonts w:ascii="Times New Roman" w:eastAsia="Times New Roman" w:hAnsi="Times New Roman" w:cs="Times New Roman"/>
-                <w:sz w:val="24"/>
-                <w:szCs w:val="24"/>
-              </w:rPr>
-            </w:pPr>
-          </w:p>
-        </w:tc>
-        <w:tc>
-          <w:tcPr>
-            <w:tcW w:w="268" w:type="pct"/>
-          </w:tcPr>
-          <w:p>
-            <w:pPr>
-              <w:widowControl w:val="0"/>
-              <w:jc w:val="center"/>
-              <w:rPr>
-                <w:rFonts w:ascii="Times New Roman" w:eastAsia="Times New Roman" w:hAnsi="Times New Roman" w:cs="Times New Roman"/>
-                <w:sz w:val="24"/>
-                <w:szCs w:val="24"/>
-              </w:rPr>
-            </w:pPr>
-          </w:p>
-        </w:tc>
-        <w:tc>
-          <w:tcPr>
-            <w:tcW w:w="268" w:type="pct"/>
-          </w:tcPr>
-          <w:p>
-            <w:pPr>
-              <w:widowControl w:val="0"/>
-              <w:jc w:val="center"/>
-              <w:rPr>
-                <w:rFonts w:ascii="Times New Roman" w:eastAsia="Times New Roman" w:hAnsi="Times New Roman" w:cs="Times New Roman"/>
-                <w:sz w:val="24"/>
-                <w:szCs w:val="24"/>
-              </w:rPr>
-            </w:pPr>
+            <w:r>
+              <w:rPr>
+                <w:rFonts w:ascii="Segoe UI" w:eastAsia="Times New Roman" w:hAnsi="Segoe UI" w:cs="Segoe UI"/>
+                <w:sz w:val="24"/>
+                <w:szCs w:val="24"/>
+              </w:rPr>
+              <w:t>√</w:t>
+            </w:r>
+          </w:p>
+        </w:tc>
+        <w:tc>
+          <w:tcPr>
+            <w:tcW w:w="268" w:type="pct"/>
+          </w:tcPr>
+          <w:p>
+            <w:pPr>
+              <w:widowControl w:val="0"/>
+              <w:jc w:val="center"/>
+              <w:rPr>
+                <w:rFonts w:ascii="Times New Roman" w:eastAsia="Times New Roman" w:hAnsi="Times New Roman" w:cs="Times New Roman"/>
+                <w:sz w:val="24"/>
+                <w:szCs w:val="24"/>
+              </w:rPr>
+            </w:pPr>
+            <w:r>
+              <w:rPr>
+                <w:rFonts w:ascii="Segoe UI" w:eastAsia="Times New Roman" w:hAnsi="Segoe UI" w:cs="Segoe UI"/>
+                <w:sz w:val="24"/>
+                <w:szCs w:val="24"/>
+              </w:rPr>
+              <w:t>√</w:t>
+            </w:r>
+          </w:p>
+        </w:tc>
+        <w:tc>
+          <w:tcPr>
+            <w:tcW w:w="268" w:type="pct"/>
+          </w:tcPr>
+          <w:p>
+            <w:pPr>
+              <w:widowControl w:val="0"/>
+              <w:jc w:val="center"/>
+              <w:rPr>
+                <w:rFonts w:ascii="Times New Roman" w:eastAsia="Times New Roman" w:hAnsi="Times New Roman" w:cs="Times New Roman"/>
+                <w:sz w:val="24"/>
+                <w:szCs w:val="24"/>
+              </w:rPr>
+            </w:pPr>
+            <w:r>
+              <w:rPr>
+                <w:rFonts w:ascii="Segoe UI" w:eastAsia="Times New Roman" w:hAnsi="Segoe UI" w:cs="Segoe UI"/>
+                <w:sz w:val="24"/>
+                <w:szCs w:val="24"/>
+              </w:rPr>
+              <w:t>√</w:t>
+            </w:r>
+          </w:p>
+        </w:tc>
+        <w:tc>
+          <w:tcPr>
+            <w:tcW w:w="268" w:type="pct"/>
+          </w:tcPr>
+          <w:p>
+            <w:pPr>
+              <w:widowControl w:val="0"/>
+              <w:jc w:val="center"/>
+              <w:rPr>
+                <w:rFonts w:ascii="Times New Roman" w:eastAsia="Times New Roman" w:hAnsi="Times New Roman" w:cs="Times New Roman"/>
+                <w:sz w:val="24"/>
+                <w:szCs w:val="24"/>
+              </w:rPr>
+            </w:pPr>
+            <w:r>
+              <w:rPr>
+                <w:rFonts w:ascii="Segoe UI" w:eastAsia="Times New Roman" w:hAnsi="Segoe UI" w:cs="Segoe UI"/>
+                <w:sz w:val="24"/>
+                <w:szCs w:val="24"/>
+              </w:rPr>
+              <w:t>√</w:t>
+            </w:r>
           </w:p>
         </w:tc>
         <w:tc>
@@ -5308,6 +6665,14 @@
                 <w:szCs w:val="24"/>
               </w:rPr>
             </w:pPr>
+            <w:r>
+              <w:rPr>
+                <w:rFonts w:ascii="Segoe UI" w:eastAsia="Times New Roman" w:hAnsi="Segoe UI" w:cs="Segoe UI"/>
+                <w:sz w:val="24"/>
+                <w:szCs w:val="24"/>
+              </w:rPr>
+              <w:t>√</w:t>
+            </w:r>
           </w:p>
         </w:tc>
         <w:tc>
@@ -5402,54 +6767,86 @@
                 <w:szCs w:val="24"/>
               </w:rPr>
             </w:pPr>
-          </w:p>
-        </w:tc>
-        <w:tc>
-          <w:tcPr>
-            <w:tcW w:w="268" w:type="pct"/>
-          </w:tcPr>
-          <w:p>
-            <w:pPr>
-              <w:widowControl w:val="0"/>
-              <w:jc w:val="center"/>
-              <w:rPr>
-                <w:rFonts w:ascii="Times New Roman" w:eastAsia="Times New Roman" w:hAnsi="Times New Roman" w:cs="Times New Roman"/>
-                <w:sz w:val="24"/>
-                <w:szCs w:val="24"/>
-              </w:rPr>
-            </w:pPr>
-          </w:p>
-        </w:tc>
-        <w:tc>
-          <w:tcPr>
-            <w:tcW w:w="268" w:type="pct"/>
-          </w:tcPr>
-          <w:p>
-            <w:pPr>
-              <w:widowControl w:val="0"/>
-              <w:jc w:val="center"/>
-              <w:rPr>
-                <w:rFonts w:ascii="Times New Roman" w:eastAsia="Times New Roman" w:hAnsi="Times New Roman" w:cs="Times New Roman"/>
-                <w:sz w:val="24"/>
-                <w:szCs w:val="24"/>
-              </w:rPr>
-            </w:pPr>
-          </w:p>
-        </w:tc>
-        <w:tc>
-          <w:tcPr>
-            <w:tcW w:w="268" w:type="pct"/>
-          </w:tcPr>
-          <w:p>
-            <w:pPr>
-              <w:widowControl w:val="0"/>
-              <w:jc w:val="center"/>
-              <w:rPr>
-                <w:rFonts w:ascii="Times New Roman" w:eastAsia="Times New Roman" w:hAnsi="Times New Roman" w:cs="Times New Roman"/>
-                <w:sz w:val="24"/>
-                <w:szCs w:val="24"/>
-              </w:rPr>
-            </w:pPr>
+            <w:r>
+              <w:rPr>
+                <w:rFonts w:ascii="Segoe UI" w:eastAsia="Times New Roman" w:hAnsi="Segoe UI" w:cs="Segoe UI"/>
+                <w:sz w:val="24"/>
+                <w:szCs w:val="24"/>
+              </w:rPr>
+              <w:t>√</w:t>
+            </w:r>
+          </w:p>
+        </w:tc>
+        <w:tc>
+          <w:tcPr>
+            <w:tcW w:w="268" w:type="pct"/>
+          </w:tcPr>
+          <w:p>
+            <w:pPr>
+              <w:widowControl w:val="0"/>
+              <w:jc w:val="center"/>
+              <w:rPr>
+                <w:rFonts w:ascii="Times New Roman" w:eastAsia="Times New Roman" w:hAnsi="Times New Roman" w:cs="Times New Roman"/>
+                <w:sz w:val="24"/>
+                <w:szCs w:val="24"/>
+              </w:rPr>
+            </w:pPr>
+            <w:r>
+              <w:rPr>
+                <w:rFonts w:ascii="Segoe UI" w:eastAsia="Times New Roman" w:hAnsi="Segoe UI" w:cs="Segoe UI"/>
+                <w:sz w:val="24"/>
+                <w:szCs w:val="24"/>
+              </w:rPr>
+              <w:t>√</w:t>
+            </w:r>
+          </w:p>
+        </w:tc>
+        <w:tc>
+          <w:tcPr>
+            <w:tcW w:w="268" w:type="pct"/>
+          </w:tcPr>
+          <w:p>
+            <w:pPr>
+              <w:widowControl w:val="0"/>
+              <w:jc w:val="center"/>
+              <w:rPr>
+                <w:rFonts w:ascii="Times New Roman" w:eastAsia="Times New Roman" w:hAnsi="Times New Roman" w:cs="Times New Roman"/>
+                <w:sz w:val="24"/>
+                <w:szCs w:val="24"/>
+              </w:rPr>
+            </w:pPr>
+            <w:r>
+              <w:rPr>
+                <w:rFonts w:ascii="Segoe UI" w:eastAsia="Times New Roman" w:hAnsi="Segoe UI" w:cs="Segoe UI"/>
+                <w:sz w:val="24"/>
+                <w:szCs w:val="24"/>
+              </w:rPr>
+              <w:t>√</w:t>
+            </w:r>
+          </w:p>
+        </w:tc>
+        <w:tc>
+          <w:tcPr>
+            <w:tcW w:w="268" w:type="pct"/>
+          </w:tcPr>
+          <w:p>
+            <w:pPr>
+              <w:widowControl w:val="0"/>
+              <w:jc w:val="center"/>
+              <w:rPr>
+                <w:rFonts w:ascii="Times New Roman" w:eastAsia="Times New Roman" w:hAnsi="Times New Roman" w:cs="Times New Roman"/>
+                <w:sz w:val="24"/>
+                <w:szCs w:val="24"/>
+              </w:rPr>
+            </w:pPr>
+            <w:r>
+              <w:rPr>
+                <w:rFonts w:ascii="Segoe UI" w:eastAsia="Times New Roman" w:hAnsi="Segoe UI" w:cs="Segoe UI"/>
+                <w:sz w:val="24"/>
+                <w:szCs w:val="24"/>
+              </w:rPr>
+              <w:t>√</w:t>
+            </w:r>
           </w:p>
         </w:tc>
         <w:tc>
@@ -5466,6 +6863,14 @@
                 <w:szCs w:val="24"/>
               </w:rPr>
             </w:pPr>
+            <w:r>
+              <w:rPr>
+                <w:rFonts w:ascii="Segoe UI" w:eastAsia="Times New Roman" w:hAnsi="Segoe UI" w:cs="Segoe UI"/>
+                <w:sz w:val="24"/>
+                <w:szCs w:val="24"/>
+              </w:rPr>
+              <w:t>√</w:t>
+            </w:r>
           </w:p>
         </w:tc>
         <w:tc>
@@ -5549,54 +6954,86 @@
                 <w:szCs w:val="24"/>
               </w:rPr>
             </w:pPr>
-          </w:p>
-        </w:tc>
-        <w:tc>
-          <w:tcPr>
-            <w:tcW w:w="268" w:type="pct"/>
-          </w:tcPr>
-          <w:p>
-            <w:pPr>
-              <w:widowControl w:val="0"/>
-              <w:jc w:val="center"/>
-              <w:rPr>
-                <w:rFonts w:ascii="Times New Roman" w:eastAsia="Times New Roman" w:hAnsi="Times New Roman" w:cs="Times New Roman"/>
-                <w:sz w:val="24"/>
-                <w:szCs w:val="24"/>
-              </w:rPr>
-            </w:pPr>
-          </w:p>
-        </w:tc>
-        <w:tc>
-          <w:tcPr>
-            <w:tcW w:w="268" w:type="pct"/>
-          </w:tcPr>
-          <w:p>
-            <w:pPr>
-              <w:widowControl w:val="0"/>
-              <w:jc w:val="center"/>
-              <w:rPr>
-                <w:rFonts w:ascii="Times New Roman" w:eastAsia="Times New Roman" w:hAnsi="Times New Roman" w:cs="Times New Roman"/>
-                <w:sz w:val="24"/>
-                <w:szCs w:val="24"/>
-              </w:rPr>
-            </w:pPr>
-          </w:p>
-        </w:tc>
-        <w:tc>
-          <w:tcPr>
-            <w:tcW w:w="268" w:type="pct"/>
-          </w:tcPr>
-          <w:p>
-            <w:pPr>
-              <w:widowControl w:val="0"/>
-              <w:jc w:val="center"/>
-              <w:rPr>
-                <w:rFonts w:ascii="Times New Roman" w:eastAsia="Times New Roman" w:hAnsi="Times New Roman" w:cs="Times New Roman"/>
-                <w:sz w:val="24"/>
-                <w:szCs w:val="24"/>
-              </w:rPr>
-            </w:pPr>
+            <w:r>
+              <w:rPr>
+                <w:rFonts w:ascii="Segoe UI" w:eastAsia="Times New Roman" w:hAnsi="Segoe UI" w:cs="Segoe UI"/>
+                <w:sz w:val="24"/>
+                <w:szCs w:val="24"/>
+              </w:rPr>
+              <w:t>√</w:t>
+            </w:r>
+          </w:p>
+        </w:tc>
+        <w:tc>
+          <w:tcPr>
+            <w:tcW w:w="268" w:type="pct"/>
+          </w:tcPr>
+          <w:p>
+            <w:pPr>
+              <w:widowControl w:val="0"/>
+              <w:jc w:val="center"/>
+              <w:rPr>
+                <w:rFonts w:ascii="Times New Roman" w:eastAsia="Times New Roman" w:hAnsi="Times New Roman" w:cs="Times New Roman"/>
+                <w:sz w:val="24"/>
+                <w:szCs w:val="24"/>
+              </w:rPr>
+            </w:pPr>
+            <w:r>
+              <w:rPr>
+                <w:rFonts w:ascii="Segoe UI" w:eastAsia="Times New Roman" w:hAnsi="Segoe UI" w:cs="Segoe UI"/>
+                <w:sz w:val="24"/>
+                <w:szCs w:val="24"/>
+              </w:rPr>
+              <w:t>√</w:t>
+            </w:r>
+          </w:p>
+        </w:tc>
+        <w:tc>
+          <w:tcPr>
+            <w:tcW w:w="268" w:type="pct"/>
+          </w:tcPr>
+          <w:p>
+            <w:pPr>
+              <w:widowControl w:val="0"/>
+              <w:jc w:val="center"/>
+              <w:rPr>
+                <w:rFonts w:ascii="Times New Roman" w:eastAsia="Times New Roman" w:hAnsi="Times New Roman" w:cs="Times New Roman"/>
+                <w:sz w:val="24"/>
+                <w:szCs w:val="24"/>
+              </w:rPr>
+            </w:pPr>
+            <w:r>
+              <w:rPr>
+                <w:rFonts w:ascii="Segoe UI" w:eastAsia="Times New Roman" w:hAnsi="Segoe UI" w:cs="Segoe UI"/>
+                <w:sz w:val="24"/>
+                <w:szCs w:val="24"/>
+              </w:rPr>
+              <w:t>√</w:t>
+            </w:r>
+          </w:p>
+        </w:tc>
+        <w:tc>
+          <w:tcPr>
+            <w:tcW w:w="268" w:type="pct"/>
+          </w:tcPr>
+          <w:p>
+            <w:pPr>
+              <w:widowControl w:val="0"/>
+              <w:jc w:val="center"/>
+              <w:rPr>
+                <w:rFonts w:ascii="Times New Roman" w:eastAsia="Times New Roman" w:hAnsi="Times New Roman" w:cs="Times New Roman"/>
+                <w:sz w:val="24"/>
+                <w:szCs w:val="24"/>
+              </w:rPr>
+            </w:pPr>
+            <w:r>
+              <w:rPr>
+                <w:rFonts w:ascii="Segoe UI" w:eastAsia="Times New Roman" w:hAnsi="Segoe UI" w:cs="Segoe UI"/>
+                <w:sz w:val="24"/>
+                <w:szCs w:val="24"/>
+              </w:rPr>
+              <w:t>√</w:t>
+            </w:r>
           </w:p>
         </w:tc>
         <w:tc>
@@ -5613,6 +7050,14 @@
                 <w:szCs w:val="24"/>
               </w:rPr>
             </w:pPr>
+            <w:r>
+              <w:rPr>
+                <w:rFonts w:ascii="Segoe UI" w:eastAsia="Times New Roman" w:hAnsi="Segoe UI" w:cs="Segoe UI"/>
+                <w:sz w:val="24"/>
+                <w:szCs w:val="24"/>
+              </w:rPr>
+              <w:t>√</w:t>
+            </w:r>
           </w:p>
         </w:tc>
         <w:tc>
@@ -5696,54 +7141,86 @@
                 <w:szCs w:val="24"/>
               </w:rPr>
             </w:pPr>
-          </w:p>
-        </w:tc>
-        <w:tc>
-          <w:tcPr>
-            <w:tcW w:w="268" w:type="pct"/>
-          </w:tcPr>
-          <w:p>
-            <w:pPr>
-              <w:widowControl w:val="0"/>
-              <w:jc w:val="center"/>
-              <w:rPr>
-                <w:rFonts w:ascii="Times New Roman" w:eastAsia="Times New Roman" w:hAnsi="Times New Roman" w:cs="Times New Roman"/>
-                <w:sz w:val="24"/>
-                <w:szCs w:val="24"/>
-              </w:rPr>
-            </w:pPr>
-          </w:p>
-        </w:tc>
-        <w:tc>
-          <w:tcPr>
-            <w:tcW w:w="268" w:type="pct"/>
-          </w:tcPr>
-          <w:p>
-            <w:pPr>
-              <w:widowControl w:val="0"/>
-              <w:jc w:val="center"/>
-              <w:rPr>
-                <w:rFonts w:ascii="Times New Roman" w:eastAsia="Times New Roman" w:hAnsi="Times New Roman" w:cs="Times New Roman"/>
-                <w:sz w:val="24"/>
-                <w:szCs w:val="24"/>
-              </w:rPr>
-            </w:pPr>
-          </w:p>
-        </w:tc>
-        <w:tc>
-          <w:tcPr>
-            <w:tcW w:w="268" w:type="pct"/>
-          </w:tcPr>
-          <w:p>
-            <w:pPr>
-              <w:widowControl w:val="0"/>
-              <w:jc w:val="center"/>
-              <w:rPr>
-                <w:rFonts w:ascii="Times New Roman" w:eastAsia="Times New Roman" w:hAnsi="Times New Roman" w:cs="Times New Roman"/>
-                <w:sz w:val="24"/>
-                <w:szCs w:val="24"/>
-              </w:rPr>
-            </w:pPr>
+            <w:r>
+              <w:rPr>
+                <w:rFonts w:ascii="Segoe UI" w:eastAsia="Times New Roman" w:hAnsi="Segoe UI" w:cs="Segoe UI"/>
+                <w:sz w:val="24"/>
+                <w:szCs w:val="24"/>
+              </w:rPr>
+              <w:t>√</w:t>
+            </w:r>
+          </w:p>
+        </w:tc>
+        <w:tc>
+          <w:tcPr>
+            <w:tcW w:w="268" w:type="pct"/>
+          </w:tcPr>
+          <w:p>
+            <w:pPr>
+              <w:widowControl w:val="0"/>
+              <w:jc w:val="center"/>
+              <w:rPr>
+                <w:rFonts w:ascii="Times New Roman" w:eastAsia="Times New Roman" w:hAnsi="Times New Roman" w:cs="Times New Roman"/>
+                <w:sz w:val="24"/>
+                <w:szCs w:val="24"/>
+              </w:rPr>
+            </w:pPr>
+            <w:r>
+              <w:rPr>
+                <w:rFonts w:ascii="Segoe UI" w:eastAsia="Times New Roman" w:hAnsi="Segoe UI" w:cs="Segoe UI"/>
+                <w:sz w:val="24"/>
+                <w:szCs w:val="24"/>
+              </w:rPr>
+              <w:t>√</w:t>
+            </w:r>
+          </w:p>
+        </w:tc>
+        <w:tc>
+          <w:tcPr>
+            <w:tcW w:w="268" w:type="pct"/>
+          </w:tcPr>
+          <w:p>
+            <w:pPr>
+              <w:widowControl w:val="0"/>
+              <w:jc w:val="center"/>
+              <w:rPr>
+                <w:rFonts w:ascii="Times New Roman" w:eastAsia="Times New Roman" w:hAnsi="Times New Roman" w:cs="Times New Roman"/>
+                <w:sz w:val="24"/>
+                <w:szCs w:val="24"/>
+              </w:rPr>
+            </w:pPr>
+            <w:r>
+              <w:rPr>
+                <w:rFonts w:ascii="Segoe UI" w:eastAsia="Times New Roman" w:hAnsi="Segoe UI" w:cs="Segoe UI"/>
+                <w:sz w:val="24"/>
+                <w:szCs w:val="24"/>
+              </w:rPr>
+              <w:t>√</w:t>
+            </w:r>
+          </w:p>
+        </w:tc>
+        <w:tc>
+          <w:tcPr>
+            <w:tcW w:w="268" w:type="pct"/>
+          </w:tcPr>
+          <w:p>
+            <w:pPr>
+              <w:widowControl w:val="0"/>
+              <w:jc w:val="center"/>
+              <w:rPr>
+                <w:rFonts w:ascii="Times New Roman" w:eastAsia="Times New Roman" w:hAnsi="Times New Roman" w:cs="Times New Roman"/>
+                <w:sz w:val="24"/>
+                <w:szCs w:val="24"/>
+              </w:rPr>
+            </w:pPr>
+            <w:r>
+              <w:rPr>
+                <w:rFonts w:ascii="Segoe UI" w:eastAsia="Times New Roman" w:hAnsi="Segoe UI" w:cs="Segoe UI"/>
+                <w:sz w:val="24"/>
+                <w:szCs w:val="24"/>
+              </w:rPr>
+              <w:t>√</w:t>
+            </w:r>
           </w:p>
         </w:tc>
         <w:tc>
@@ -5760,6 +7237,14 @@
                 <w:szCs w:val="24"/>
               </w:rPr>
             </w:pPr>
+            <w:r>
+              <w:rPr>
+                <w:rFonts w:ascii="Segoe UI" w:eastAsia="Times New Roman" w:hAnsi="Segoe UI" w:cs="Segoe UI"/>
+                <w:sz w:val="24"/>
+                <w:szCs w:val="24"/>
+              </w:rPr>
+              <w:t>√</w:t>
+            </w:r>
           </w:p>
         </w:tc>
         <w:tc>
@@ -5843,54 +7328,86 @@
                 <w:szCs w:val="24"/>
               </w:rPr>
             </w:pPr>
-          </w:p>
-        </w:tc>
-        <w:tc>
-          <w:tcPr>
-            <w:tcW w:w="268" w:type="pct"/>
-          </w:tcPr>
-          <w:p>
-            <w:pPr>
-              <w:widowControl w:val="0"/>
-              <w:jc w:val="center"/>
-              <w:rPr>
-                <w:rFonts w:ascii="Times New Roman" w:eastAsia="Times New Roman" w:hAnsi="Times New Roman" w:cs="Times New Roman"/>
-                <w:sz w:val="24"/>
-                <w:szCs w:val="24"/>
-              </w:rPr>
-            </w:pPr>
-          </w:p>
-        </w:tc>
-        <w:tc>
-          <w:tcPr>
-            <w:tcW w:w="268" w:type="pct"/>
-          </w:tcPr>
-          <w:p>
-            <w:pPr>
-              <w:widowControl w:val="0"/>
-              <w:jc w:val="center"/>
-              <w:rPr>
-                <w:rFonts w:ascii="Times New Roman" w:eastAsia="Times New Roman" w:hAnsi="Times New Roman" w:cs="Times New Roman"/>
-                <w:sz w:val="24"/>
-                <w:szCs w:val="24"/>
-              </w:rPr>
-            </w:pPr>
-          </w:p>
-        </w:tc>
-        <w:tc>
-          <w:tcPr>
-            <w:tcW w:w="268" w:type="pct"/>
-          </w:tcPr>
-          <w:p>
-            <w:pPr>
-              <w:widowControl w:val="0"/>
-              <w:jc w:val="center"/>
-              <w:rPr>
-                <w:rFonts w:ascii="Times New Roman" w:eastAsia="Times New Roman" w:hAnsi="Times New Roman" w:cs="Times New Roman"/>
-                <w:sz w:val="24"/>
-                <w:szCs w:val="24"/>
-              </w:rPr>
-            </w:pPr>
+            <w:r>
+              <w:rPr>
+                <w:rFonts w:ascii="Segoe UI" w:eastAsia="Times New Roman" w:hAnsi="Segoe UI" w:cs="Segoe UI"/>
+                <w:sz w:val="24"/>
+                <w:szCs w:val="24"/>
+              </w:rPr>
+              <w:t>√</w:t>
+            </w:r>
+          </w:p>
+        </w:tc>
+        <w:tc>
+          <w:tcPr>
+            <w:tcW w:w="268" w:type="pct"/>
+          </w:tcPr>
+          <w:p>
+            <w:pPr>
+              <w:widowControl w:val="0"/>
+              <w:jc w:val="center"/>
+              <w:rPr>
+                <w:rFonts w:ascii="Times New Roman" w:eastAsia="Times New Roman" w:hAnsi="Times New Roman" w:cs="Times New Roman"/>
+                <w:sz w:val="24"/>
+                <w:szCs w:val="24"/>
+              </w:rPr>
+            </w:pPr>
+            <w:r>
+              <w:rPr>
+                <w:rFonts w:ascii="Segoe UI" w:eastAsia="Times New Roman" w:hAnsi="Segoe UI" w:cs="Segoe UI"/>
+                <w:sz w:val="24"/>
+                <w:szCs w:val="24"/>
+              </w:rPr>
+              <w:t>√</w:t>
+            </w:r>
+          </w:p>
+        </w:tc>
+        <w:tc>
+          <w:tcPr>
+            <w:tcW w:w="268" w:type="pct"/>
+          </w:tcPr>
+          <w:p>
+            <w:pPr>
+              <w:widowControl w:val="0"/>
+              <w:jc w:val="center"/>
+              <w:rPr>
+                <w:rFonts w:ascii="Times New Roman" w:eastAsia="Times New Roman" w:hAnsi="Times New Roman" w:cs="Times New Roman"/>
+                <w:sz w:val="24"/>
+                <w:szCs w:val="24"/>
+              </w:rPr>
+            </w:pPr>
+            <w:r>
+              <w:rPr>
+                <w:rFonts w:ascii="Segoe UI" w:eastAsia="Times New Roman" w:hAnsi="Segoe UI" w:cs="Segoe UI"/>
+                <w:sz w:val="24"/>
+                <w:szCs w:val="24"/>
+              </w:rPr>
+              <w:t>√</w:t>
+            </w:r>
+          </w:p>
+        </w:tc>
+        <w:tc>
+          <w:tcPr>
+            <w:tcW w:w="268" w:type="pct"/>
+          </w:tcPr>
+          <w:p>
+            <w:pPr>
+              <w:widowControl w:val="0"/>
+              <w:jc w:val="center"/>
+              <w:rPr>
+                <w:rFonts w:ascii="Times New Roman" w:eastAsia="Times New Roman" w:hAnsi="Times New Roman" w:cs="Times New Roman"/>
+                <w:sz w:val="24"/>
+                <w:szCs w:val="24"/>
+              </w:rPr>
+            </w:pPr>
+            <w:r>
+              <w:rPr>
+                <w:rFonts w:ascii="Segoe UI" w:eastAsia="Times New Roman" w:hAnsi="Segoe UI" w:cs="Segoe UI"/>
+                <w:sz w:val="24"/>
+                <w:szCs w:val="24"/>
+              </w:rPr>
+              <w:t>√</w:t>
+            </w:r>
           </w:p>
         </w:tc>
         <w:tc>
@@ -5907,6 +7424,14 @@
                 <w:szCs w:val="24"/>
               </w:rPr>
             </w:pPr>
+            <w:r>
+              <w:rPr>
+                <w:rFonts w:ascii="Segoe UI" w:eastAsia="Times New Roman" w:hAnsi="Segoe UI" w:cs="Segoe UI"/>
+                <w:sz w:val="24"/>
+                <w:szCs w:val="24"/>
+              </w:rPr>
+              <w:t>√</w:t>
+            </w:r>
           </w:p>
         </w:tc>
         <w:tc>
@@ -6025,38 +7550,62 @@
                 <w:szCs w:val="24"/>
               </w:rPr>
             </w:pPr>
-          </w:p>
-        </w:tc>
-        <w:tc>
-          <w:tcPr>
-            <w:tcW w:w="268" w:type="pct"/>
-          </w:tcPr>
-          <w:p>
-            <w:pPr>
-              <w:widowControl w:val="0"/>
-              <w:jc w:val="center"/>
-              <w:rPr>
-                <w:rFonts w:ascii="Segoe UI" w:eastAsia="Times New Roman" w:hAnsi="Segoe UI" w:cs="Segoe UI"/>
-                <w:sz w:val="24"/>
-                <w:szCs w:val="24"/>
-              </w:rPr>
-            </w:pPr>
-          </w:p>
-        </w:tc>
-        <w:tc>
-          <w:tcPr>
-            <w:tcW w:w="268" w:type="pct"/>
-          </w:tcPr>
-          <w:p>
-            <w:pPr>
-              <w:widowControl w:val="0"/>
-              <w:jc w:val="center"/>
-              <w:rPr>
-                <w:rFonts w:ascii="Times New Roman" w:eastAsia="Times New Roman" w:hAnsi="Times New Roman" w:cs="Times New Roman"/>
-                <w:sz w:val="24"/>
-                <w:szCs w:val="24"/>
-              </w:rPr>
-            </w:pPr>
+            <w:r>
+              <w:rPr>
+                <w:rFonts w:ascii="Segoe UI" w:eastAsia="Times New Roman" w:hAnsi="Segoe UI" w:cs="Segoe UI"/>
+                <w:sz w:val="24"/>
+                <w:szCs w:val="24"/>
+              </w:rPr>
+              <w:t>√</w:t>
+            </w:r>
+          </w:p>
+        </w:tc>
+        <w:tc>
+          <w:tcPr>
+            <w:tcW w:w="268" w:type="pct"/>
+          </w:tcPr>
+          <w:p>
+            <w:pPr>
+              <w:widowControl w:val="0"/>
+              <w:jc w:val="center"/>
+              <w:rPr>
+                <w:rFonts w:ascii="Segoe UI" w:eastAsia="Times New Roman" w:hAnsi="Segoe UI" w:cs="Segoe UI"/>
+                <w:sz w:val="24"/>
+                <w:szCs w:val="24"/>
+              </w:rPr>
+            </w:pPr>
+            <w:r>
+              <w:rPr>
+                <w:rFonts w:ascii="Segoe UI" w:eastAsia="Times New Roman" w:hAnsi="Segoe UI" w:cs="Segoe UI"/>
+                <w:sz w:val="24"/>
+                <w:szCs w:val="24"/>
+              </w:rPr>
+              <w:t>√</w:t>
+            </w:r>
+          </w:p>
+        </w:tc>
+        <w:tc>
+          <w:tcPr>
+            <w:tcW w:w="268" w:type="pct"/>
+          </w:tcPr>
+          <w:p>
+            <w:pPr>
+              <w:widowControl w:val="0"/>
+              <w:jc w:val="center"/>
+              <w:rPr>
+                <w:rFonts w:ascii="Times New Roman" w:eastAsia="Times New Roman" w:hAnsi="Times New Roman" w:cs="Times New Roman"/>
+                <w:sz w:val="24"/>
+                <w:szCs w:val="24"/>
+              </w:rPr>
+            </w:pPr>
+            <w:r>
+              <w:rPr>
+                <w:rFonts w:ascii="Segoe UI" w:eastAsia="Times New Roman" w:hAnsi="Segoe UI" w:cs="Segoe UI"/>
+                <w:sz w:val="24"/>
+                <w:szCs w:val="24"/>
+              </w:rPr>
+              <w:t>√</w:t>
+            </w:r>
           </w:p>
         </w:tc>
         <w:tc>
@@ -6073,6 +7622,14 @@
                 <w:szCs w:val="24"/>
               </w:rPr>
             </w:pPr>
+            <w:r>
+              <w:rPr>
+                <w:rFonts w:ascii="Segoe UI" w:eastAsia="Times New Roman" w:hAnsi="Segoe UI" w:cs="Segoe UI"/>
+                <w:sz w:val="24"/>
+                <w:szCs w:val="24"/>
+              </w:rPr>
+              <w:t>√</w:t>
+            </w:r>
           </w:p>
         </w:tc>
         <w:tc>
@@ -6167,54 +7724,86 @@
                 <w:szCs w:val="24"/>
               </w:rPr>
             </w:pPr>
-          </w:p>
-        </w:tc>
-        <w:tc>
-          <w:tcPr>
-            <w:tcW w:w="268" w:type="pct"/>
-          </w:tcPr>
-          <w:p>
-            <w:pPr>
-              <w:widowControl w:val="0"/>
-              <w:jc w:val="center"/>
-              <w:rPr>
-                <w:rFonts w:ascii="Times New Roman" w:eastAsia="Times New Roman" w:hAnsi="Times New Roman" w:cs="Times New Roman"/>
-                <w:sz w:val="24"/>
-                <w:szCs w:val="24"/>
-              </w:rPr>
-            </w:pPr>
-          </w:p>
-        </w:tc>
-        <w:tc>
-          <w:tcPr>
-            <w:tcW w:w="268" w:type="pct"/>
-          </w:tcPr>
-          <w:p>
-            <w:pPr>
-              <w:widowControl w:val="0"/>
-              <w:jc w:val="center"/>
-              <w:rPr>
-                <w:rFonts w:ascii="Times New Roman" w:eastAsia="Times New Roman" w:hAnsi="Times New Roman" w:cs="Times New Roman"/>
-                <w:sz w:val="24"/>
-                <w:szCs w:val="24"/>
-              </w:rPr>
-            </w:pPr>
-          </w:p>
-        </w:tc>
-        <w:tc>
-          <w:tcPr>
-            <w:tcW w:w="268" w:type="pct"/>
-          </w:tcPr>
-          <w:p>
-            <w:pPr>
-              <w:widowControl w:val="0"/>
-              <w:jc w:val="center"/>
-              <w:rPr>
-                <w:rFonts w:ascii="Times New Roman" w:eastAsia="Times New Roman" w:hAnsi="Times New Roman" w:cs="Times New Roman"/>
-                <w:sz w:val="24"/>
-                <w:szCs w:val="24"/>
-              </w:rPr>
-            </w:pPr>
+            <w:r>
+              <w:rPr>
+                <w:rFonts w:ascii="Segoe UI" w:eastAsia="Times New Roman" w:hAnsi="Segoe UI" w:cs="Segoe UI"/>
+                <w:sz w:val="24"/>
+                <w:szCs w:val="24"/>
+              </w:rPr>
+              <w:t>√</w:t>
+            </w:r>
+          </w:p>
+        </w:tc>
+        <w:tc>
+          <w:tcPr>
+            <w:tcW w:w="268" w:type="pct"/>
+          </w:tcPr>
+          <w:p>
+            <w:pPr>
+              <w:widowControl w:val="0"/>
+              <w:jc w:val="center"/>
+              <w:rPr>
+                <w:rFonts w:ascii="Times New Roman" w:eastAsia="Times New Roman" w:hAnsi="Times New Roman" w:cs="Times New Roman"/>
+                <w:sz w:val="24"/>
+                <w:szCs w:val="24"/>
+              </w:rPr>
+            </w:pPr>
+            <w:r>
+              <w:rPr>
+                <w:rFonts w:ascii="Segoe UI" w:eastAsia="Times New Roman" w:hAnsi="Segoe UI" w:cs="Segoe UI"/>
+                <w:sz w:val="24"/>
+                <w:szCs w:val="24"/>
+              </w:rPr>
+              <w:t>√</w:t>
+            </w:r>
+          </w:p>
+        </w:tc>
+        <w:tc>
+          <w:tcPr>
+            <w:tcW w:w="268" w:type="pct"/>
+          </w:tcPr>
+          <w:p>
+            <w:pPr>
+              <w:widowControl w:val="0"/>
+              <w:jc w:val="center"/>
+              <w:rPr>
+                <w:rFonts w:ascii="Times New Roman" w:eastAsia="Times New Roman" w:hAnsi="Times New Roman" w:cs="Times New Roman"/>
+                <w:sz w:val="24"/>
+                <w:szCs w:val="24"/>
+              </w:rPr>
+            </w:pPr>
+            <w:r>
+              <w:rPr>
+                <w:rFonts w:ascii="Segoe UI" w:eastAsia="Times New Roman" w:hAnsi="Segoe UI" w:cs="Segoe UI"/>
+                <w:sz w:val="24"/>
+                <w:szCs w:val="24"/>
+              </w:rPr>
+              <w:t>√</w:t>
+            </w:r>
+          </w:p>
+        </w:tc>
+        <w:tc>
+          <w:tcPr>
+            <w:tcW w:w="268" w:type="pct"/>
+          </w:tcPr>
+          <w:p>
+            <w:pPr>
+              <w:widowControl w:val="0"/>
+              <w:jc w:val="center"/>
+              <w:rPr>
+                <w:rFonts w:ascii="Times New Roman" w:eastAsia="Times New Roman" w:hAnsi="Times New Roman" w:cs="Times New Roman"/>
+                <w:sz w:val="24"/>
+                <w:szCs w:val="24"/>
+              </w:rPr>
+            </w:pPr>
+            <w:r>
+              <w:rPr>
+                <w:rFonts w:ascii="Segoe UI" w:eastAsia="Times New Roman" w:hAnsi="Segoe UI" w:cs="Segoe UI"/>
+                <w:sz w:val="24"/>
+                <w:szCs w:val="24"/>
+              </w:rPr>
+              <w:t>√</w:t>
+            </w:r>
           </w:p>
         </w:tc>
         <w:tc>
@@ -6231,6 +7820,14 @@
                 <w:szCs w:val="24"/>
               </w:rPr>
             </w:pPr>
+            <w:r>
+              <w:rPr>
+                <w:rFonts w:ascii="Segoe UI" w:eastAsia="Times New Roman" w:hAnsi="Segoe UI" w:cs="Segoe UI"/>
+                <w:sz w:val="24"/>
+                <w:szCs w:val="24"/>
+              </w:rPr>
+              <w:t>√</w:t>
+            </w:r>
           </w:p>
         </w:tc>
         <w:tc>
@@ -6340,38 +7937,62 @@
                 <w:szCs w:val="24"/>
               </w:rPr>
             </w:pPr>
-          </w:p>
-        </w:tc>
-        <w:tc>
-          <w:tcPr>
-            <w:tcW w:w="268" w:type="pct"/>
-          </w:tcPr>
-          <w:p>
-            <w:pPr>
-              <w:widowControl w:val="0"/>
-              <w:jc w:val="center"/>
-              <w:rPr>
-                <w:rFonts w:ascii="Times New Roman" w:eastAsia="Times New Roman" w:hAnsi="Times New Roman" w:cs="Times New Roman"/>
-                <w:sz w:val="24"/>
-                <w:szCs w:val="24"/>
-              </w:rPr>
-            </w:pPr>
-          </w:p>
-        </w:tc>
-        <w:tc>
-          <w:tcPr>
-            <w:tcW w:w="268" w:type="pct"/>
-          </w:tcPr>
-          <w:p>
-            <w:pPr>
-              <w:widowControl w:val="0"/>
-              <w:jc w:val="center"/>
-              <w:rPr>
-                <w:rFonts w:ascii="Times New Roman" w:eastAsia="Times New Roman" w:hAnsi="Times New Roman" w:cs="Times New Roman"/>
-                <w:sz w:val="24"/>
-                <w:szCs w:val="24"/>
-              </w:rPr>
-            </w:pPr>
+            <w:r>
+              <w:rPr>
+                <w:rFonts w:ascii="Segoe UI" w:eastAsia="Times New Roman" w:hAnsi="Segoe UI" w:cs="Segoe UI"/>
+                <w:sz w:val="24"/>
+                <w:szCs w:val="24"/>
+              </w:rPr>
+              <w:t>√</w:t>
+            </w:r>
+          </w:p>
+        </w:tc>
+        <w:tc>
+          <w:tcPr>
+            <w:tcW w:w="268" w:type="pct"/>
+          </w:tcPr>
+          <w:p>
+            <w:pPr>
+              <w:widowControl w:val="0"/>
+              <w:jc w:val="center"/>
+              <w:rPr>
+                <w:rFonts w:ascii="Times New Roman" w:eastAsia="Times New Roman" w:hAnsi="Times New Roman" w:cs="Times New Roman"/>
+                <w:sz w:val="24"/>
+                <w:szCs w:val="24"/>
+              </w:rPr>
+            </w:pPr>
+            <w:r>
+              <w:rPr>
+                <w:rFonts w:ascii="Segoe UI" w:eastAsia="Times New Roman" w:hAnsi="Segoe UI" w:cs="Segoe UI"/>
+                <w:sz w:val="24"/>
+                <w:szCs w:val="24"/>
+              </w:rPr>
+              <w:t>√</w:t>
+            </w:r>
+          </w:p>
+        </w:tc>
+        <w:tc>
+          <w:tcPr>
+            <w:tcW w:w="268" w:type="pct"/>
+          </w:tcPr>
+          <w:p>
+            <w:pPr>
+              <w:widowControl w:val="0"/>
+              <w:jc w:val="center"/>
+              <w:rPr>
+                <w:rFonts w:ascii="Times New Roman" w:eastAsia="Times New Roman" w:hAnsi="Times New Roman" w:cs="Times New Roman"/>
+                <w:sz w:val="24"/>
+                <w:szCs w:val="24"/>
+              </w:rPr>
+            </w:pPr>
+            <w:r>
+              <w:rPr>
+                <w:rFonts w:ascii="Segoe UI" w:eastAsia="Times New Roman" w:hAnsi="Segoe UI" w:cs="Segoe UI"/>
+                <w:sz w:val="24"/>
+                <w:szCs w:val="24"/>
+              </w:rPr>
+              <w:t>√</w:t>
+            </w:r>
           </w:p>
         </w:tc>
         <w:tc>
@@ -6388,6 +8009,14 @@
                 <w:szCs w:val="24"/>
               </w:rPr>
             </w:pPr>
+            <w:r>
+              <w:rPr>
+                <w:rFonts w:ascii="Segoe UI" w:eastAsia="Times New Roman" w:hAnsi="Segoe UI" w:cs="Segoe UI"/>
+                <w:sz w:val="24"/>
+                <w:szCs w:val="24"/>
+              </w:rPr>
+              <w:t>√</w:t>
+            </w:r>
           </w:p>
         </w:tc>
         <w:tc>
@@ -6495,38 +8124,62 @@
                 <w:szCs w:val="24"/>
               </w:rPr>
             </w:pPr>
-          </w:p>
-        </w:tc>
-        <w:tc>
-          <w:tcPr>
-            <w:tcW w:w="268" w:type="pct"/>
-          </w:tcPr>
-          <w:p>
-            <w:pPr>
-              <w:widowControl w:val="0"/>
-              <w:jc w:val="center"/>
-              <w:rPr>
-                <w:rFonts w:ascii="Times New Roman" w:eastAsia="Times New Roman" w:hAnsi="Times New Roman" w:cs="Times New Roman"/>
-                <w:sz w:val="24"/>
-                <w:szCs w:val="24"/>
-              </w:rPr>
-            </w:pPr>
-          </w:p>
-        </w:tc>
-        <w:tc>
-          <w:tcPr>
-            <w:tcW w:w="268" w:type="pct"/>
-          </w:tcPr>
-          <w:p>
-            <w:pPr>
-              <w:widowControl w:val="0"/>
-              <w:jc w:val="center"/>
-              <w:rPr>
-                <w:rFonts w:ascii="Times New Roman" w:eastAsia="Times New Roman" w:hAnsi="Times New Roman" w:cs="Times New Roman"/>
-                <w:sz w:val="24"/>
-                <w:szCs w:val="24"/>
-              </w:rPr>
-            </w:pPr>
+            <w:r>
+              <w:rPr>
+                <w:rFonts w:ascii="Segoe UI" w:eastAsia="Times New Roman" w:hAnsi="Segoe UI" w:cs="Segoe UI"/>
+                <w:sz w:val="24"/>
+                <w:szCs w:val="24"/>
+              </w:rPr>
+              <w:t>√</w:t>
+            </w:r>
+          </w:p>
+        </w:tc>
+        <w:tc>
+          <w:tcPr>
+            <w:tcW w:w="268" w:type="pct"/>
+          </w:tcPr>
+          <w:p>
+            <w:pPr>
+              <w:widowControl w:val="0"/>
+              <w:jc w:val="center"/>
+              <w:rPr>
+                <w:rFonts w:ascii="Times New Roman" w:eastAsia="Times New Roman" w:hAnsi="Times New Roman" w:cs="Times New Roman"/>
+                <w:sz w:val="24"/>
+                <w:szCs w:val="24"/>
+              </w:rPr>
+            </w:pPr>
+            <w:r>
+              <w:rPr>
+                <w:rFonts w:ascii="Segoe UI" w:eastAsia="Times New Roman" w:hAnsi="Segoe UI" w:cs="Segoe UI"/>
+                <w:sz w:val="24"/>
+                <w:szCs w:val="24"/>
+              </w:rPr>
+              <w:t>√</w:t>
+            </w:r>
+          </w:p>
+        </w:tc>
+        <w:tc>
+          <w:tcPr>
+            <w:tcW w:w="268" w:type="pct"/>
+          </w:tcPr>
+          <w:p>
+            <w:pPr>
+              <w:widowControl w:val="0"/>
+              <w:jc w:val="center"/>
+              <w:rPr>
+                <w:rFonts w:ascii="Times New Roman" w:eastAsia="Times New Roman" w:hAnsi="Times New Roman" w:cs="Times New Roman"/>
+                <w:sz w:val="24"/>
+                <w:szCs w:val="24"/>
+              </w:rPr>
+            </w:pPr>
+            <w:r>
+              <w:rPr>
+                <w:rFonts w:ascii="Segoe UI" w:eastAsia="Times New Roman" w:hAnsi="Segoe UI" w:cs="Segoe UI"/>
+                <w:sz w:val="24"/>
+                <w:szCs w:val="24"/>
+              </w:rPr>
+              <w:t>√</w:t>
+            </w:r>
           </w:p>
         </w:tc>
         <w:tc>
@@ -6543,6 +8196,14 @@
                 <w:szCs w:val="24"/>
               </w:rPr>
             </w:pPr>
+            <w:r>
+              <w:rPr>
+                <w:rFonts w:ascii="Segoe UI" w:eastAsia="Times New Roman" w:hAnsi="Segoe UI" w:cs="Segoe UI"/>
+                <w:sz w:val="24"/>
+                <w:szCs w:val="24"/>
+              </w:rPr>
+              <w:t>√</w:t>
+            </w:r>
           </w:p>
         </w:tc>
         <w:tc>
@@ -6626,54 +8287,86 @@
                 <w:szCs w:val="24"/>
               </w:rPr>
             </w:pPr>
-          </w:p>
-        </w:tc>
-        <w:tc>
-          <w:tcPr>
-            <w:tcW w:w="268" w:type="pct"/>
-          </w:tcPr>
-          <w:p>
-            <w:pPr>
-              <w:widowControl w:val="0"/>
-              <w:jc w:val="center"/>
-              <w:rPr>
-                <w:rFonts w:ascii="Times New Roman" w:eastAsia="Times New Roman" w:hAnsi="Times New Roman" w:cs="Times New Roman"/>
-                <w:sz w:val="24"/>
-                <w:szCs w:val="24"/>
-              </w:rPr>
-            </w:pPr>
-          </w:p>
-        </w:tc>
-        <w:tc>
-          <w:tcPr>
-            <w:tcW w:w="268" w:type="pct"/>
-          </w:tcPr>
-          <w:p>
-            <w:pPr>
-              <w:widowControl w:val="0"/>
-              <w:jc w:val="center"/>
-              <w:rPr>
-                <w:rFonts w:ascii="Segoe UI" w:eastAsia="Times New Roman" w:hAnsi="Segoe UI" w:cs="Segoe UI"/>
-                <w:sz w:val="24"/>
-                <w:szCs w:val="24"/>
-              </w:rPr>
-            </w:pPr>
-          </w:p>
-        </w:tc>
-        <w:tc>
-          <w:tcPr>
-            <w:tcW w:w="268" w:type="pct"/>
-          </w:tcPr>
-          <w:p>
-            <w:pPr>
-              <w:widowControl w:val="0"/>
-              <w:jc w:val="center"/>
-              <w:rPr>
-                <w:rFonts w:ascii="Segoe UI" w:eastAsia="Times New Roman" w:hAnsi="Segoe UI" w:cs="Segoe UI"/>
-                <w:sz w:val="24"/>
-                <w:szCs w:val="24"/>
-              </w:rPr>
-            </w:pPr>
+            <w:r>
+              <w:rPr>
+                <w:rFonts w:ascii="Segoe UI" w:eastAsia="Times New Roman" w:hAnsi="Segoe UI" w:cs="Segoe UI"/>
+                <w:sz w:val="24"/>
+                <w:szCs w:val="24"/>
+              </w:rPr>
+              <w:t>√</w:t>
+            </w:r>
+          </w:p>
+        </w:tc>
+        <w:tc>
+          <w:tcPr>
+            <w:tcW w:w="268" w:type="pct"/>
+          </w:tcPr>
+          <w:p>
+            <w:pPr>
+              <w:widowControl w:val="0"/>
+              <w:jc w:val="center"/>
+              <w:rPr>
+                <w:rFonts w:ascii="Times New Roman" w:eastAsia="Times New Roman" w:hAnsi="Times New Roman" w:cs="Times New Roman"/>
+                <w:sz w:val="24"/>
+                <w:szCs w:val="24"/>
+              </w:rPr>
+            </w:pPr>
+            <w:r>
+              <w:rPr>
+                <w:rFonts w:ascii="Segoe UI" w:eastAsia="Times New Roman" w:hAnsi="Segoe UI" w:cs="Segoe UI"/>
+                <w:sz w:val="24"/>
+                <w:szCs w:val="24"/>
+              </w:rPr>
+              <w:t>√</w:t>
+            </w:r>
+          </w:p>
+        </w:tc>
+        <w:tc>
+          <w:tcPr>
+            <w:tcW w:w="268" w:type="pct"/>
+          </w:tcPr>
+          <w:p>
+            <w:pPr>
+              <w:widowControl w:val="0"/>
+              <w:jc w:val="center"/>
+              <w:rPr>
+                <w:rFonts w:ascii="Segoe UI" w:eastAsia="Times New Roman" w:hAnsi="Segoe UI" w:cs="Segoe UI"/>
+                <w:sz w:val="24"/>
+                <w:szCs w:val="24"/>
+              </w:rPr>
+            </w:pPr>
+            <w:r>
+              <w:rPr>
+                <w:rFonts w:ascii="Segoe UI" w:eastAsia="Times New Roman" w:hAnsi="Segoe UI" w:cs="Segoe UI"/>
+                <w:sz w:val="24"/>
+                <w:szCs w:val="24"/>
+              </w:rPr>
+              <w:t>√</w:t>
+            </w:r>
+          </w:p>
+        </w:tc>
+        <w:tc>
+          <w:tcPr>
+            <w:tcW w:w="268" w:type="pct"/>
+          </w:tcPr>
+          <w:p>
+            <w:pPr>
+              <w:widowControl w:val="0"/>
+              <w:jc w:val="center"/>
+              <w:rPr>
+                <w:rFonts w:ascii="Segoe UI" w:eastAsia="Times New Roman" w:hAnsi="Segoe UI" w:cs="Segoe UI"/>
+                <w:sz w:val="24"/>
+                <w:szCs w:val="24"/>
+              </w:rPr>
+            </w:pPr>
+            <w:r>
+              <w:rPr>
+                <w:rFonts w:ascii="Segoe UI" w:eastAsia="Times New Roman" w:hAnsi="Segoe UI" w:cs="Segoe UI"/>
+                <w:sz w:val="24"/>
+                <w:szCs w:val="24"/>
+              </w:rPr>
+              <w:t>√</w:t>
+            </w:r>
           </w:p>
         </w:tc>
         <w:tc>
@@ -6690,6 +8383,14 @@
                 <w:szCs w:val="24"/>
               </w:rPr>
             </w:pPr>
+            <w:r>
+              <w:rPr>
+                <w:rFonts w:ascii="Segoe UI" w:eastAsia="Times New Roman" w:hAnsi="Segoe UI" w:cs="Segoe UI"/>
+                <w:sz w:val="24"/>
+                <w:szCs w:val="24"/>
+              </w:rPr>
+              <w:t>√</w:t>
+            </w:r>
           </w:p>
         </w:tc>
         <w:tc>
@@ -6786,6 +8487,14 @@
                 <w:highlight w:val="white"/>
               </w:rPr>
             </w:pPr>
+            <w:r>
+              <w:rPr>
+                <w:rFonts w:ascii="Segoe UI" w:eastAsia="Times New Roman" w:hAnsi="Segoe UI" w:cs="Segoe UI"/>
+                <w:sz w:val="24"/>
+                <w:szCs w:val="24"/>
+              </w:rPr>
+              <w:t>√</w:t>
+            </w:r>
           </w:p>
         </w:tc>
         <w:tc>
@@ -6803,38 +8512,62 @@
                 <w:highlight w:val="white"/>
               </w:rPr>
             </w:pPr>
-          </w:p>
-        </w:tc>
-        <w:tc>
-          <w:tcPr>
-            <w:tcW w:w="268" w:type="pct"/>
-          </w:tcPr>
-          <w:p>
-            <w:pPr>
-              <w:widowControl w:val="0"/>
-              <w:jc w:val="center"/>
-              <w:rPr>
-                <w:rFonts w:ascii="Times New Roman" w:eastAsia="Times New Roman" w:hAnsi="Times New Roman" w:cs="Times New Roman"/>
-                <w:sz w:val="24"/>
-                <w:szCs w:val="24"/>
-              </w:rPr>
-            </w:pPr>
-          </w:p>
-        </w:tc>
-        <w:tc>
-          <w:tcPr>
-            <w:tcW w:w="268" w:type="pct"/>
-          </w:tcPr>
-          <w:p>
-            <w:pPr>
-              <w:widowControl w:val="0"/>
-              <w:jc w:val="center"/>
-              <w:rPr>
-                <w:rFonts w:ascii="Times New Roman" w:eastAsia="Times New Roman" w:hAnsi="Times New Roman" w:cs="Times New Roman"/>
-                <w:sz w:val="24"/>
-                <w:szCs w:val="24"/>
-              </w:rPr>
-            </w:pPr>
+            <w:r>
+              <w:rPr>
+                <w:rFonts w:ascii="Segoe UI" w:eastAsia="Times New Roman" w:hAnsi="Segoe UI" w:cs="Segoe UI"/>
+                <w:sz w:val="24"/>
+                <w:szCs w:val="24"/>
+              </w:rPr>
+              <w:t>√</w:t>
+            </w:r>
+          </w:p>
+        </w:tc>
+        <w:tc>
+          <w:tcPr>
+            <w:tcW w:w="268" w:type="pct"/>
+          </w:tcPr>
+          <w:p>
+            <w:pPr>
+              <w:widowControl w:val="0"/>
+              <w:jc w:val="center"/>
+              <w:rPr>
+                <w:rFonts w:ascii="Times New Roman" w:eastAsia="Times New Roman" w:hAnsi="Times New Roman" w:cs="Times New Roman"/>
+                <w:sz w:val="24"/>
+                <w:szCs w:val="24"/>
+              </w:rPr>
+            </w:pPr>
+            <w:r>
+              <w:rPr>
+                <w:rFonts w:ascii="Segoe UI" w:eastAsia="Times New Roman" w:hAnsi="Segoe UI" w:cs="Segoe UI"/>
+                <w:sz w:val="24"/>
+                <w:szCs w:val="24"/>
+              </w:rPr>
+              <w:t>√</w:t>
+            </w:r>
+          </w:p>
+        </w:tc>
+        <w:tc>
+          <w:tcPr>
+            <w:tcW w:w="268" w:type="pct"/>
+          </w:tcPr>
+          <w:p>
+            <w:pPr>
+              <w:widowControl w:val="0"/>
+              <w:jc w:val="center"/>
+              <w:rPr>
+                <w:rFonts w:ascii="Times New Roman" w:eastAsia="Times New Roman" w:hAnsi="Times New Roman" w:cs="Times New Roman"/>
+                <w:sz w:val="24"/>
+                <w:szCs w:val="24"/>
+              </w:rPr>
+            </w:pPr>
+            <w:r>
+              <w:rPr>
+                <w:rFonts w:ascii="Segoe UI" w:eastAsia="Times New Roman" w:hAnsi="Segoe UI" w:cs="Segoe UI"/>
+                <w:sz w:val="24"/>
+                <w:szCs w:val="24"/>
+              </w:rPr>
+              <w:t>√</w:t>
+            </w:r>
           </w:p>
         </w:tc>
         <w:tc>
@@ -6851,6 +8584,14 @@
                 <w:szCs w:val="24"/>
               </w:rPr>
             </w:pPr>
+            <w:r>
+              <w:rPr>
+                <w:rFonts w:ascii="Segoe UI" w:eastAsia="Times New Roman" w:hAnsi="Segoe UI" w:cs="Segoe UI"/>
+                <w:sz w:val="24"/>
+                <w:szCs w:val="24"/>
+              </w:rPr>
+              <w:t>√</w:t>
+            </w:r>
           </w:p>
         </w:tc>
         <w:tc>
@@ -6945,51 +8686,83 @@
                 <w:szCs w:val="24"/>
               </w:rPr>
             </w:pPr>
-          </w:p>
-        </w:tc>
-        <w:tc>
-          <w:tcPr>
-            <w:tcW w:w="268" w:type="pct"/>
-          </w:tcPr>
-          <w:p>
-            <w:pPr>
-              <w:widowControl w:val="0"/>
-              <w:jc w:val="center"/>
-              <w:rPr>
-                <w:rFonts w:ascii="Times New Roman" w:eastAsia="Times New Roman" w:hAnsi="Times New Roman" w:cs="Times New Roman"/>
-                <w:sz w:val="24"/>
-                <w:szCs w:val="24"/>
-              </w:rPr>
-            </w:pPr>
-          </w:p>
-        </w:tc>
-        <w:tc>
-          <w:tcPr>
-            <w:tcW w:w="268" w:type="pct"/>
-          </w:tcPr>
-          <w:p>
-            <w:pPr>
-              <w:widowControl w:val="0"/>
-              <w:jc w:val="center"/>
-              <w:rPr>
-                <w:rFonts w:ascii="Times New Roman" w:eastAsia="Times New Roman" w:hAnsi="Times New Roman" w:cs="Times New Roman"/>
-                <w:sz w:val="24"/>
-                <w:szCs w:val="24"/>
-              </w:rPr>
-            </w:pPr>
-          </w:p>
-        </w:tc>
-        <w:tc>
-          <w:tcPr>
-            <w:tcW w:w="268" w:type="pct"/>
-          </w:tcPr>
-          <w:p>
-            <w:pPr>
-              <w:widowControl w:val="0"/>
-              <w:rPr>
-                <w:rFonts w:ascii="Times New Roman" w:eastAsia="Times New Roman" w:hAnsi="Times New Roman" w:cs="Times New Roman"/>
-              </w:rPr>
-            </w:pPr>
+            <w:r>
+              <w:rPr>
+                <w:rFonts w:ascii="Segoe UI" w:eastAsia="Times New Roman" w:hAnsi="Segoe UI" w:cs="Segoe UI"/>
+                <w:sz w:val="24"/>
+                <w:szCs w:val="24"/>
+              </w:rPr>
+              <w:t>√</w:t>
+            </w:r>
+          </w:p>
+        </w:tc>
+        <w:tc>
+          <w:tcPr>
+            <w:tcW w:w="268" w:type="pct"/>
+          </w:tcPr>
+          <w:p>
+            <w:pPr>
+              <w:widowControl w:val="0"/>
+              <w:jc w:val="center"/>
+              <w:rPr>
+                <w:rFonts w:ascii="Times New Roman" w:eastAsia="Times New Roman" w:hAnsi="Times New Roman" w:cs="Times New Roman"/>
+                <w:sz w:val="24"/>
+                <w:szCs w:val="24"/>
+              </w:rPr>
+            </w:pPr>
+            <w:r>
+              <w:rPr>
+                <w:rFonts w:ascii="Segoe UI" w:eastAsia="Times New Roman" w:hAnsi="Segoe UI" w:cs="Segoe UI"/>
+                <w:sz w:val="24"/>
+                <w:szCs w:val="24"/>
+              </w:rPr>
+              <w:t>√</w:t>
+            </w:r>
+          </w:p>
+        </w:tc>
+        <w:tc>
+          <w:tcPr>
+            <w:tcW w:w="268" w:type="pct"/>
+          </w:tcPr>
+          <w:p>
+            <w:pPr>
+              <w:widowControl w:val="0"/>
+              <w:jc w:val="center"/>
+              <w:rPr>
+                <w:rFonts w:ascii="Times New Roman" w:eastAsia="Times New Roman" w:hAnsi="Times New Roman" w:cs="Times New Roman"/>
+                <w:sz w:val="24"/>
+                <w:szCs w:val="24"/>
+              </w:rPr>
+            </w:pPr>
+            <w:r>
+              <w:rPr>
+                <w:rFonts w:ascii="Segoe UI" w:eastAsia="Times New Roman" w:hAnsi="Segoe UI" w:cs="Segoe UI"/>
+                <w:sz w:val="24"/>
+                <w:szCs w:val="24"/>
+              </w:rPr>
+              <w:t>√</w:t>
+            </w:r>
+          </w:p>
+        </w:tc>
+        <w:tc>
+          <w:tcPr>
+            <w:tcW w:w="268" w:type="pct"/>
+          </w:tcPr>
+          <w:p>
+            <w:pPr>
+              <w:widowControl w:val="0"/>
+              <w:rPr>
+                <w:rFonts w:ascii="Times New Roman" w:eastAsia="Times New Roman" w:hAnsi="Times New Roman" w:cs="Times New Roman"/>
+              </w:rPr>
+            </w:pPr>
+            <w:r>
+              <w:rPr>
+                <w:rFonts w:ascii="Segoe UI" w:eastAsia="Times New Roman" w:hAnsi="Segoe UI" w:cs="Segoe UI"/>
+                <w:sz w:val="24"/>
+                <w:szCs w:val="24"/>
+              </w:rPr>
+              <w:t>√</w:t>
+            </w:r>
           </w:p>
         </w:tc>
         <w:tc>
@@ -7006,6 +8779,14 @@
                 <w:szCs w:val="24"/>
               </w:rPr>
             </w:pPr>
+            <w:r>
+              <w:rPr>
+                <w:rFonts w:ascii="Segoe UI" w:eastAsia="Times New Roman" w:hAnsi="Segoe UI" w:cs="Segoe UI"/>
+                <w:sz w:val="24"/>
+                <w:szCs w:val="24"/>
+              </w:rPr>
+              <w:t>√</w:t>
+            </w:r>
           </w:p>
         </w:tc>
         <w:tc>
@@ -7108,53 +8889,85 @@
                 <w:szCs w:val="24"/>
               </w:rPr>
             </w:pPr>
-          </w:p>
-        </w:tc>
-        <w:tc>
-          <w:tcPr>
-            <w:tcW w:w="268" w:type="pct"/>
-          </w:tcPr>
-          <w:p>
-            <w:pPr>
-              <w:widowControl w:val="0"/>
-              <w:jc w:val="center"/>
-              <w:rPr>
-                <w:rFonts w:ascii="Segoe UI" w:eastAsia="Times New Roman" w:hAnsi="Segoe UI" w:cs="Segoe UI"/>
-                <w:sz w:val="24"/>
-                <w:szCs w:val="24"/>
-              </w:rPr>
-            </w:pPr>
-          </w:p>
-        </w:tc>
-        <w:tc>
-          <w:tcPr>
-            <w:tcW w:w="268" w:type="pct"/>
-          </w:tcPr>
-          <w:p>
-            <w:pPr>
-              <w:widowControl w:val="0"/>
-              <w:jc w:val="center"/>
-              <w:rPr>
-                <w:rFonts w:ascii="Segoe UI" w:eastAsia="Times New Roman" w:hAnsi="Segoe UI" w:cs="Segoe UI"/>
-                <w:sz w:val="24"/>
-                <w:szCs w:val="24"/>
-              </w:rPr>
-            </w:pPr>
-          </w:p>
-        </w:tc>
-        <w:tc>
-          <w:tcPr>
-            <w:tcW w:w="268" w:type="pct"/>
-          </w:tcPr>
-          <w:p>
-            <w:pPr>
-              <w:widowControl w:val="0"/>
-              <w:rPr>
-                <w:rFonts w:ascii="Segoe UI" w:eastAsia="Times New Roman" w:hAnsi="Segoe UI" w:cs="Segoe UI"/>
-                <w:sz w:val="24"/>
-                <w:szCs w:val="24"/>
-              </w:rPr>
-            </w:pPr>
+            <w:r>
+              <w:rPr>
+                <w:rFonts w:ascii="Segoe UI" w:eastAsia="Times New Roman" w:hAnsi="Segoe UI" w:cs="Segoe UI"/>
+                <w:sz w:val="24"/>
+                <w:szCs w:val="24"/>
+              </w:rPr>
+              <w:t>√</w:t>
+            </w:r>
+          </w:p>
+        </w:tc>
+        <w:tc>
+          <w:tcPr>
+            <w:tcW w:w="268" w:type="pct"/>
+          </w:tcPr>
+          <w:p>
+            <w:pPr>
+              <w:widowControl w:val="0"/>
+              <w:jc w:val="center"/>
+              <w:rPr>
+                <w:rFonts w:ascii="Segoe UI" w:eastAsia="Times New Roman" w:hAnsi="Segoe UI" w:cs="Segoe UI"/>
+                <w:sz w:val="24"/>
+                <w:szCs w:val="24"/>
+              </w:rPr>
+            </w:pPr>
+            <w:r>
+              <w:rPr>
+                <w:rFonts w:ascii="Segoe UI" w:eastAsia="Times New Roman" w:hAnsi="Segoe UI" w:cs="Segoe UI"/>
+                <w:sz w:val="24"/>
+                <w:szCs w:val="24"/>
+              </w:rPr>
+              <w:t>√</w:t>
+            </w:r>
+          </w:p>
+        </w:tc>
+        <w:tc>
+          <w:tcPr>
+            <w:tcW w:w="268" w:type="pct"/>
+          </w:tcPr>
+          <w:p>
+            <w:pPr>
+              <w:widowControl w:val="0"/>
+              <w:jc w:val="center"/>
+              <w:rPr>
+                <w:rFonts w:ascii="Segoe UI" w:eastAsia="Times New Roman" w:hAnsi="Segoe UI" w:cs="Segoe UI"/>
+                <w:sz w:val="24"/>
+                <w:szCs w:val="24"/>
+              </w:rPr>
+            </w:pPr>
+            <w:r>
+              <w:rPr>
+                <w:rFonts w:ascii="Segoe UI" w:eastAsia="Times New Roman" w:hAnsi="Segoe UI" w:cs="Segoe UI"/>
+                <w:sz w:val="24"/>
+                <w:szCs w:val="24"/>
+              </w:rPr>
+              <w:t>√</w:t>
+            </w:r>
+          </w:p>
+        </w:tc>
+        <w:tc>
+          <w:tcPr>
+            <w:tcW w:w="268" w:type="pct"/>
+          </w:tcPr>
+          <w:p>
+            <w:pPr>
+              <w:widowControl w:val="0"/>
+              <w:rPr>
+                <w:rFonts w:ascii="Segoe UI" w:eastAsia="Times New Roman" w:hAnsi="Segoe UI" w:cs="Segoe UI"/>
+                <w:sz w:val="24"/>
+                <w:szCs w:val="24"/>
+              </w:rPr>
+            </w:pPr>
+            <w:r>
+              <w:rPr>
+                <w:rFonts w:ascii="Segoe UI" w:eastAsia="Times New Roman" w:hAnsi="Segoe UI" w:cs="Segoe UI"/>
+                <w:sz w:val="24"/>
+                <w:szCs w:val="24"/>
+              </w:rPr>
+              <w:t>√</w:t>
+            </w:r>
           </w:p>
         </w:tc>
         <w:tc>
@@ -7171,6 +8984,14 @@
                 <w:szCs w:val="24"/>
               </w:rPr>
             </w:pPr>
+            <w:r>
+              <w:rPr>
+                <w:rFonts w:ascii="Segoe UI" w:eastAsia="Times New Roman" w:hAnsi="Segoe UI" w:cs="Segoe UI"/>
+                <w:sz w:val="24"/>
+                <w:szCs w:val="24"/>
+              </w:rPr>
+              <w:t>√</w:t>
+            </w:r>
           </w:p>
         </w:tc>
         <w:tc>
@@ -7277,37 +9098,61 @@
                 <w:szCs w:val="24"/>
               </w:rPr>
             </w:pPr>
-          </w:p>
-        </w:tc>
-        <w:tc>
-          <w:tcPr>
-            <w:tcW w:w="268" w:type="pct"/>
-          </w:tcPr>
-          <w:p>
-            <w:pPr>
-              <w:widowControl w:val="0"/>
-              <w:jc w:val="center"/>
-              <w:rPr>
-                <w:rFonts w:ascii="Times New Roman" w:eastAsia="Times New Roman" w:hAnsi="Times New Roman" w:cs="Times New Roman"/>
-                <w:sz w:val="24"/>
-                <w:szCs w:val="24"/>
-              </w:rPr>
-            </w:pPr>
-          </w:p>
-        </w:tc>
-        <w:tc>
-          <w:tcPr>
-            <w:tcW w:w="268" w:type="pct"/>
-          </w:tcPr>
-          <w:p>
-            <w:pPr>
-              <w:widowControl w:val="0"/>
-              <w:rPr>
-                <w:rFonts w:ascii="Times New Roman" w:eastAsia="Times New Roman" w:hAnsi="Times New Roman" w:cs="Times New Roman"/>
-                <w:sz w:val="24"/>
-                <w:szCs w:val="24"/>
-              </w:rPr>
-            </w:pPr>
+            <w:r>
+              <w:rPr>
+                <w:rFonts w:ascii="Segoe UI" w:eastAsia="Times New Roman" w:hAnsi="Segoe UI" w:cs="Segoe UI"/>
+                <w:sz w:val="24"/>
+                <w:szCs w:val="24"/>
+              </w:rPr>
+              <w:t>√</w:t>
+            </w:r>
+          </w:p>
+        </w:tc>
+        <w:tc>
+          <w:tcPr>
+            <w:tcW w:w="268" w:type="pct"/>
+          </w:tcPr>
+          <w:p>
+            <w:pPr>
+              <w:widowControl w:val="0"/>
+              <w:jc w:val="center"/>
+              <w:rPr>
+                <w:rFonts w:ascii="Times New Roman" w:eastAsia="Times New Roman" w:hAnsi="Times New Roman" w:cs="Times New Roman"/>
+                <w:sz w:val="24"/>
+                <w:szCs w:val="24"/>
+              </w:rPr>
+            </w:pPr>
+            <w:r>
+              <w:rPr>
+                <w:rFonts w:ascii="Segoe UI" w:eastAsia="Times New Roman" w:hAnsi="Segoe UI" w:cs="Segoe UI"/>
+                <w:sz w:val="24"/>
+                <w:szCs w:val="24"/>
+              </w:rPr>
+              <w:t>√</w:t>
+            </w:r>
+          </w:p>
+        </w:tc>
+        <w:tc>
+          <w:tcPr>
+            <w:tcW w:w="268" w:type="pct"/>
+          </w:tcPr>
+          <w:p>
+            <w:pPr>
+              <w:widowControl w:val="0"/>
+              <w:rPr>
+                <w:rFonts w:ascii="Times New Roman" w:eastAsia="Times New Roman" w:hAnsi="Times New Roman" w:cs="Times New Roman"/>
+                <w:sz w:val="24"/>
+                <w:szCs w:val="24"/>
+              </w:rPr>
+            </w:pPr>
+            <w:r>
+              <w:rPr>
+                <w:rFonts w:ascii="Segoe UI" w:eastAsia="Times New Roman" w:hAnsi="Segoe UI" w:cs="Segoe UI"/>
+                <w:sz w:val="24"/>
+                <w:szCs w:val="24"/>
+              </w:rPr>
+              <w:t>√</w:t>
+            </w:r>
           </w:p>
         </w:tc>
         <w:tc>
@@ -7418,54 +9263,86 @@
                 <w:szCs w:val="24"/>
               </w:rPr>
             </w:pPr>
-          </w:p>
-        </w:tc>
-        <w:tc>
-          <w:tcPr>
-            <w:tcW w:w="268" w:type="pct"/>
-          </w:tcPr>
-          <w:p>
-            <w:pPr>
-              <w:widowControl w:val="0"/>
-              <w:jc w:val="center"/>
-              <w:rPr>
-                <w:rFonts w:ascii="Times New Roman" w:eastAsia="Times New Roman" w:hAnsi="Times New Roman" w:cs="Times New Roman"/>
-                <w:sz w:val="24"/>
-                <w:szCs w:val="24"/>
-              </w:rPr>
-            </w:pPr>
-          </w:p>
-        </w:tc>
-        <w:tc>
-          <w:tcPr>
-            <w:tcW w:w="268" w:type="pct"/>
-          </w:tcPr>
-          <w:p>
-            <w:pPr>
-              <w:widowControl w:val="0"/>
-              <w:jc w:val="center"/>
-              <w:rPr>
-                <w:rFonts w:ascii="Times New Roman" w:eastAsia="Times New Roman" w:hAnsi="Times New Roman" w:cs="Times New Roman"/>
-                <w:sz w:val="24"/>
-                <w:szCs w:val="24"/>
-              </w:rPr>
-            </w:pPr>
-          </w:p>
-        </w:tc>
-        <w:tc>
-          <w:tcPr>
-            <w:tcW w:w="268" w:type="pct"/>
-          </w:tcPr>
-          <w:p>
-            <w:pPr>
-              <w:widowControl w:val="0"/>
-              <w:jc w:val="center"/>
-              <w:rPr>
-                <w:rFonts w:ascii="Times New Roman" w:eastAsia="Times New Roman" w:hAnsi="Times New Roman" w:cs="Times New Roman"/>
-                <w:sz w:val="24"/>
-                <w:szCs w:val="24"/>
-              </w:rPr>
-            </w:pPr>
+            <w:r>
+              <w:rPr>
+                <w:rFonts w:ascii="Segoe UI" w:eastAsia="Times New Roman" w:hAnsi="Segoe UI" w:cs="Segoe UI"/>
+                <w:sz w:val="24"/>
+                <w:szCs w:val="24"/>
+              </w:rPr>
+              <w:t>√</w:t>
+            </w:r>
+          </w:p>
+        </w:tc>
+        <w:tc>
+          <w:tcPr>
+            <w:tcW w:w="268" w:type="pct"/>
+          </w:tcPr>
+          <w:p>
+            <w:pPr>
+              <w:widowControl w:val="0"/>
+              <w:jc w:val="center"/>
+              <w:rPr>
+                <w:rFonts w:ascii="Times New Roman" w:eastAsia="Times New Roman" w:hAnsi="Times New Roman" w:cs="Times New Roman"/>
+                <w:sz w:val="24"/>
+                <w:szCs w:val="24"/>
+              </w:rPr>
+            </w:pPr>
+            <w:r>
+              <w:rPr>
+                <w:rFonts w:ascii="Segoe UI" w:eastAsia="Times New Roman" w:hAnsi="Segoe UI" w:cs="Segoe UI"/>
+                <w:sz w:val="24"/>
+                <w:szCs w:val="24"/>
+              </w:rPr>
+              <w:t>√</w:t>
+            </w:r>
+          </w:p>
+        </w:tc>
+        <w:tc>
+          <w:tcPr>
+            <w:tcW w:w="268" w:type="pct"/>
+          </w:tcPr>
+          <w:p>
+            <w:pPr>
+              <w:widowControl w:val="0"/>
+              <w:jc w:val="center"/>
+              <w:rPr>
+                <w:rFonts w:ascii="Times New Roman" w:eastAsia="Times New Roman" w:hAnsi="Times New Roman" w:cs="Times New Roman"/>
+                <w:sz w:val="24"/>
+                <w:szCs w:val="24"/>
+              </w:rPr>
+            </w:pPr>
+            <w:r>
+              <w:rPr>
+                <w:rFonts w:ascii="Segoe UI" w:eastAsia="Times New Roman" w:hAnsi="Segoe UI" w:cs="Segoe UI"/>
+                <w:sz w:val="24"/>
+                <w:szCs w:val="24"/>
+              </w:rPr>
+              <w:t>√</w:t>
+            </w:r>
+          </w:p>
+        </w:tc>
+        <w:tc>
+          <w:tcPr>
+            <w:tcW w:w="268" w:type="pct"/>
+          </w:tcPr>
+          <w:p>
+            <w:pPr>
+              <w:widowControl w:val="0"/>
+              <w:jc w:val="center"/>
+              <w:rPr>
+                <w:rFonts w:ascii="Times New Roman" w:eastAsia="Times New Roman" w:hAnsi="Times New Roman" w:cs="Times New Roman"/>
+                <w:sz w:val="24"/>
+                <w:szCs w:val="24"/>
+              </w:rPr>
+            </w:pPr>
+            <w:r>
+              <w:rPr>
+                <w:rFonts w:ascii="Segoe UI" w:eastAsia="Times New Roman" w:hAnsi="Segoe UI" w:cs="Segoe UI"/>
+                <w:sz w:val="24"/>
+                <w:szCs w:val="24"/>
+              </w:rPr>
+              <w:t>√</w:t>
+            </w:r>
           </w:p>
         </w:tc>
         <w:tc>
@@ -7565,54 +9442,86 @@
                 <w:szCs w:val="24"/>
               </w:rPr>
             </w:pPr>
-          </w:p>
-        </w:tc>
-        <w:tc>
-          <w:tcPr>
-            <w:tcW w:w="268" w:type="pct"/>
-          </w:tcPr>
-          <w:p>
-            <w:pPr>
-              <w:widowControl w:val="0"/>
-              <w:jc w:val="center"/>
-              <w:rPr>
-                <w:rFonts w:ascii="Times New Roman" w:eastAsia="Times New Roman" w:hAnsi="Times New Roman" w:cs="Times New Roman"/>
-                <w:sz w:val="24"/>
-                <w:szCs w:val="24"/>
-              </w:rPr>
-            </w:pPr>
-          </w:p>
-        </w:tc>
-        <w:tc>
-          <w:tcPr>
-            <w:tcW w:w="268" w:type="pct"/>
-          </w:tcPr>
-          <w:p>
-            <w:pPr>
-              <w:widowControl w:val="0"/>
-              <w:jc w:val="center"/>
-              <w:rPr>
-                <w:rFonts w:ascii="Times New Roman" w:eastAsia="Times New Roman" w:hAnsi="Times New Roman" w:cs="Times New Roman"/>
-                <w:sz w:val="24"/>
-                <w:szCs w:val="24"/>
-              </w:rPr>
-            </w:pPr>
-          </w:p>
-        </w:tc>
-        <w:tc>
-          <w:tcPr>
-            <w:tcW w:w="268" w:type="pct"/>
-          </w:tcPr>
-          <w:p>
-            <w:pPr>
-              <w:widowControl w:val="0"/>
-              <w:jc w:val="center"/>
-              <w:rPr>
-                <w:rFonts w:ascii="Times New Roman" w:eastAsia="Times New Roman" w:hAnsi="Times New Roman" w:cs="Times New Roman"/>
-                <w:sz w:val="24"/>
-                <w:szCs w:val="24"/>
-              </w:rPr>
-            </w:pPr>
+            <w:r>
+              <w:rPr>
+                <w:rFonts w:ascii="Segoe UI" w:eastAsia="Times New Roman" w:hAnsi="Segoe UI" w:cs="Segoe UI"/>
+                <w:sz w:val="24"/>
+                <w:szCs w:val="24"/>
+              </w:rPr>
+              <w:t>√</w:t>
+            </w:r>
+          </w:p>
+        </w:tc>
+        <w:tc>
+          <w:tcPr>
+            <w:tcW w:w="268" w:type="pct"/>
+          </w:tcPr>
+          <w:p>
+            <w:pPr>
+              <w:widowControl w:val="0"/>
+              <w:jc w:val="center"/>
+              <w:rPr>
+                <w:rFonts w:ascii="Times New Roman" w:eastAsia="Times New Roman" w:hAnsi="Times New Roman" w:cs="Times New Roman"/>
+                <w:sz w:val="24"/>
+                <w:szCs w:val="24"/>
+              </w:rPr>
+            </w:pPr>
+            <w:r>
+              <w:rPr>
+                <w:rFonts w:ascii="Segoe UI" w:eastAsia="Times New Roman" w:hAnsi="Segoe UI" w:cs="Segoe UI"/>
+                <w:sz w:val="24"/>
+                <w:szCs w:val="24"/>
+              </w:rPr>
+              <w:t>√</w:t>
+            </w:r>
+          </w:p>
+        </w:tc>
+        <w:tc>
+          <w:tcPr>
+            <w:tcW w:w="268" w:type="pct"/>
+          </w:tcPr>
+          <w:p>
+            <w:pPr>
+              <w:widowControl w:val="0"/>
+              <w:jc w:val="center"/>
+              <w:rPr>
+                <w:rFonts w:ascii="Times New Roman" w:eastAsia="Times New Roman" w:hAnsi="Times New Roman" w:cs="Times New Roman"/>
+                <w:sz w:val="24"/>
+                <w:szCs w:val="24"/>
+              </w:rPr>
+            </w:pPr>
+            <w:r>
+              <w:rPr>
+                <w:rFonts w:ascii="Segoe UI" w:eastAsia="Times New Roman" w:hAnsi="Segoe UI" w:cs="Segoe UI"/>
+                <w:sz w:val="24"/>
+                <w:szCs w:val="24"/>
+              </w:rPr>
+              <w:t>√</w:t>
+            </w:r>
+          </w:p>
+        </w:tc>
+        <w:tc>
+          <w:tcPr>
+            <w:tcW w:w="268" w:type="pct"/>
+          </w:tcPr>
+          <w:p>
+            <w:pPr>
+              <w:widowControl w:val="0"/>
+              <w:jc w:val="center"/>
+              <w:rPr>
+                <w:rFonts w:ascii="Times New Roman" w:eastAsia="Times New Roman" w:hAnsi="Times New Roman" w:cs="Times New Roman"/>
+                <w:sz w:val="24"/>
+                <w:szCs w:val="24"/>
+              </w:rPr>
+            </w:pPr>
+            <w:r>
+              <w:rPr>
+                <w:rFonts w:ascii="Segoe UI" w:eastAsia="Times New Roman" w:hAnsi="Segoe UI" w:cs="Segoe UI"/>
+                <w:sz w:val="24"/>
+                <w:szCs w:val="24"/>
+              </w:rPr>
+              <w:t>√</w:t>
+            </w:r>
           </w:p>
         </w:tc>
         <w:tc>
@@ -7736,38 +9645,62 @@
                 <w:szCs w:val="24"/>
               </w:rPr>
             </w:pPr>
-          </w:p>
-        </w:tc>
-        <w:tc>
-          <w:tcPr>
-            <w:tcW w:w="268" w:type="pct"/>
-          </w:tcPr>
-          <w:p>
-            <w:pPr>
-              <w:widowControl w:val="0"/>
-              <w:jc w:val="center"/>
-              <w:rPr>
-                <w:rFonts w:ascii="Times New Roman" w:eastAsia="Times New Roman" w:hAnsi="Times New Roman" w:cs="Times New Roman"/>
-                <w:sz w:val="24"/>
-                <w:szCs w:val="24"/>
-              </w:rPr>
-            </w:pPr>
-          </w:p>
-        </w:tc>
-        <w:tc>
-          <w:tcPr>
-            <w:tcW w:w="268" w:type="pct"/>
-          </w:tcPr>
-          <w:p>
-            <w:pPr>
-              <w:widowControl w:val="0"/>
-              <w:jc w:val="center"/>
-              <w:rPr>
-                <w:rFonts w:ascii="Times New Roman" w:eastAsia="Times New Roman" w:hAnsi="Times New Roman" w:cs="Times New Roman"/>
-                <w:sz w:val="24"/>
-                <w:szCs w:val="24"/>
-              </w:rPr>
-            </w:pPr>
+            <w:r>
+              <w:rPr>
+                <w:rFonts w:ascii="Segoe UI" w:eastAsia="Times New Roman" w:hAnsi="Segoe UI" w:cs="Segoe UI"/>
+                <w:sz w:val="24"/>
+                <w:szCs w:val="24"/>
+              </w:rPr>
+              <w:t>√</w:t>
+            </w:r>
+          </w:p>
+        </w:tc>
+        <w:tc>
+          <w:tcPr>
+            <w:tcW w:w="268" w:type="pct"/>
+          </w:tcPr>
+          <w:p>
+            <w:pPr>
+              <w:widowControl w:val="0"/>
+              <w:jc w:val="center"/>
+              <w:rPr>
+                <w:rFonts w:ascii="Times New Roman" w:eastAsia="Times New Roman" w:hAnsi="Times New Roman" w:cs="Times New Roman"/>
+                <w:sz w:val="24"/>
+                <w:szCs w:val="24"/>
+              </w:rPr>
+            </w:pPr>
+            <w:r>
+              <w:rPr>
+                <w:rFonts w:ascii="Segoe UI" w:eastAsia="Times New Roman" w:hAnsi="Segoe UI" w:cs="Segoe UI"/>
+                <w:sz w:val="24"/>
+                <w:szCs w:val="24"/>
+              </w:rPr>
+              <w:t>√</w:t>
+            </w:r>
+          </w:p>
+        </w:tc>
+        <w:tc>
+          <w:tcPr>
+            <w:tcW w:w="268" w:type="pct"/>
+          </w:tcPr>
+          <w:p>
+            <w:pPr>
+              <w:widowControl w:val="0"/>
+              <w:jc w:val="center"/>
+              <w:rPr>
+                <w:rFonts w:ascii="Times New Roman" w:eastAsia="Times New Roman" w:hAnsi="Times New Roman" w:cs="Times New Roman"/>
+                <w:sz w:val="24"/>
+                <w:szCs w:val="24"/>
+              </w:rPr>
+            </w:pPr>
+            <w:r>
+              <w:rPr>
+                <w:rFonts w:ascii="Segoe UI" w:eastAsia="Times New Roman" w:hAnsi="Segoe UI" w:cs="Segoe UI"/>
+                <w:sz w:val="24"/>
+                <w:szCs w:val="24"/>
+              </w:rPr>
+              <w:t>√</w:t>
+            </w:r>
           </w:p>
         </w:tc>
         <w:tc>
@@ -7868,6 +9801,14 @@
                 <w:highlight w:val="white"/>
               </w:rPr>
             </w:pPr>
+            <w:r>
+              <w:rPr>
+                <w:rFonts w:ascii="Segoe UI" w:eastAsia="Times New Roman" w:hAnsi="Segoe UI" w:cs="Segoe UI"/>
+                <w:sz w:val="24"/>
+                <w:szCs w:val="24"/>
+              </w:rPr>
+              <w:t>√</w:t>
+            </w:r>
           </w:p>
         </w:tc>
         <w:tc>
@@ -7885,6 +9826,14 @@
                 <w:highlight w:val="white"/>
               </w:rPr>
             </w:pPr>
+            <w:r>
+              <w:rPr>
+                <w:rFonts w:ascii="Segoe UI" w:eastAsia="Times New Roman" w:hAnsi="Segoe UI" w:cs="Segoe UI"/>
+                <w:sz w:val="24"/>
+                <w:szCs w:val="24"/>
+              </w:rPr>
+              <w:t>√</w:t>
+            </w:r>
           </w:p>
         </w:tc>
         <w:tc>
@@ -7902,6 +9851,14 @@
                 <w:highlight w:val="white"/>
               </w:rPr>
             </w:pPr>
+            <w:r>
+              <w:rPr>
+                <w:rFonts w:ascii="Segoe UI" w:eastAsia="Times New Roman" w:hAnsi="Segoe UI" w:cs="Segoe UI"/>
+                <w:sz w:val="24"/>
+                <w:szCs w:val="24"/>
+              </w:rPr>
+              <w:t>√</w:t>
+            </w:r>
           </w:p>
         </w:tc>
         <w:tc>
@@ -7919,6 +9876,14 @@
                 <w:highlight w:val="white"/>
               </w:rPr>
             </w:pPr>
+            <w:r>
+              <w:rPr>
+                <w:rFonts w:ascii="Segoe UI" w:eastAsia="Times New Roman" w:hAnsi="Segoe UI" w:cs="Segoe UI"/>
+                <w:sz w:val="24"/>
+                <w:szCs w:val="24"/>
+              </w:rPr>
+              <w:t>√</w:t>
+            </w:r>
           </w:p>
         </w:tc>
         <w:tc>
@@ -8019,6 +9984,14 @@
                 <w:highlight w:val="white"/>
               </w:rPr>
             </w:pPr>
+            <w:r>
+              <w:rPr>
+                <w:rFonts w:ascii="Segoe UI" w:eastAsia="Times New Roman" w:hAnsi="Segoe UI" w:cs="Segoe UI"/>
+                <w:sz w:val="24"/>
+                <w:szCs w:val="24"/>
+              </w:rPr>
+              <w:t>√</w:t>
+            </w:r>
           </w:p>
         </w:tc>
         <w:tc>
@@ -8036,6 +10009,14 @@
                 <w:highlight w:val="white"/>
               </w:rPr>
             </w:pPr>
+            <w:r>
+              <w:rPr>
+                <w:rFonts w:ascii="Segoe UI" w:eastAsia="Times New Roman" w:hAnsi="Segoe UI" w:cs="Segoe UI"/>
+                <w:sz w:val="24"/>
+                <w:szCs w:val="24"/>
+              </w:rPr>
+              <w:t>√</w:t>
+            </w:r>
           </w:p>
         </w:tc>
         <w:tc>
@@ -8053,6 +10034,14 @@
                 <w:highlight w:val="white"/>
               </w:rPr>
             </w:pPr>
+            <w:r>
+              <w:rPr>
+                <w:rFonts w:ascii="Segoe UI" w:eastAsia="Times New Roman" w:hAnsi="Segoe UI" w:cs="Segoe UI"/>
+                <w:sz w:val="24"/>
+                <w:szCs w:val="24"/>
+              </w:rPr>
+              <w:t>√</w:t>
+            </w:r>
           </w:p>
         </w:tc>
         <w:tc>
@@ -8070,6 +10059,14 @@
                 <w:highlight w:val="white"/>
               </w:rPr>
             </w:pPr>
+            <w:r>
+              <w:rPr>
+                <w:rFonts w:ascii="Segoe UI" w:eastAsia="Times New Roman" w:hAnsi="Segoe UI" w:cs="Segoe UI"/>
+                <w:sz w:val="24"/>
+                <w:szCs w:val="24"/>
+              </w:rPr>
+              <w:t>√</w:t>
+            </w:r>
           </w:p>
         </w:tc>
         <w:tc>
@@ -8170,6 +10167,14 @@
                 <w:highlight w:val="white"/>
               </w:rPr>
             </w:pPr>
+            <w:r>
+              <w:rPr>
+                <w:rFonts w:ascii="Segoe UI" w:eastAsia="Times New Roman" w:hAnsi="Segoe UI" w:cs="Segoe UI"/>
+                <w:sz w:val="24"/>
+                <w:szCs w:val="24"/>
+              </w:rPr>
+              <w:t>√</w:t>
+            </w:r>
           </w:p>
         </w:tc>
         <w:tc>
@@ -8187,6 +10192,14 @@
                 <w:highlight w:val="white"/>
               </w:rPr>
             </w:pPr>
+            <w:r>
+              <w:rPr>
+                <w:rFonts w:ascii="Segoe UI" w:eastAsia="Times New Roman" w:hAnsi="Segoe UI" w:cs="Segoe UI"/>
+                <w:sz w:val="24"/>
+                <w:szCs w:val="24"/>
+              </w:rPr>
+              <w:t>√</w:t>
+            </w:r>
           </w:p>
         </w:tc>
         <w:tc>
@@ -8204,6 +10217,14 @@
                 <w:highlight w:val="white"/>
               </w:rPr>
             </w:pPr>
+            <w:r>
+              <w:rPr>
+                <w:rFonts w:ascii="Segoe UI" w:eastAsia="Times New Roman" w:hAnsi="Segoe UI" w:cs="Segoe UI"/>
+                <w:sz w:val="24"/>
+                <w:szCs w:val="24"/>
+              </w:rPr>
+              <w:t>√</w:t>
+            </w:r>
           </w:p>
         </w:tc>
         <w:tc>
@@ -8221,6 +10242,14 @@
                 <w:highlight w:val="white"/>
               </w:rPr>
             </w:pPr>
+            <w:r>
+              <w:rPr>
+                <w:rFonts w:ascii="Segoe UI" w:eastAsia="Times New Roman" w:hAnsi="Segoe UI" w:cs="Segoe UI"/>
+                <w:sz w:val="24"/>
+                <w:szCs w:val="24"/>
+              </w:rPr>
+              <w:t>√</w:t>
+            </w:r>
           </w:p>
         </w:tc>
         <w:tc>
@@ -8346,6 +10375,14 @@
                 <w:highlight w:val="white"/>
               </w:rPr>
             </w:pPr>
+            <w:r>
+              <w:rPr>
+                <w:rFonts w:ascii="Segoe UI" w:eastAsia="Times New Roman" w:hAnsi="Segoe UI" w:cs="Segoe UI"/>
+                <w:sz w:val="24"/>
+                <w:szCs w:val="24"/>
+              </w:rPr>
+              <w:t>√</w:t>
+            </w:r>
           </w:p>
         </w:tc>
         <w:tc>
@@ -8363,6 +10400,14 @@
                 <w:highlight w:val="white"/>
               </w:rPr>
             </w:pPr>
+            <w:r>
+              <w:rPr>
+                <w:rFonts w:ascii="Segoe UI" w:eastAsia="Times New Roman" w:hAnsi="Segoe UI" w:cs="Segoe UI"/>
+                <w:sz w:val="24"/>
+                <w:szCs w:val="24"/>
+              </w:rPr>
+              <w:t>√</w:t>
+            </w:r>
           </w:p>
         </w:tc>
         <w:tc>
@@ -8380,6 +10425,14 @@
                 <w:highlight w:val="white"/>
               </w:rPr>
             </w:pPr>
+            <w:r>
+              <w:rPr>
+                <w:rFonts w:ascii="Segoe UI" w:eastAsia="Times New Roman" w:hAnsi="Segoe UI" w:cs="Segoe UI"/>
+                <w:sz w:val="24"/>
+                <w:szCs w:val="24"/>
+              </w:rPr>
+              <w:t>√</w:t>
+            </w:r>
           </w:p>
         </w:tc>
         <w:tc>
@@ -8514,22 +10567,38 @@
                 <w:szCs w:val="24"/>
               </w:rPr>
             </w:pPr>
-          </w:p>
-        </w:tc>
-        <w:tc>
-          <w:tcPr>
-            <w:tcW w:w="268" w:type="pct"/>
-          </w:tcPr>
-          <w:p>
-            <w:pPr>
-              <w:widowControl w:val="0"/>
-              <w:jc w:val="center"/>
-              <w:rPr>
-                <w:rFonts w:ascii="Segoe UI" w:eastAsia="Times New Roman" w:hAnsi="Segoe UI" w:cs="Segoe UI"/>
-                <w:sz w:val="24"/>
-                <w:szCs w:val="24"/>
-              </w:rPr>
-            </w:pPr>
+            <w:r>
+              <w:rPr>
+                <w:rFonts w:ascii="Segoe UI" w:eastAsia="Times New Roman" w:hAnsi="Segoe UI" w:cs="Segoe UI"/>
+                <w:sz w:val="24"/>
+                <w:szCs w:val="24"/>
+              </w:rPr>
+              <w:t>√</w:t>
+            </w:r>
+          </w:p>
+        </w:tc>
+        <w:tc>
+          <w:tcPr>
+            <w:tcW w:w="268" w:type="pct"/>
+          </w:tcPr>
+          <w:p>
+            <w:pPr>
+              <w:widowControl w:val="0"/>
+              <w:jc w:val="center"/>
+              <w:rPr>
+                <w:rFonts w:ascii="Segoe UI" w:eastAsia="Times New Roman" w:hAnsi="Segoe UI" w:cs="Segoe UI"/>
+                <w:sz w:val="24"/>
+                <w:szCs w:val="24"/>
+              </w:rPr>
+            </w:pPr>
+            <w:r>
+              <w:rPr>
+                <w:rFonts w:ascii="Segoe UI" w:eastAsia="Times New Roman" w:hAnsi="Segoe UI" w:cs="Segoe UI"/>
+                <w:sz w:val="24"/>
+                <w:szCs w:val="24"/>
+              </w:rPr>
+              <w:t>√</w:t>
+            </w:r>
           </w:p>
         </w:tc>
         <w:tc>
@@ -8547,6 +10616,14 @@
                 <w:highlight w:val="white"/>
               </w:rPr>
             </w:pPr>
+            <w:r>
+              <w:rPr>
+                <w:rFonts w:ascii="Segoe UI" w:eastAsia="Times New Roman" w:hAnsi="Segoe UI" w:cs="Segoe UI"/>
+                <w:sz w:val="24"/>
+                <w:szCs w:val="24"/>
+              </w:rPr>
+              <w:t>√</w:t>
+            </w:r>
           </w:p>
         </w:tc>
         <w:tc>
@@ -8646,38 +10723,62 @@
                 <w:szCs w:val="24"/>
               </w:rPr>
             </w:pPr>
-          </w:p>
-        </w:tc>
-        <w:tc>
-          <w:tcPr>
-            <w:tcW w:w="268" w:type="pct"/>
-          </w:tcPr>
-          <w:p>
-            <w:pPr>
-              <w:widowControl w:val="0"/>
-              <w:jc w:val="center"/>
-              <w:rPr>
-                <w:rFonts w:ascii="Segoe UI" w:eastAsia="Times New Roman" w:hAnsi="Segoe UI" w:cs="Segoe UI"/>
-                <w:sz w:val="24"/>
-                <w:szCs w:val="24"/>
-              </w:rPr>
-            </w:pPr>
-          </w:p>
-        </w:tc>
-        <w:tc>
-          <w:tcPr>
-            <w:tcW w:w="268" w:type="pct"/>
-          </w:tcPr>
-          <w:p>
-            <w:pPr>
-              <w:widowControl w:val="0"/>
-              <w:jc w:val="center"/>
-              <w:rPr>
-                <w:rFonts w:ascii="Segoe UI" w:eastAsia="Times New Roman" w:hAnsi="Segoe UI" w:cs="Segoe UI"/>
-                <w:sz w:val="24"/>
-                <w:szCs w:val="24"/>
-              </w:rPr>
-            </w:pPr>
+            <w:r>
+              <w:rPr>
+                <w:rFonts w:ascii="Segoe UI" w:eastAsia="Times New Roman" w:hAnsi="Segoe UI" w:cs="Segoe UI"/>
+                <w:sz w:val="24"/>
+                <w:szCs w:val="24"/>
+              </w:rPr>
+              <w:t>√</w:t>
+            </w:r>
+          </w:p>
+        </w:tc>
+        <w:tc>
+          <w:tcPr>
+            <w:tcW w:w="268" w:type="pct"/>
+          </w:tcPr>
+          <w:p>
+            <w:pPr>
+              <w:widowControl w:val="0"/>
+              <w:jc w:val="center"/>
+              <w:rPr>
+                <w:rFonts w:ascii="Segoe UI" w:eastAsia="Times New Roman" w:hAnsi="Segoe UI" w:cs="Segoe UI"/>
+                <w:sz w:val="24"/>
+                <w:szCs w:val="24"/>
+              </w:rPr>
+            </w:pPr>
+            <w:r>
+              <w:rPr>
+                <w:rFonts w:ascii="Segoe UI" w:eastAsia="Times New Roman" w:hAnsi="Segoe UI" w:cs="Segoe UI"/>
+                <w:sz w:val="24"/>
+                <w:szCs w:val="24"/>
+              </w:rPr>
+              <w:t>√</w:t>
+            </w:r>
+          </w:p>
+        </w:tc>
+        <w:tc>
+          <w:tcPr>
+            <w:tcW w:w="268" w:type="pct"/>
+          </w:tcPr>
+          <w:p>
+            <w:pPr>
+              <w:widowControl w:val="0"/>
+              <w:jc w:val="center"/>
+              <w:rPr>
+                <w:rFonts w:ascii="Segoe UI" w:eastAsia="Times New Roman" w:hAnsi="Segoe UI" w:cs="Segoe UI"/>
+                <w:sz w:val="24"/>
+                <w:szCs w:val="24"/>
+              </w:rPr>
+            </w:pPr>
+            <w:r>
+              <w:rPr>
+                <w:rFonts w:ascii="Segoe UI" w:eastAsia="Times New Roman" w:hAnsi="Segoe UI" w:cs="Segoe UI"/>
+                <w:sz w:val="24"/>
+                <w:szCs w:val="24"/>
+              </w:rPr>
+              <w:t>√</w:t>
+            </w:r>
           </w:p>
         </w:tc>
         <w:tc>
@@ -8695,6 +10796,14 @@
                 <w:highlight w:val="white"/>
               </w:rPr>
             </w:pPr>
+            <w:r>
+              <w:rPr>
+                <w:rFonts w:ascii="Segoe UI" w:eastAsia="Times New Roman" w:hAnsi="Segoe UI" w:cs="Segoe UI"/>
+                <w:sz w:val="24"/>
+                <w:szCs w:val="24"/>
+              </w:rPr>
+              <w:t>√</w:t>
+            </w:r>
           </w:p>
         </w:tc>
         <w:tc>
@@ -8807,6 +10916,14 @@
                 <w:highlight w:val="white"/>
               </w:rPr>
             </w:pPr>
+            <w:r>
+              <w:rPr>
+                <w:rFonts w:ascii="Segoe UI" w:eastAsia="Times New Roman" w:hAnsi="Segoe UI" w:cs="Segoe UI"/>
+                <w:sz w:val="24"/>
+                <w:szCs w:val="24"/>
+              </w:rPr>
+              <w:t>√</w:t>
+            </w:r>
           </w:p>
         </w:tc>
         <w:tc>
@@ -8824,6 +10941,14 @@
                 <w:highlight w:val="white"/>
               </w:rPr>
             </w:pPr>
+            <w:r>
+              <w:rPr>
+                <w:rFonts w:ascii="Segoe UI" w:eastAsia="Times New Roman" w:hAnsi="Segoe UI" w:cs="Segoe UI"/>
+                <w:sz w:val="24"/>
+                <w:szCs w:val="24"/>
+              </w:rPr>
+              <w:t>√</w:t>
+            </w:r>
           </w:p>
         </w:tc>
         <w:tc>
@@ -8841,6 +10966,14 @@
                 <w:highlight w:val="white"/>
               </w:rPr>
             </w:pPr>
+            <w:r>
+              <w:rPr>
+                <w:rFonts w:ascii="Segoe UI" w:eastAsia="Times New Roman" w:hAnsi="Segoe UI" w:cs="Segoe UI"/>
+                <w:sz w:val="24"/>
+                <w:szCs w:val="24"/>
+              </w:rPr>
+              <w:t>√</w:t>
+            </w:r>
           </w:p>
         </w:tc>
         <w:tc>
@@ -8857,6 +10990,14 @@
                 <w:highlight w:val="white"/>
               </w:rPr>
             </w:pPr>
+            <w:r>
+              <w:rPr>
+                <w:rFonts w:ascii="Segoe UI" w:eastAsia="Times New Roman" w:hAnsi="Segoe UI" w:cs="Segoe UI"/>
+                <w:sz w:val="24"/>
+                <w:szCs w:val="24"/>
+              </w:rPr>
+              <w:t>√</w:t>
+            </w:r>
           </w:p>
         </w:tc>
         <w:tc>
@@ -8918,16 +11059,7 @@
                 <w:sz w:val="24"/>
                 <w:szCs w:val="24"/>
               </w:rPr>
-              <w:t>Salsabila</w:t>
-            </w:r>
-            <w:r>
-              <w:rPr>
-                <w:rFonts w:ascii="Times New Roman" w:hAnsi="Times New Roman" w:cs="Times New Roman"/>
-                <w:color w:val="000000"/>
-                <w:sz w:val="24"/>
-                <w:szCs w:val="24"/>
-              </w:rPr>
-              <w:t xml:space="preserve"> Nur A</w:t>
+              <w:t>Salsabila Nur A</w:t>
             </w:r>
           </w:p>
         </w:tc>
@@ -8990,22 +11122,38 @@
                 <w:highlight w:val="white"/>
               </w:rPr>
             </w:pPr>
-          </w:p>
-        </w:tc>
-        <w:tc>
-          <w:tcPr>
-            <w:tcW w:w="268" w:type="pct"/>
-          </w:tcPr>
-          <w:p>
-            <w:pPr>
-              <w:widowControl w:val="0"/>
-              <w:jc w:val="center"/>
-              <w:rPr>
-                <w:rFonts w:ascii="Segoe UI" w:eastAsia="Times New Roman" w:hAnsi="Segoe UI" w:cs="Segoe UI"/>
-                <w:sz w:val="24"/>
-                <w:szCs w:val="24"/>
-              </w:rPr>
-            </w:pPr>
+            <w:r>
+              <w:rPr>
+                <w:rFonts w:ascii="Segoe UI" w:eastAsia="Times New Roman" w:hAnsi="Segoe UI" w:cs="Segoe UI"/>
+                <w:sz w:val="24"/>
+                <w:szCs w:val="24"/>
+              </w:rPr>
+              <w:t>√</w:t>
+            </w:r>
+          </w:p>
+        </w:tc>
+        <w:tc>
+          <w:tcPr>
+            <w:tcW w:w="268" w:type="pct"/>
+          </w:tcPr>
+          <w:p>
+            <w:pPr>
+              <w:widowControl w:val="0"/>
+              <w:jc w:val="center"/>
+              <w:rPr>
+                <w:rFonts w:ascii="Segoe UI" w:eastAsia="Times New Roman" w:hAnsi="Segoe UI" w:cs="Segoe UI"/>
+                <w:sz w:val="24"/>
+                <w:szCs w:val="24"/>
+              </w:rPr>
+            </w:pPr>
+            <w:r>
+              <w:rPr>
+                <w:rFonts w:ascii="Segoe UI" w:eastAsia="Times New Roman" w:hAnsi="Segoe UI" w:cs="Segoe UI"/>
+                <w:sz w:val="24"/>
+                <w:szCs w:val="24"/>
+              </w:rPr>
+              <w:t>√</w:t>
+            </w:r>
           </w:p>
         </w:tc>
         <w:tc>
@@ -9023,6 +11171,14 @@
                 <w:highlight w:val="white"/>
               </w:rPr>
             </w:pPr>
+            <w:r>
+              <w:rPr>
+                <w:rFonts w:ascii="Segoe UI" w:eastAsia="Times New Roman" w:hAnsi="Segoe UI" w:cs="Segoe UI"/>
+                <w:sz w:val="24"/>
+                <w:szCs w:val="24"/>
+              </w:rPr>
+              <w:t>√</w:t>
+            </w:r>
           </w:p>
         </w:tc>
         <w:tc>
@@ -9134,6 +11290,14 @@
                 <w:highlight w:val="white"/>
               </w:rPr>
             </w:pPr>
+            <w:r>
+              <w:rPr>
+                <w:rFonts w:ascii="Segoe UI" w:eastAsia="Times New Roman" w:hAnsi="Segoe UI" w:cs="Segoe UI"/>
+                <w:sz w:val="24"/>
+                <w:szCs w:val="24"/>
+              </w:rPr>
+              <w:t>√</w:t>
+            </w:r>
           </w:p>
         </w:tc>
         <w:tc>
@@ -9151,6 +11315,14 @@
                 <w:highlight w:val="white"/>
               </w:rPr>
             </w:pPr>
+            <w:r>
+              <w:rPr>
+                <w:rFonts w:ascii="Segoe UI" w:eastAsia="Times New Roman" w:hAnsi="Segoe UI" w:cs="Segoe UI"/>
+                <w:sz w:val="24"/>
+                <w:szCs w:val="24"/>
+              </w:rPr>
+              <w:t>√</w:t>
+            </w:r>
           </w:p>
         </w:tc>
         <w:tc>
@@ -9168,6 +11340,14 @@
                 <w:highlight w:val="white"/>
               </w:rPr>
             </w:pPr>
+            <w:r>
+              <w:rPr>
+                <w:rFonts w:ascii="Segoe UI" w:eastAsia="Times New Roman" w:hAnsi="Segoe UI" w:cs="Segoe UI"/>
+                <w:sz w:val="24"/>
+                <w:szCs w:val="24"/>
+              </w:rPr>
+              <w:t>√</w:t>
+            </w:r>
           </w:p>
         </w:tc>
         <w:tc>
@@ -9185,6 +11365,14 @@
                 <w:highlight w:val="white"/>
               </w:rPr>
             </w:pPr>
+            <w:r>
+              <w:rPr>
+                <w:rFonts w:ascii="Segoe UI" w:eastAsia="Times New Roman" w:hAnsi="Segoe UI" w:cs="Segoe UI"/>
+                <w:sz w:val="24"/>
+                <w:szCs w:val="24"/>
+              </w:rPr>
+              <w:t>√</w:t>
+            </w:r>
           </w:p>
         </w:tc>
         <w:tc>
@@ -9285,6 +11473,14 @@
                 <w:highlight w:val="white"/>
               </w:rPr>
             </w:pPr>
+            <w:r>
+              <w:rPr>
+                <w:rFonts w:ascii="Segoe UI" w:eastAsia="Times New Roman" w:hAnsi="Segoe UI" w:cs="Segoe UI"/>
+                <w:sz w:val="24"/>
+                <w:szCs w:val="24"/>
+              </w:rPr>
+              <w:t>√</w:t>
+            </w:r>
           </w:p>
         </w:tc>
         <w:tc>
@@ -9302,6 +11498,14 @@
                 <w:highlight w:val="white"/>
               </w:rPr>
             </w:pPr>
+            <w:r>
+              <w:rPr>
+                <w:rFonts w:ascii="Segoe UI" w:eastAsia="Times New Roman" w:hAnsi="Segoe UI" w:cs="Segoe UI"/>
+                <w:sz w:val="24"/>
+                <w:szCs w:val="24"/>
+              </w:rPr>
+              <w:t>√</w:t>
+            </w:r>
           </w:p>
         </w:tc>
         <w:tc>
@@ -9319,6 +11523,14 @@
                 <w:highlight w:val="white"/>
               </w:rPr>
             </w:pPr>
+            <w:r>
+              <w:rPr>
+                <w:rFonts w:ascii="Segoe UI" w:eastAsia="Times New Roman" w:hAnsi="Segoe UI" w:cs="Segoe UI"/>
+                <w:sz w:val="24"/>
+                <w:szCs w:val="24"/>
+              </w:rPr>
+              <w:t>√</w:t>
+            </w:r>
           </w:p>
         </w:tc>
         <w:tc>
@@ -9336,6 +11548,14 @@
                 <w:highlight w:val="white"/>
               </w:rPr>
             </w:pPr>
+            <w:r>
+              <w:rPr>
+                <w:rFonts w:ascii="Segoe UI" w:eastAsia="Times New Roman" w:hAnsi="Segoe UI" w:cs="Segoe UI"/>
+                <w:sz w:val="24"/>
+                <w:szCs w:val="24"/>
+              </w:rPr>
+              <w:t>√</w:t>
+            </w:r>
           </w:p>
         </w:tc>
         <w:tc>
@@ -9477,6 +11697,14 @@
                 <w:highlight w:val="white"/>
               </w:rPr>
             </w:pPr>
+            <w:r>
+              <w:rPr>
+                <w:rFonts w:ascii="Segoe UI" w:eastAsia="Times New Roman" w:hAnsi="Segoe UI" w:cs="Segoe UI"/>
+                <w:sz w:val="24"/>
+                <w:szCs w:val="24"/>
+              </w:rPr>
+              <w:t>√</w:t>
+            </w:r>
           </w:p>
         </w:tc>
         <w:tc>
@@ -9494,6 +11722,14 @@
                 <w:highlight w:val="white"/>
               </w:rPr>
             </w:pPr>
+            <w:r>
+              <w:rPr>
+                <w:rFonts w:ascii="Segoe UI" w:eastAsia="Times New Roman" w:hAnsi="Segoe UI" w:cs="Segoe UI"/>
+                <w:sz w:val="24"/>
+                <w:szCs w:val="24"/>
+              </w:rPr>
+              <w:t>√</w:t>
+            </w:r>
           </w:p>
         </w:tc>
         <w:tc>
@@ -9511,6 +11747,14 @@
                 <w:highlight w:val="white"/>
               </w:rPr>
             </w:pPr>
+            <w:r>
+              <w:rPr>
+                <w:rFonts w:ascii="Segoe UI" w:eastAsia="Times New Roman" w:hAnsi="Segoe UI" w:cs="Segoe UI"/>
+                <w:sz w:val="24"/>
+                <w:szCs w:val="24"/>
+              </w:rPr>
+              <w:t>√</w:t>
+            </w:r>
           </w:p>
         </w:tc>
         <w:tc>
@@ -9528,6 +11772,14 @@
                 <w:highlight w:val="white"/>
               </w:rPr>
             </w:pPr>
+            <w:r>
+              <w:rPr>
+                <w:rFonts w:ascii="Segoe UI" w:eastAsia="Times New Roman" w:hAnsi="Segoe UI" w:cs="Segoe UI"/>
+                <w:sz w:val="24"/>
+                <w:szCs w:val="24"/>
+              </w:rPr>
+              <w:t>√</w:t>
+            </w:r>
           </w:p>
         </w:tc>
         <w:tc>
@@ -9628,6 +11880,14 @@
                 <w:highlight w:val="white"/>
               </w:rPr>
             </w:pPr>
+            <w:r>
+              <w:rPr>
+                <w:rFonts w:ascii="Segoe UI" w:eastAsia="Times New Roman" w:hAnsi="Segoe UI" w:cs="Segoe UI"/>
+                <w:sz w:val="24"/>
+                <w:szCs w:val="24"/>
+              </w:rPr>
+              <w:t>√</w:t>
+            </w:r>
           </w:p>
         </w:tc>
         <w:tc>
@@ -9645,6 +11905,14 @@
                 <w:highlight w:val="white"/>
               </w:rPr>
             </w:pPr>
+            <w:r>
+              <w:rPr>
+                <w:rFonts w:ascii="Segoe UI" w:eastAsia="Times New Roman" w:hAnsi="Segoe UI" w:cs="Segoe UI"/>
+                <w:sz w:val="24"/>
+                <w:szCs w:val="24"/>
+              </w:rPr>
+              <w:t>√</w:t>
+            </w:r>
           </w:p>
         </w:tc>
         <w:tc>
@@ -9662,6 +11930,14 @@
                 <w:highlight w:val="white"/>
               </w:rPr>
             </w:pPr>
+            <w:r>
+              <w:rPr>
+                <w:rFonts w:ascii="Segoe UI" w:eastAsia="Times New Roman" w:hAnsi="Segoe UI" w:cs="Segoe UI"/>
+                <w:sz w:val="24"/>
+                <w:szCs w:val="24"/>
+              </w:rPr>
+              <w:t>√</w:t>
+            </w:r>
           </w:p>
         </w:tc>
         <w:tc>
@@ -9679,6 +11955,14 @@
                 <w:highlight w:val="white"/>
               </w:rPr>
             </w:pPr>
+            <w:r>
+              <w:rPr>
+                <w:rFonts w:ascii="Segoe UI" w:eastAsia="Times New Roman" w:hAnsi="Segoe UI" w:cs="Segoe UI"/>
+                <w:sz w:val="24"/>
+                <w:szCs w:val="24"/>
+              </w:rPr>
+              <w:t>√</w:t>
+            </w:r>
           </w:p>
         </w:tc>
         <w:tc>
@@ -9800,6 +12084,14 @@
                 <w:highlight w:val="white"/>
               </w:rPr>
             </w:pPr>
+            <w:r>
+              <w:rPr>
+                <w:rFonts w:ascii="Segoe UI" w:eastAsia="Times New Roman" w:hAnsi="Segoe UI" w:cs="Segoe UI"/>
+                <w:sz w:val="24"/>
+                <w:szCs w:val="24"/>
+              </w:rPr>
+              <w:t>√</w:t>
+            </w:r>
           </w:p>
         </w:tc>
         <w:tc>
@@ -9817,6 +12109,14 @@
                 <w:highlight w:val="white"/>
               </w:rPr>
             </w:pPr>
+            <w:r>
+              <w:rPr>
+                <w:rFonts w:ascii="Segoe UI" w:eastAsia="Times New Roman" w:hAnsi="Segoe UI" w:cs="Segoe UI"/>
+                <w:sz w:val="24"/>
+                <w:szCs w:val="24"/>
+              </w:rPr>
+              <w:t>√</w:t>
+            </w:r>
           </w:p>
         </w:tc>
         <w:tc>
@@ -9834,6 +12134,14 @@
                 <w:highlight w:val="white"/>
               </w:rPr>
             </w:pPr>
+            <w:r>
+              <w:rPr>
+                <w:rFonts w:ascii="Segoe UI" w:eastAsia="Times New Roman" w:hAnsi="Segoe UI" w:cs="Segoe UI"/>
+                <w:sz w:val="24"/>
+                <w:szCs w:val="24"/>
+              </w:rPr>
+              <w:t>√</w:t>
+            </w:r>
           </w:p>
         </w:tc>
         <w:tc>
@@ -9851,6 +12159,14 @@
                 <w:highlight w:val="white"/>
               </w:rPr>
             </w:pPr>
+            <w:r>
+              <w:rPr>
+                <w:rFonts w:ascii="Segoe UI" w:eastAsia="Times New Roman" w:hAnsi="Segoe UI" w:cs="Segoe UI"/>
+                <w:sz w:val="24"/>
+                <w:szCs w:val="24"/>
+              </w:rPr>
+              <w:t>√</w:t>
+            </w:r>
           </w:p>
         </w:tc>
         <w:tc>
@@ -9963,6 +12279,14 @@
                 <w:highlight w:val="white"/>
               </w:rPr>
             </w:pPr>
+            <w:r>
+              <w:rPr>
+                <w:rFonts w:ascii="Segoe UI" w:eastAsia="Times New Roman" w:hAnsi="Segoe UI" w:cs="Segoe UI"/>
+                <w:sz w:val="24"/>
+                <w:szCs w:val="24"/>
+              </w:rPr>
+              <w:t>√</w:t>
+            </w:r>
           </w:p>
         </w:tc>
         <w:tc>
@@ -9980,6 +12304,14 @@
                 <w:highlight w:val="white"/>
               </w:rPr>
             </w:pPr>
+            <w:r>
+              <w:rPr>
+                <w:rFonts w:ascii="Segoe UI" w:eastAsia="Times New Roman" w:hAnsi="Segoe UI" w:cs="Segoe UI"/>
+                <w:sz w:val="24"/>
+                <w:szCs w:val="24"/>
+              </w:rPr>
+              <w:t>√</w:t>
+            </w:r>
           </w:p>
         </w:tc>
         <w:tc>
@@ -9997,6 +12329,14 @@
                 <w:highlight w:val="white"/>
               </w:rPr>
             </w:pPr>
+            <w:r>
+              <w:rPr>
+                <w:rFonts w:ascii="Segoe UI" w:eastAsia="Times New Roman" w:hAnsi="Segoe UI" w:cs="Segoe UI"/>
+                <w:sz w:val="24"/>
+                <w:szCs w:val="24"/>
+              </w:rPr>
+              <w:t>√</w:t>
+            </w:r>
           </w:p>
         </w:tc>
         <w:tc>
@@ -10014,6 +12354,14 @@
                 <w:highlight w:val="white"/>
               </w:rPr>
             </w:pPr>
+            <w:r>
+              <w:rPr>
+                <w:rFonts w:ascii="Segoe UI" w:eastAsia="Times New Roman" w:hAnsi="Segoe UI" w:cs="Segoe UI"/>
+                <w:sz w:val="24"/>
+                <w:szCs w:val="24"/>
+              </w:rPr>
+              <w:t>√</w:t>
+            </w:r>
           </w:p>
         </w:tc>
         <w:tc>
@@ -10075,16 +12423,7 @@
                 <w:sz w:val="24"/>
                 <w:szCs w:val="24"/>
               </w:rPr>
-              <w:t xml:space="preserve">Silvi </w:t>
-            </w:r>
-            <w:r>
-              <w:rPr>
-                <w:rFonts w:ascii="Times New Roman" w:hAnsi="Times New Roman" w:cs="Times New Roman"/>
-                <w:color w:val="000000"/>
-                <w:sz w:val="24"/>
-                <w:szCs w:val="24"/>
-              </w:rPr>
-              <w:t xml:space="preserve">Yovi </w:t>
+              <w:t xml:space="preserve">Silvi Yovi </w:t>
             </w:r>
             <w:proofErr w:type="spellStart"/>
             <w:r>
@@ -10159,6 +12498,14 @@
                 <w:highlight w:val="white"/>
               </w:rPr>
             </w:pPr>
+            <w:r>
+              <w:rPr>
+                <w:rFonts w:ascii="Segoe UI" w:eastAsia="Times New Roman" w:hAnsi="Segoe UI" w:cs="Segoe UI"/>
+                <w:sz w:val="24"/>
+                <w:szCs w:val="24"/>
+              </w:rPr>
+              <w:t>√</w:t>
+            </w:r>
           </w:p>
         </w:tc>
         <w:tc>
@@ -10176,6 +12523,14 @@
                 <w:highlight w:val="white"/>
               </w:rPr>
             </w:pPr>
+            <w:r>
+              <w:rPr>
+                <w:rFonts w:ascii="Segoe UI" w:eastAsia="Times New Roman" w:hAnsi="Segoe UI" w:cs="Segoe UI"/>
+                <w:sz w:val="24"/>
+                <w:szCs w:val="24"/>
+              </w:rPr>
+              <w:t>√</w:t>
+            </w:r>
           </w:p>
         </w:tc>
         <w:tc>
@@ -10193,6 +12548,14 @@
                 <w:highlight w:val="white"/>
               </w:rPr>
             </w:pPr>
+            <w:r>
+              <w:rPr>
+                <w:rFonts w:ascii="Segoe UI" w:eastAsia="Times New Roman" w:hAnsi="Segoe UI" w:cs="Segoe UI"/>
+                <w:sz w:val="24"/>
+                <w:szCs w:val="24"/>
+              </w:rPr>
+              <w:t>√</w:t>
+            </w:r>
           </w:p>
         </w:tc>
         <w:tc>
@@ -10304,6 +12667,14 @@
                 <w:highlight w:val="white"/>
               </w:rPr>
             </w:pPr>
+            <w:r>
+              <w:rPr>
+                <w:rFonts w:ascii="Segoe UI" w:eastAsia="Times New Roman" w:hAnsi="Segoe UI" w:cs="Segoe UI"/>
+                <w:sz w:val="24"/>
+                <w:szCs w:val="24"/>
+              </w:rPr>
+              <w:t>√</w:t>
+            </w:r>
           </w:p>
         </w:tc>
         <w:tc>
@@ -10321,6 +12692,14 @@
                 <w:highlight w:val="white"/>
               </w:rPr>
             </w:pPr>
+            <w:r>
+              <w:rPr>
+                <w:rFonts w:ascii="Segoe UI" w:eastAsia="Times New Roman" w:hAnsi="Segoe UI" w:cs="Segoe UI"/>
+                <w:sz w:val="24"/>
+                <w:szCs w:val="24"/>
+              </w:rPr>
+              <w:t>√</w:t>
+            </w:r>
           </w:p>
         </w:tc>
         <w:tc>
@@ -10338,6 +12717,14 @@
                 <w:highlight w:val="white"/>
               </w:rPr>
             </w:pPr>
+            <w:r>
+              <w:rPr>
+                <w:rFonts w:ascii="Segoe UI" w:eastAsia="Times New Roman" w:hAnsi="Segoe UI" w:cs="Segoe UI"/>
+                <w:sz w:val="24"/>
+                <w:szCs w:val="24"/>
+              </w:rPr>
+              <w:t>√</w:t>
+            </w:r>
           </w:p>
         </w:tc>
         <w:tc>
@@ -10355,6 +12742,14 @@
                 <w:highlight w:val="white"/>
               </w:rPr>
             </w:pPr>
+            <w:r>
+              <w:rPr>
+                <w:rFonts w:ascii="Segoe UI" w:eastAsia="Times New Roman" w:hAnsi="Segoe UI" w:cs="Segoe UI"/>
+                <w:sz w:val="24"/>
+                <w:szCs w:val="24"/>
+              </w:rPr>
+              <w:t>√</w:t>
+            </w:r>
           </w:p>
         </w:tc>
         <w:tc>
@@ -10475,6 +12870,14 @@
                 <w:highlight w:val="white"/>
               </w:rPr>
             </w:pPr>
+            <w:r>
+              <w:rPr>
+                <w:rFonts w:ascii="Segoe UI" w:eastAsia="Times New Roman" w:hAnsi="Segoe UI" w:cs="Segoe UI"/>
+                <w:sz w:val="24"/>
+                <w:szCs w:val="24"/>
+              </w:rPr>
+              <w:t>√</w:t>
+            </w:r>
           </w:p>
         </w:tc>
         <w:tc>
@@ -10492,6 +12895,14 @@
                 <w:highlight w:val="white"/>
               </w:rPr>
             </w:pPr>
+            <w:r>
+              <w:rPr>
+                <w:rFonts w:ascii="Segoe UI" w:eastAsia="Times New Roman" w:hAnsi="Segoe UI" w:cs="Segoe UI"/>
+                <w:sz w:val="24"/>
+                <w:szCs w:val="24"/>
+              </w:rPr>
+              <w:t>√</w:t>
+            </w:r>
           </w:p>
         </w:tc>
         <w:tc>
@@ -10509,6 +12920,14 @@
                 <w:highlight w:val="white"/>
               </w:rPr>
             </w:pPr>
+            <w:r>
+              <w:rPr>
+                <w:rFonts w:ascii="Segoe UI" w:eastAsia="Times New Roman" w:hAnsi="Segoe UI" w:cs="Segoe UI"/>
+                <w:sz w:val="24"/>
+                <w:szCs w:val="24"/>
+              </w:rPr>
+              <w:t>√</w:t>
+            </w:r>
           </w:p>
         </w:tc>
         <w:tc>
@@ -10526,6 +12945,14 @@
                 <w:highlight w:val="white"/>
               </w:rPr>
             </w:pPr>
+            <w:r>
+              <w:rPr>
+                <w:rFonts w:ascii="Segoe UI" w:eastAsia="Times New Roman" w:hAnsi="Segoe UI" w:cs="Segoe UI"/>
+                <w:sz w:val="24"/>
+                <w:szCs w:val="24"/>
+              </w:rPr>
+              <w:t>√</w:t>
+            </w:r>
           </w:p>
         </w:tc>
         <w:tc>
@@ -10625,6 +13052,14 @@
                 <w:szCs w:val="24"/>
               </w:rPr>
             </w:pPr>
+            <w:r>
+              <w:rPr>
+                <w:rFonts w:ascii="Segoe UI" w:eastAsia="Times New Roman" w:hAnsi="Segoe UI" w:cs="Segoe UI"/>
+                <w:sz w:val="24"/>
+                <w:szCs w:val="24"/>
+              </w:rPr>
+              <w:t>√</w:t>
+            </w:r>
           </w:p>
         </w:tc>
         <w:tc>
@@ -10642,6 +13077,14 @@
                 <w:highlight w:val="white"/>
               </w:rPr>
             </w:pPr>
+            <w:r>
+              <w:rPr>
+                <w:rFonts w:ascii="Segoe UI" w:eastAsia="Times New Roman" w:hAnsi="Segoe UI" w:cs="Segoe UI"/>
+                <w:sz w:val="24"/>
+                <w:szCs w:val="24"/>
+              </w:rPr>
+              <w:t>√</w:t>
+            </w:r>
           </w:p>
         </w:tc>
         <w:tc>
@@ -10659,6 +13102,14 @@
                 <w:highlight w:val="white"/>
               </w:rPr>
             </w:pPr>
+            <w:r>
+              <w:rPr>
+                <w:rFonts w:ascii="Segoe UI" w:eastAsia="Times New Roman" w:hAnsi="Segoe UI" w:cs="Segoe UI"/>
+                <w:sz w:val="24"/>
+                <w:szCs w:val="24"/>
+              </w:rPr>
+              <w:t>√</w:t>
+            </w:r>
           </w:p>
         </w:tc>
         <w:tc>
@@ -10677,12 +13128,11 @@
             </w:pPr>
             <w:r>
               <w:rPr>
-                <w:rFonts w:ascii="Times New Roman" w:eastAsia="Times New Roman" w:hAnsi="Times New Roman" w:cs="Times New Roman"/>
-                <w:sz w:val="24"/>
-                <w:szCs w:val="24"/>
-                <w:highlight w:val="white"/>
-              </w:rPr>
-              <w:t xml:space="preserve"> </w:t>
+                <w:rFonts w:ascii="Segoe UI" w:eastAsia="Times New Roman" w:hAnsi="Segoe UI" w:cs="Segoe UI"/>
+                <w:sz w:val="24"/>
+                <w:szCs w:val="24"/>
+              </w:rPr>
+              <w:t>√</w:t>
             </w:r>
           </w:p>
         </w:tc>
@@ -10784,6 +13234,14 @@
                 <w:highlight w:val="white"/>
               </w:rPr>
             </w:pPr>
+            <w:r>
+              <w:rPr>
+                <w:rFonts w:ascii="Segoe UI" w:eastAsia="Times New Roman" w:hAnsi="Segoe UI" w:cs="Segoe UI"/>
+                <w:sz w:val="24"/>
+                <w:szCs w:val="24"/>
+              </w:rPr>
+              <w:t>√</w:t>
+            </w:r>
           </w:p>
         </w:tc>
         <w:tc>
@@ -10801,6 +13259,14 @@
                 <w:highlight w:val="white"/>
               </w:rPr>
             </w:pPr>
+            <w:r>
+              <w:rPr>
+                <w:rFonts w:ascii="Segoe UI" w:eastAsia="Times New Roman" w:hAnsi="Segoe UI" w:cs="Segoe UI"/>
+                <w:sz w:val="24"/>
+                <w:szCs w:val="24"/>
+              </w:rPr>
+              <w:t>√</w:t>
+            </w:r>
           </w:p>
         </w:tc>
         <w:tc>
@@ -10818,6 +13284,14 @@
                 <w:highlight w:val="white"/>
               </w:rPr>
             </w:pPr>
+            <w:r>
+              <w:rPr>
+                <w:rFonts w:ascii="Segoe UI" w:eastAsia="Times New Roman" w:hAnsi="Segoe UI" w:cs="Segoe UI"/>
+                <w:sz w:val="24"/>
+                <w:szCs w:val="24"/>
+              </w:rPr>
+              <w:t>√</w:t>
+            </w:r>
           </w:p>
         </w:tc>
         <w:tc>
@@ -10835,6 +13309,14 @@
                 <w:highlight w:val="white"/>
               </w:rPr>
             </w:pPr>
+            <w:r>
+              <w:rPr>
+                <w:rFonts w:ascii="Segoe UI" w:eastAsia="Times New Roman" w:hAnsi="Segoe UI" w:cs="Segoe UI"/>
+                <w:sz w:val="24"/>
+                <w:szCs w:val="24"/>
+              </w:rPr>
+              <w:t>√</w:t>
+            </w:r>
           </w:p>
         </w:tc>
         <w:tc>
@@ -10945,6 +13427,14 @@
                 <w:szCs w:val="24"/>
               </w:rPr>
             </w:pPr>
+            <w:r>
+              <w:rPr>
+                <w:rFonts w:ascii="Segoe UI" w:eastAsia="Times New Roman" w:hAnsi="Segoe UI" w:cs="Segoe UI"/>
+                <w:sz w:val="24"/>
+                <w:szCs w:val="24"/>
+              </w:rPr>
+              <w:t>√</w:t>
+            </w:r>
           </w:p>
         </w:tc>
         <w:tc>
@@ -10962,6 +13452,14 @@
                 <w:highlight w:val="white"/>
               </w:rPr>
             </w:pPr>
+            <w:r>
+              <w:rPr>
+                <w:rFonts w:ascii="Segoe UI" w:eastAsia="Times New Roman" w:hAnsi="Segoe UI" w:cs="Segoe UI"/>
+                <w:sz w:val="24"/>
+                <w:szCs w:val="24"/>
+              </w:rPr>
+              <w:t>√</w:t>
+            </w:r>
           </w:p>
         </w:tc>
         <w:tc>
@@ -10979,22 +13477,38 @@
                 <w:highlight w:val="white"/>
               </w:rPr>
             </w:pPr>
-          </w:p>
-        </w:tc>
-        <w:tc>
-          <w:tcPr>
-            <w:tcW w:w="268" w:type="pct"/>
-          </w:tcPr>
-          <w:p>
-            <w:pPr>
-              <w:widowControl w:val="0"/>
-              <w:jc w:val="center"/>
-              <w:rPr>
-                <w:rFonts w:ascii="Segoe UI" w:eastAsia="Times New Roman" w:hAnsi="Segoe UI" w:cs="Segoe UI"/>
-                <w:sz w:val="24"/>
-                <w:szCs w:val="24"/>
-              </w:rPr>
-            </w:pPr>
+            <w:r>
+              <w:rPr>
+                <w:rFonts w:ascii="Segoe UI" w:eastAsia="Times New Roman" w:hAnsi="Segoe UI" w:cs="Segoe UI"/>
+                <w:sz w:val="24"/>
+                <w:szCs w:val="24"/>
+              </w:rPr>
+              <w:t>√</w:t>
+            </w:r>
+          </w:p>
+        </w:tc>
+        <w:tc>
+          <w:tcPr>
+            <w:tcW w:w="268" w:type="pct"/>
+          </w:tcPr>
+          <w:p>
+            <w:pPr>
+              <w:widowControl w:val="0"/>
+              <w:jc w:val="center"/>
+              <w:rPr>
+                <w:rFonts w:ascii="Segoe UI" w:eastAsia="Times New Roman" w:hAnsi="Segoe UI" w:cs="Segoe UI"/>
+                <w:sz w:val="24"/>
+                <w:szCs w:val="24"/>
+              </w:rPr>
+            </w:pPr>
+            <w:r>
+              <w:rPr>
+                <w:rFonts w:ascii="Segoe UI" w:eastAsia="Times New Roman" w:hAnsi="Segoe UI" w:cs="Segoe UI"/>
+                <w:sz w:val="24"/>
+                <w:szCs w:val="24"/>
+              </w:rPr>
+              <w:t>√</w:t>
+            </w:r>
           </w:p>
         </w:tc>
         <w:tc>
@@ -11107,6 +13621,14 @@
                 <w:highlight w:val="white"/>
               </w:rPr>
             </w:pPr>
+            <w:r>
+              <w:rPr>
+                <w:rFonts w:ascii="Segoe UI" w:eastAsia="Times New Roman" w:hAnsi="Segoe UI" w:cs="Segoe UI"/>
+                <w:sz w:val="24"/>
+                <w:szCs w:val="24"/>
+              </w:rPr>
+              <w:t>√</w:t>
+            </w:r>
           </w:p>
         </w:tc>
         <w:tc>
@@ -11124,6 +13646,14 @@
                 <w:highlight w:val="white"/>
               </w:rPr>
             </w:pPr>
+            <w:r>
+              <w:rPr>
+                <w:rFonts w:ascii="Segoe UI" w:eastAsia="Times New Roman" w:hAnsi="Segoe UI" w:cs="Segoe UI"/>
+                <w:sz w:val="24"/>
+                <w:szCs w:val="24"/>
+              </w:rPr>
+              <w:t>√</w:t>
+            </w:r>
           </w:p>
         </w:tc>
         <w:tc>
@@ -11141,6 +13671,14 @@
                 <w:highlight w:val="white"/>
               </w:rPr>
             </w:pPr>
+            <w:r>
+              <w:rPr>
+                <w:rFonts w:ascii="Segoe UI" w:eastAsia="Times New Roman" w:hAnsi="Segoe UI" w:cs="Segoe UI"/>
+                <w:sz w:val="24"/>
+                <w:szCs w:val="24"/>
+              </w:rPr>
+              <w:t>√</w:t>
+            </w:r>
           </w:p>
         </w:tc>
         <w:tc>
@@ -11158,6 +13696,14 @@
                 <w:highlight w:val="white"/>
               </w:rPr>
             </w:pPr>
+            <w:r>
+              <w:rPr>
+                <w:rFonts w:ascii="Segoe UI" w:eastAsia="Times New Roman" w:hAnsi="Segoe UI" w:cs="Segoe UI"/>
+                <w:sz w:val="24"/>
+                <w:szCs w:val="24"/>
+              </w:rPr>
+              <w:t>√</w:t>
+            </w:r>
           </w:p>
         </w:tc>
         <w:tc>
@@ -11303,6 +13849,14 @@
                 <w:highlight w:val="white"/>
               </w:rPr>
             </w:pPr>
+            <w:r>
+              <w:rPr>
+                <w:rFonts w:ascii="Segoe UI" w:eastAsia="Times New Roman" w:hAnsi="Segoe UI" w:cs="Segoe UI"/>
+                <w:sz w:val="24"/>
+                <w:szCs w:val="24"/>
+              </w:rPr>
+              <w:t>√</w:t>
+            </w:r>
           </w:p>
         </w:tc>
         <w:tc>
@@ -11320,6 +13874,14 @@
                 <w:highlight w:val="white"/>
               </w:rPr>
             </w:pPr>
+            <w:r>
+              <w:rPr>
+                <w:rFonts w:ascii="Segoe UI" w:eastAsia="Times New Roman" w:hAnsi="Segoe UI" w:cs="Segoe UI"/>
+                <w:sz w:val="24"/>
+                <w:szCs w:val="24"/>
+              </w:rPr>
+              <w:t>√</w:t>
+            </w:r>
           </w:p>
         </w:tc>
         <w:tc>
@@ -11337,6 +13899,14 @@
                 <w:highlight w:val="white"/>
               </w:rPr>
             </w:pPr>
+            <w:r>
+              <w:rPr>
+                <w:rFonts w:ascii="Segoe UI" w:eastAsia="Times New Roman" w:hAnsi="Segoe UI" w:cs="Segoe UI"/>
+                <w:sz w:val="24"/>
+                <w:szCs w:val="24"/>
+              </w:rPr>
+              <w:t>√</w:t>
+            </w:r>
           </w:p>
         </w:tc>
         <w:tc>
@@ -11436,6 +14006,14 @@
                 <w:szCs w:val="24"/>
               </w:rPr>
             </w:pPr>
+            <w:r>
+              <w:rPr>
+                <w:rFonts w:ascii="Segoe UI" w:eastAsia="Times New Roman" w:hAnsi="Segoe UI" w:cs="Segoe UI"/>
+                <w:sz w:val="24"/>
+                <w:szCs w:val="24"/>
+              </w:rPr>
+              <w:t>√</w:t>
+            </w:r>
           </w:p>
         </w:tc>
         <w:tc>
@@ -11453,6 +14031,14 @@
                 <w:highlight w:val="white"/>
               </w:rPr>
             </w:pPr>
+            <w:r>
+              <w:rPr>
+                <w:rFonts w:ascii="Segoe UI" w:eastAsia="Times New Roman" w:hAnsi="Segoe UI" w:cs="Segoe UI"/>
+                <w:sz w:val="24"/>
+                <w:szCs w:val="24"/>
+              </w:rPr>
+              <w:t>√</w:t>
+            </w:r>
           </w:p>
         </w:tc>
         <w:tc>
@@ -11470,6 +14056,14 @@
                 <w:highlight w:val="white"/>
               </w:rPr>
             </w:pPr>
+            <w:r>
+              <w:rPr>
+                <w:rFonts w:ascii="Segoe UI" w:eastAsia="Times New Roman" w:hAnsi="Segoe UI" w:cs="Segoe UI"/>
+                <w:sz w:val="24"/>
+                <w:szCs w:val="24"/>
+              </w:rPr>
+              <w:t>√</w:t>
+            </w:r>
           </w:p>
         </w:tc>
         <w:tc>
@@ -11487,6 +14081,14 @@
                 <w:highlight w:val="white"/>
               </w:rPr>
             </w:pPr>
+            <w:r>
+              <w:rPr>
+                <w:rFonts w:ascii="Segoe UI" w:eastAsia="Times New Roman" w:hAnsi="Segoe UI" w:cs="Segoe UI"/>
+                <w:sz w:val="24"/>
+                <w:szCs w:val="24"/>
+              </w:rPr>
+              <w:t>√</w:t>
+            </w:r>
           </w:p>
         </w:tc>
         <w:tc>
@@ -11587,6 +14189,14 @@
                 <w:highlight w:val="white"/>
               </w:rPr>
             </w:pPr>
+            <w:r>
+              <w:rPr>
+                <w:rFonts w:ascii="Segoe UI" w:eastAsia="Times New Roman" w:hAnsi="Segoe UI" w:cs="Segoe UI"/>
+                <w:sz w:val="24"/>
+                <w:szCs w:val="24"/>
+              </w:rPr>
+              <w:t>√</w:t>
+            </w:r>
           </w:p>
         </w:tc>
         <w:tc>
@@ -11604,6 +14214,14 @@
                 <w:highlight w:val="white"/>
               </w:rPr>
             </w:pPr>
+            <w:r>
+              <w:rPr>
+                <w:rFonts w:ascii="Segoe UI" w:eastAsia="Times New Roman" w:hAnsi="Segoe UI" w:cs="Segoe UI"/>
+                <w:sz w:val="24"/>
+                <w:szCs w:val="24"/>
+              </w:rPr>
+              <w:t>√</w:t>
+            </w:r>
           </w:p>
         </w:tc>
         <w:tc>
@@ -11621,6 +14239,14 @@
                 <w:highlight w:val="white"/>
               </w:rPr>
             </w:pPr>
+            <w:r>
+              <w:rPr>
+                <w:rFonts w:ascii="Segoe UI" w:eastAsia="Times New Roman" w:hAnsi="Segoe UI" w:cs="Segoe UI"/>
+                <w:sz w:val="24"/>
+                <w:szCs w:val="24"/>
+              </w:rPr>
+              <w:t>√</w:t>
+            </w:r>
           </w:p>
         </w:tc>
         <w:tc>
@@ -11638,6 +14264,14 @@
                 <w:highlight w:val="white"/>
               </w:rPr>
             </w:pPr>
+            <w:r>
+              <w:rPr>
+                <w:rFonts w:ascii="Segoe UI" w:eastAsia="Times New Roman" w:hAnsi="Segoe UI" w:cs="Segoe UI"/>
+                <w:sz w:val="24"/>
+                <w:szCs w:val="24"/>
+              </w:rPr>
+              <w:t>√</w:t>
+            </w:r>
           </w:p>
         </w:tc>
         <w:tc>
@@ -11738,6 +14372,14 @@
                 <w:highlight w:val="white"/>
               </w:rPr>
             </w:pPr>
+            <w:r>
+              <w:rPr>
+                <w:rFonts w:ascii="Segoe UI" w:eastAsia="Times New Roman" w:hAnsi="Segoe UI" w:cs="Segoe UI"/>
+                <w:sz w:val="24"/>
+                <w:szCs w:val="24"/>
+              </w:rPr>
+              <w:t>√</w:t>
+            </w:r>
           </w:p>
         </w:tc>
         <w:tc>
@@ -11755,6 +14397,14 @@
                 <w:highlight w:val="white"/>
               </w:rPr>
             </w:pPr>
+            <w:r>
+              <w:rPr>
+                <w:rFonts w:ascii="Segoe UI" w:eastAsia="Times New Roman" w:hAnsi="Segoe UI" w:cs="Segoe UI"/>
+                <w:sz w:val="24"/>
+                <w:szCs w:val="24"/>
+              </w:rPr>
+              <w:t>√</w:t>
+            </w:r>
           </w:p>
         </w:tc>
         <w:tc>
@@ -11772,6 +14422,14 @@
                 <w:highlight w:val="white"/>
               </w:rPr>
             </w:pPr>
+            <w:r>
+              <w:rPr>
+                <w:rFonts w:ascii="Segoe UI" w:eastAsia="Times New Roman" w:hAnsi="Segoe UI" w:cs="Segoe UI"/>
+                <w:sz w:val="24"/>
+                <w:szCs w:val="24"/>
+              </w:rPr>
+              <w:t>√</w:t>
+            </w:r>
           </w:p>
         </w:tc>
         <w:tc>
@@ -11789,6 +14447,14 @@
                 <w:highlight w:val="white"/>
               </w:rPr>
             </w:pPr>
+            <w:r>
+              <w:rPr>
+                <w:rFonts w:ascii="Segoe UI" w:eastAsia="Times New Roman" w:hAnsi="Segoe UI" w:cs="Segoe UI"/>
+                <w:sz w:val="24"/>
+                <w:szCs w:val="24"/>
+              </w:rPr>
+              <w:t>√</w:t>
+            </w:r>
           </w:p>
         </w:tc>
         <w:tc>
@@ -11889,6 +14555,14 @@
                 <w:highlight w:val="white"/>
               </w:rPr>
             </w:pPr>
+            <w:r>
+              <w:rPr>
+                <w:rFonts w:ascii="Segoe UI" w:eastAsia="Times New Roman" w:hAnsi="Segoe UI" w:cs="Segoe UI"/>
+                <w:sz w:val="24"/>
+                <w:szCs w:val="24"/>
+              </w:rPr>
+              <w:t>√</w:t>
+            </w:r>
           </w:p>
         </w:tc>
         <w:tc>
@@ -11906,6 +14580,14 @@
                 <w:highlight w:val="white"/>
               </w:rPr>
             </w:pPr>
+            <w:r>
+              <w:rPr>
+                <w:rFonts w:ascii="Segoe UI" w:eastAsia="Times New Roman" w:hAnsi="Segoe UI" w:cs="Segoe UI"/>
+                <w:sz w:val="24"/>
+                <w:szCs w:val="24"/>
+              </w:rPr>
+              <w:t>√</w:t>
+            </w:r>
           </w:p>
         </w:tc>
         <w:tc>
@@ -11923,6 +14605,14 @@
                 <w:highlight w:val="white"/>
               </w:rPr>
             </w:pPr>
+            <w:r>
+              <w:rPr>
+                <w:rFonts w:ascii="Segoe UI" w:eastAsia="Times New Roman" w:hAnsi="Segoe UI" w:cs="Segoe UI"/>
+                <w:sz w:val="24"/>
+                <w:szCs w:val="24"/>
+              </w:rPr>
+              <w:t>√</w:t>
+            </w:r>
           </w:p>
         </w:tc>
         <w:tc>
@@ -11940,6 +14630,14 @@
                 <w:highlight w:val="white"/>
               </w:rPr>
             </w:pPr>
+            <w:r>
+              <w:rPr>
+                <w:rFonts w:ascii="Segoe UI" w:eastAsia="Times New Roman" w:hAnsi="Segoe UI" w:cs="Segoe UI"/>
+                <w:sz w:val="24"/>
+                <w:szCs w:val="24"/>
+              </w:rPr>
+              <w:t>√</w:t>
+            </w:r>
           </w:p>
         </w:tc>
         <w:tc>
@@ -12060,6 +14758,14 @@
                 <w:highlight w:val="white"/>
               </w:rPr>
             </w:pPr>
+            <w:r>
+              <w:rPr>
+                <w:rFonts w:ascii="Segoe UI" w:eastAsia="Times New Roman" w:hAnsi="Segoe UI" w:cs="Segoe UI"/>
+                <w:sz w:val="24"/>
+                <w:szCs w:val="24"/>
+              </w:rPr>
+              <w:t>√</w:t>
+            </w:r>
           </w:p>
         </w:tc>
         <w:tc>
@@ -12077,6 +14783,14 @@
                 <w:highlight w:val="white"/>
               </w:rPr>
             </w:pPr>
+            <w:r>
+              <w:rPr>
+                <w:rFonts w:ascii="Segoe UI" w:eastAsia="Times New Roman" w:hAnsi="Segoe UI" w:cs="Segoe UI"/>
+                <w:sz w:val="24"/>
+                <w:szCs w:val="24"/>
+              </w:rPr>
+              <w:t>√</w:t>
+            </w:r>
           </w:p>
         </w:tc>
         <w:tc>
@@ -12094,6 +14808,14 @@
                 <w:highlight w:val="white"/>
               </w:rPr>
             </w:pPr>
+            <w:r>
+              <w:rPr>
+                <w:rFonts w:ascii="Segoe UI" w:eastAsia="Times New Roman" w:hAnsi="Segoe UI" w:cs="Segoe UI"/>
+                <w:sz w:val="24"/>
+                <w:szCs w:val="24"/>
+              </w:rPr>
+              <w:t>√</w:t>
+            </w:r>
           </w:p>
         </w:tc>
         <w:tc>
@@ -12111,6 +14833,14 @@
                 <w:highlight w:val="white"/>
               </w:rPr>
             </w:pPr>
+            <w:r>
+              <w:rPr>
+                <w:rFonts w:ascii="Segoe UI" w:eastAsia="Times New Roman" w:hAnsi="Segoe UI" w:cs="Segoe UI"/>
+                <w:sz w:val="24"/>
+                <w:szCs w:val="24"/>
+              </w:rPr>
+              <w:t>√</w:t>
+            </w:r>
           </w:p>
         </w:tc>
         <w:tc>
@@ -15247,81 +17977,56 @@
                 <w:szCs w:val="24"/>
               </w:rPr>
             </w:pPr>
-          </w:p>
-        </w:tc>
-        <w:tc>
-          <w:tcPr>
-            <w:tcW w:w="1200" w:type="dxa"/>
-            <w:tcMar>
-              <w:top w:w="100" w:type="dxa"/>
-              <w:left w:w="100" w:type="dxa"/>
-              <w:bottom w:w="100" w:type="dxa"/>
-              <w:right w:w="100" w:type="dxa"/>
-            </w:tcMar>
-          </w:tcPr>
-          <w:p>
-            <w:pPr>
-              <w:widowControl w:val="0"/>
-              <w:spacing w:after="0" w:line="240" w:lineRule="auto"/>
-              <w:jc w:val="center"/>
+            <w:r>
               <w:rPr>
                 <w:rFonts w:ascii="Times New Roman" w:eastAsia="Times New Roman" w:hAnsi="Times New Roman" w:cs="Times New Roman"/>
                 <w:b/>
-                <w:sz w:val="24"/>
-                <w:szCs w:val="24"/>
-              </w:rPr>
-            </w:pPr>
-          </w:p>
-        </w:tc>
-        <w:tc>
-          <w:tcPr>
-            <w:tcW w:w="3829" w:type="dxa"/>
-            <w:tcMar>
-              <w:top w:w="100" w:type="dxa"/>
-              <w:left w:w="100" w:type="dxa"/>
-              <w:bottom w:w="100" w:type="dxa"/>
-              <w:right w:w="100" w:type="dxa"/>
-            </w:tcMar>
-          </w:tcPr>
-          <w:p>
-            <w:pPr>
-              <w:widowControl w:val="0"/>
-              <w:spacing w:after="0" w:line="240" w:lineRule="auto"/>
-              <w:rPr>
-                <w:rFonts w:ascii="Times New Roman" w:eastAsia="Times New Roman" w:hAnsi="Times New Roman" w:cs="Times New Roman"/>
-                <w:b/>
-                <w:sz w:val="24"/>
-                <w:szCs w:val="24"/>
-              </w:rPr>
-            </w:pPr>
-          </w:p>
-        </w:tc>
-      </w:tr>
-      <w:tr>
-        <w:trPr>
-          <w:trHeight w:val="283"/>
-        </w:trPr>
-        <w:tc>
-          <w:tcPr>
-            <w:tcW w:w="3992" w:type="dxa"/>
-            <w:tcMar>
-              <w:top w:w="100" w:type="dxa"/>
-              <w:left w:w="100" w:type="dxa"/>
-              <w:bottom w:w="100" w:type="dxa"/>
-              <w:right w:w="100" w:type="dxa"/>
-            </w:tcMar>
-          </w:tcPr>
-          <w:p>
-            <w:pPr>
-              <w:widowControl w:val="0"/>
-              <w:spacing w:after="0" w:line="240" w:lineRule="auto"/>
-              <w:rPr>
-                <w:rFonts w:ascii="Times New Roman" w:eastAsia="Times New Roman" w:hAnsi="Times New Roman" w:cs="Times New Roman"/>
-                <w:b/>
-                <w:sz w:val="24"/>
-                <w:szCs w:val="24"/>
-              </w:rPr>
-            </w:pPr>
+                <w:noProof/>
+                <w:sz w:val="24"/>
+                <w:szCs w:val="24"/>
+              </w:rPr>
+              <w:drawing>
+                <wp:inline distT="0" distB="0" distL="0" distR="0" wp14:anchorId="32234442" wp14:editId="2840A04A">
+                  <wp:extent cx="2266950" cy="1153203"/>
+                  <wp:effectExtent l="0" t="0" r="0" b="0"/>
+                  <wp:docPr id="1450150826" name="Picture 1" descr="A signature on a black background&#10;&#10;AI-generated content may be incorrect."/>
+                  <wp:cNvGraphicFramePr>
+                    <a:graphicFrameLocks xmlns:a="http://schemas.openxmlformats.org/drawingml/2006/main" noChangeAspect="1"/>
+                  </wp:cNvGraphicFramePr>
+                  <a:graphic xmlns:a="http://schemas.openxmlformats.org/drawingml/2006/main">
+                    <a:graphicData uri="http://schemas.openxmlformats.org/drawingml/2006/picture">
+                      <pic:pic xmlns:pic="http://schemas.openxmlformats.org/drawingml/2006/picture">
+                        <pic:nvPicPr>
+                          <pic:cNvPr id="1450150826" name="Picture 1" descr="A signature on a black background&#10;&#10;AI-generated content may be incorrect."/>
+                          <pic:cNvPicPr/>
+                        </pic:nvPicPr>
+                        <pic:blipFill>
+                          <a:blip r:embed="rId9">
+                            <a:extLst>
+                              <a:ext uri="{28A0092B-C50C-407E-A947-70E740481C1C}">
+                                <a14:useLocalDpi xmlns:a14="http://schemas.microsoft.com/office/drawing/2010/main" val="0"/>
+                              </a:ext>
+                            </a:extLst>
+                          </a:blip>
+                          <a:stretch>
+                            <a:fillRect/>
+                          </a:stretch>
+                        </pic:blipFill>
+                        <pic:spPr>
+                          <a:xfrm>
+                            <a:off x="0" y="0"/>
+                            <a:ext cx="2271104" cy="1155316"/>
+                          </a:xfrm>
+                          <a:prstGeom prst="rect">
+                            <a:avLst/>
+                          </a:prstGeom>
+                        </pic:spPr>
+                      </pic:pic>
+                    </a:graphicData>
+                  </a:graphic>
+                </wp:inline>
+              </w:drawing>
+            </w:r>
           </w:p>
         </w:tc>
         <w:tc>
@@ -16046,16 +18751,7 @@
           <w:sz w:val="24"/>
           <w:szCs w:val="24"/>
         </w:rPr>
-        <w:t>0</w:t>
-      </w:r>
-      <w:r>
-        <w:rPr>
-          <w:rFonts w:ascii="Times New Roman" w:eastAsia="Times New Roman" w:hAnsi="Times New Roman" w:cs="Times New Roman"/>
-          <w:b/>
-          <w:sz w:val="24"/>
-          <w:szCs w:val="24"/>
-        </w:rPr>
-        <w:t>9</w:t>
+        <w:t>10</w:t>
       </w:r>
       <w:r>
         <w:rPr>
@@ -16092,13 +18788,17 @@
       </w:pPr>
       <w:r>
         <w:rPr>
+          <w:rFonts w:ascii="Times New Roman" w:eastAsia="Times New Roman" w:hAnsi="Times New Roman" w:cs="Times New Roman"/>
+          <w:b/>
           <w:noProof/>
+          <w:sz w:val="24"/>
+          <w:szCs w:val="24"/>
         </w:rPr>
         <w:drawing>
-          <wp:inline distT="0" distB="0" distL="0" distR="0" wp14:anchorId="0F97098F" wp14:editId="0C68FA1A">
-            <wp:extent cx="5153025" cy="3865054"/>
-            <wp:effectExtent l="0" t="0" r="0" b="2540"/>
-            <wp:docPr id="355022606" name="Picture 1"/>
+          <wp:inline distT="0" distB="0" distL="0" distR="0" wp14:anchorId="54E7FBD5" wp14:editId="08E4D995">
+            <wp:extent cx="4937356" cy="2777194"/>
+            <wp:effectExtent l="0" t="0" r="0" b="4445"/>
+            <wp:docPr id="1060334160" name="Picture 2" descr="A person sitting at a table with a computer&#10;&#10;AI-generated content may be incorrect."/>
             <wp:cNvGraphicFramePr>
               <a:graphicFrameLocks xmlns:a="http://schemas.openxmlformats.org/drawingml/2006/main" noChangeAspect="1"/>
             </wp:cNvGraphicFramePr>
@@ -16106,36 +18806,29 @@
               <a:graphicData uri="http://schemas.openxmlformats.org/drawingml/2006/picture">
                 <pic:pic xmlns:pic="http://schemas.openxmlformats.org/drawingml/2006/picture">
                   <pic:nvPicPr>
-                    <pic:cNvPr id="0" name="Picture 1"/>
-                    <pic:cNvPicPr>
-                      <a:picLocks noChangeAspect="1" noChangeArrowheads="1"/>
-                    </pic:cNvPicPr>
+                    <pic:cNvPr id="1060334160" name="Picture 2" descr="A person sitting at a table with a computer&#10;&#10;AI-generated content may be incorrect."/>
+                    <pic:cNvPicPr/>
                   </pic:nvPicPr>
                   <pic:blipFill>
-                    <a:blip r:embed="rId9" cstate="print">
+                    <a:blip r:embed="rId10" cstate="print">
                       <a:extLst>
                         <a:ext uri="{28A0092B-C50C-407E-A947-70E740481C1C}">
                           <a14:useLocalDpi xmlns:a14="http://schemas.microsoft.com/office/drawing/2010/main" val="0"/>
                         </a:ext>
                       </a:extLst>
                     </a:blip>
-                    <a:srcRect/>
                     <a:stretch>
                       <a:fillRect/>
                     </a:stretch>
                   </pic:blipFill>
-                  <pic:spPr bwMode="auto">
+                  <pic:spPr>
                     <a:xfrm>
                       <a:off x="0" y="0"/>
-                      <a:ext cx="5160524" cy="3870679"/>
+                      <a:ext cx="4953243" cy="2786130"/>
                     </a:xfrm>
                     <a:prstGeom prst="rect">
                       <a:avLst/>
                     </a:prstGeom>
-                    <a:noFill/>
-                    <a:ln>
-                      <a:noFill/>
-                    </a:ln>
                   </pic:spPr>
                 </pic:pic>
               </a:graphicData>
@@ -16169,14 +18862,17 @@
       </w:pPr>
       <w:r>
         <w:rPr>
+          <w:rFonts w:ascii="Times New Roman" w:eastAsia="Times New Roman" w:hAnsi="Times New Roman" w:cs="Times New Roman"/>
+          <w:b/>
           <w:noProof/>
+          <w:sz w:val="24"/>
+          <w:szCs w:val="24"/>
         </w:rPr>
-        <w:lastRenderedPageBreak/>
         <w:drawing>
-          <wp:inline distT="0" distB="0" distL="0" distR="0" wp14:anchorId="6D42690D" wp14:editId="2195D715">
-            <wp:extent cx="4981575" cy="3736457"/>
-            <wp:effectExtent l="0" t="0" r="0" b="0"/>
-            <wp:docPr id="920840416" name="Picture 2" descr="A group of people sitting at a desk with computers&#10;&#10;AI-generated content may be incorrect."/>
+          <wp:inline distT="0" distB="0" distL="0" distR="0" wp14:anchorId="6C0195DB" wp14:editId="4D541945">
+            <wp:extent cx="4942840" cy="2780280"/>
+            <wp:effectExtent l="0" t="0" r="0" b="1270"/>
+            <wp:docPr id="1942794969" name="Picture 3" descr="A person sitting at a desk with computers"/>
             <wp:cNvGraphicFramePr>
               <a:graphicFrameLocks xmlns:a="http://schemas.openxmlformats.org/drawingml/2006/main" noChangeAspect="1"/>
             </wp:cNvGraphicFramePr>
@@ -16184,87 +18880,8 @@
               <a:graphicData uri="http://schemas.openxmlformats.org/drawingml/2006/picture">
                 <pic:pic xmlns:pic="http://schemas.openxmlformats.org/drawingml/2006/picture">
                   <pic:nvPicPr>
-                    <pic:cNvPr id="920840416" name="Picture 2" descr="A group of people sitting at a desk with computers&#10;&#10;AI-generated content may be incorrect."/>
-                    <pic:cNvPicPr>
-                      <a:picLocks noChangeAspect="1" noChangeArrowheads="1"/>
-                    </pic:cNvPicPr>
-                  </pic:nvPicPr>
-                  <pic:blipFill>
-                    <a:blip r:embed="rId10" cstate="print">
-                      <a:extLst>
-                        <a:ext uri="{28A0092B-C50C-407E-A947-70E740481C1C}">
-                          <a14:useLocalDpi xmlns:a14="http://schemas.microsoft.com/office/drawing/2010/main" val="0"/>
-                        </a:ext>
-                      </a:extLst>
-                    </a:blip>
-                    <a:srcRect/>
-                    <a:stretch>
-                      <a:fillRect/>
-                    </a:stretch>
-                  </pic:blipFill>
-                  <pic:spPr bwMode="auto">
-                    <a:xfrm>
-                      <a:off x="0" y="0"/>
-                      <a:ext cx="4991228" cy="3743697"/>
-                    </a:xfrm>
-                    <a:prstGeom prst="rect">
-                      <a:avLst/>
-                    </a:prstGeom>
-                    <a:noFill/>
-                    <a:ln>
-                      <a:noFill/>
-                    </a:ln>
-                  </pic:spPr>
-                </pic:pic>
-              </a:graphicData>
-            </a:graphic>
-          </wp:inline>
-        </w:drawing>
-      </w:r>
-    </w:p>
-    <w:p>
-      <w:pPr>
-        <w:spacing w:after="0" w:line="240" w:lineRule="auto"/>
-        <w:jc w:val="center"/>
-        <w:rPr>
-          <w:rFonts w:ascii="Times New Roman" w:eastAsia="Times New Roman" w:hAnsi="Times New Roman" w:cs="Times New Roman"/>
-          <w:b/>
-          <w:sz w:val="24"/>
-          <w:szCs w:val="24"/>
-        </w:rPr>
-      </w:pPr>
-    </w:p>
-    <w:p>
-      <w:pPr>
-        <w:spacing w:after="0" w:line="240" w:lineRule="auto"/>
-        <w:jc w:val="center"/>
-        <w:rPr>
-          <w:rFonts w:ascii="Times New Roman" w:eastAsia="Times New Roman" w:hAnsi="Times New Roman" w:cs="Times New Roman"/>
-          <w:b/>
-          <w:sz w:val="24"/>
-          <w:szCs w:val="24"/>
-        </w:rPr>
-      </w:pPr>
-      <w:r>
-        <w:rPr>
-          <w:noProof/>
-        </w:rPr>
-        <w:drawing>
-          <wp:inline distT="0" distB="0" distL="0" distR="0" wp14:anchorId="7303D4C3" wp14:editId="6517DA0F">
-            <wp:extent cx="5008728" cy="3757933"/>
-            <wp:effectExtent l="0" t="0" r="1905" b="0"/>
-            <wp:docPr id="343386278" name="Picture 1" descr="A group of people in a room with computers"/>
-            <wp:cNvGraphicFramePr>
-              <a:graphicFrameLocks xmlns:a="http://schemas.openxmlformats.org/drawingml/2006/main" noChangeAspect="1"/>
-            </wp:cNvGraphicFramePr>
-            <a:graphic xmlns:a="http://schemas.openxmlformats.org/drawingml/2006/main">
-              <a:graphicData uri="http://schemas.openxmlformats.org/drawingml/2006/picture">
-                <pic:pic xmlns:pic="http://schemas.openxmlformats.org/drawingml/2006/picture">
-                  <pic:nvPicPr>
-                    <pic:cNvPr id="343386278" name="Picture 1" descr="A group of people in a room with computers"/>
-                    <pic:cNvPicPr>
-                      <a:picLocks noChangeAspect="1" noChangeArrowheads="1"/>
-                    </pic:cNvPicPr>
+                    <pic:cNvPr id="1942794969" name="Picture 3" descr="A person sitting at a desk with computers"/>
+                    <pic:cNvPicPr/>
                   </pic:nvPicPr>
                   <pic:blipFill>
                     <a:blip r:embed="rId11" cstate="print">
@@ -16274,23 +18891,18 @@
                         </a:ext>
                       </a:extLst>
                     </a:blip>
-                    <a:srcRect/>
                     <a:stretch>
                       <a:fillRect/>
                     </a:stretch>
                   </pic:blipFill>
-                  <pic:spPr bwMode="auto">
+                  <pic:spPr>
                     <a:xfrm>
                       <a:off x="0" y="0"/>
-                      <a:ext cx="5017561" cy="3764560"/>
+                      <a:ext cx="4951700" cy="2785263"/>
                     </a:xfrm>
                     <a:prstGeom prst="rect">
                       <a:avLst/>
                     </a:prstGeom>
-                    <a:noFill/>
-                    <a:ln>
-                      <a:noFill/>
-                    </a:ln>
                   </pic:spPr>
                 </pic:pic>
               </a:graphicData>
@@ -16394,18 +19006,56 @@
           <w:szCs w:val="24"/>
         </w:rPr>
       </w:pPr>
-    </w:p>
-    <w:p>
-      <w:pPr>
-        <w:spacing w:line="240" w:lineRule="auto"/>
-        <w:jc w:val="center"/>
+      <w:r>
         <w:rPr>
           <w:rFonts w:ascii="Times New Roman" w:eastAsia="Times New Roman" w:hAnsi="Times New Roman" w:cs="Times New Roman"/>
           <w:b/>
+          <w:noProof/>
           <w:sz w:val="24"/>
           <w:szCs w:val="24"/>
         </w:rPr>
-      </w:pPr>
+        <w:drawing>
+          <wp:inline distT="0" distB="0" distL="0" distR="0" wp14:anchorId="6DBC2409" wp14:editId="546B936F">
+            <wp:extent cx="4966138" cy="2793384"/>
+            <wp:effectExtent l="0" t="0" r="6350" b="6985"/>
+            <wp:docPr id="1251545534" name="Picture 4" descr="A person sitting at a desk with a computer&#10;&#10;AI-generated content may be incorrect."/>
+            <wp:cNvGraphicFramePr>
+              <a:graphicFrameLocks xmlns:a="http://schemas.openxmlformats.org/drawingml/2006/main" noChangeAspect="1"/>
+            </wp:cNvGraphicFramePr>
+            <a:graphic xmlns:a="http://schemas.openxmlformats.org/drawingml/2006/main">
+              <a:graphicData uri="http://schemas.openxmlformats.org/drawingml/2006/picture">
+                <pic:pic xmlns:pic="http://schemas.openxmlformats.org/drawingml/2006/picture">
+                  <pic:nvPicPr>
+                    <pic:cNvPr id="1251545534" name="Picture 4" descr="A person sitting at a desk with a computer&#10;&#10;AI-generated content may be incorrect."/>
+                    <pic:cNvPicPr/>
+                  </pic:nvPicPr>
+                  <pic:blipFill>
+                    <a:blip r:embed="rId12" cstate="print">
+                      <a:extLst>
+                        <a:ext uri="{28A0092B-C50C-407E-A947-70E740481C1C}">
+                          <a14:useLocalDpi xmlns:a14="http://schemas.microsoft.com/office/drawing/2010/main" val="0"/>
+                        </a:ext>
+                      </a:extLst>
+                    </a:blip>
+                    <a:stretch>
+                      <a:fillRect/>
+                    </a:stretch>
+                  </pic:blipFill>
+                  <pic:spPr>
+                    <a:xfrm>
+                      <a:off x="0" y="0"/>
+                      <a:ext cx="4980845" cy="2801657"/>
+                    </a:xfrm>
+                    <a:prstGeom prst="rect">
+                      <a:avLst/>
+                    </a:prstGeom>
+                  </pic:spPr>
+                </pic:pic>
+              </a:graphicData>
+            </a:graphic>
+          </wp:inline>
+        </w:drawing>
+      </w:r>
     </w:p>
     <w:p>
       <w:pPr>
@@ -16425,92 +19075,59 @@
         <w:jc w:val="center"/>
         <w:rPr>
           <w:rFonts w:ascii="Times New Roman" w:eastAsia="Times New Roman" w:hAnsi="Times New Roman" w:cs="Times New Roman"/>
-          <w:b/>
           <w:sz w:val="24"/>
           <w:szCs w:val="24"/>
         </w:rPr>
       </w:pPr>
-    </w:p>
-    <w:p>
-      <w:pPr>
-        <w:spacing w:after="0" w:line="240" w:lineRule="auto"/>
-        <w:jc w:val="center"/>
+      <w:r>
         <w:rPr>
           <w:rFonts w:ascii="Times New Roman" w:eastAsia="Times New Roman" w:hAnsi="Times New Roman" w:cs="Times New Roman"/>
-          <w:b/>
+          <w:noProof/>
           <w:sz w:val="24"/>
           <w:szCs w:val="24"/>
         </w:rPr>
-      </w:pPr>
-    </w:p>
-    <w:p>
-      <w:pPr>
-        <w:spacing w:after="0" w:line="240" w:lineRule="auto"/>
-        <w:jc w:val="center"/>
-        <w:rPr>
-          <w:rFonts w:ascii="Times New Roman" w:eastAsia="Times New Roman" w:hAnsi="Times New Roman" w:cs="Times New Roman"/>
-          <w:b/>
-          <w:sz w:val="24"/>
-          <w:szCs w:val="24"/>
-        </w:rPr>
-      </w:pPr>
-    </w:p>
-    <w:p>
-      <w:pPr>
-        <w:spacing w:after="0" w:line="240" w:lineRule="auto"/>
-        <w:jc w:val="center"/>
-        <w:rPr>
-          <w:rFonts w:ascii="Times New Roman" w:eastAsia="Times New Roman" w:hAnsi="Times New Roman" w:cs="Times New Roman"/>
-          <w:b/>
-          <w:sz w:val="24"/>
-          <w:szCs w:val="24"/>
-        </w:rPr>
-      </w:pPr>
-    </w:p>
-    <w:p>
-      <w:pPr>
-        <w:spacing w:after="0" w:line="240" w:lineRule="auto"/>
-        <w:jc w:val="center"/>
-        <w:rPr>
-          <w:rFonts w:ascii="Times New Roman" w:eastAsia="Times New Roman" w:hAnsi="Times New Roman" w:cs="Times New Roman"/>
-          <w:b/>
-          <w:sz w:val="24"/>
-          <w:szCs w:val="24"/>
-        </w:rPr>
-      </w:pPr>
-    </w:p>
-    <w:p>
-      <w:pPr>
-        <w:spacing w:line="240" w:lineRule="auto"/>
-        <w:jc w:val="center"/>
-        <w:rPr>
-          <w:rFonts w:ascii="Times New Roman" w:eastAsia="Times New Roman" w:hAnsi="Times New Roman" w:cs="Times New Roman"/>
-          <w:sz w:val="24"/>
-          <w:szCs w:val="24"/>
-        </w:rPr>
-      </w:pPr>
-    </w:p>
-    <w:p>
-      <w:pPr>
-        <w:spacing w:line="240" w:lineRule="auto"/>
-        <w:jc w:val="center"/>
-        <w:rPr>
-          <w:rFonts w:ascii="Times New Roman" w:eastAsia="Times New Roman" w:hAnsi="Times New Roman" w:cs="Times New Roman"/>
-          <w:sz w:val="24"/>
-          <w:szCs w:val="24"/>
-        </w:rPr>
-      </w:pPr>
-    </w:p>
-    <w:p>
-      <w:pPr>
-        <w:spacing w:line="240" w:lineRule="auto"/>
-        <w:jc w:val="center"/>
-        <w:rPr>
-          <w:rFonts w:ascii="Times New Roman" w:eastAsia="Times New Roman" w:hAnsi="Times New Roman" w:cs="Times New Roman"/>
-          <w:sz w:val="24"/>
-          <w:szCs w:val="24"/>
-        </w:rPr>
-      </w:pPr>
+        <w:drawing>
+          <wp:inline distT="0" distB="0" distL="0" distR="0" wp14:anchorId="5D7E52D6" wp14:editId="0206A81A">
+            <wp:extent cx="5013434" cy="2819987"/>
+            <wp:effectExtent l="0" t="0" r="0" b="0"/>
+            <wp:docPr id="907803708" name="Picture 5" descr="A group of people sitting at a desk with computers"/>
+            <wp:cNvGraphicFramePr>
+              <a:graphicFrameLocks xmlns:a="http://schemas.openxmlformats.org/drawingml/2006/main" noChangeAspect="1"/>
+            </wp:cNvGraphicFramePr>
+            <a:graphic xmlns:a="http://schemas.openxmlformats.org/drawingml/2006/main">
+              <a:graphicData uri="http://schemas.openxmlformats.org/drawingml/2006/picture">
+                <pic:pic xmlns:pic="http://schemas.openxmlformats.org/drawingml/2006/picture">
+                  <pic:nvPicPr>
+                    <pic:cNvPr id="907803708" name="Picture 5" descr="A group of people sitting at a desk with computers"/>
+                    <pic:cNvPicPr/>
+                  </pic:nvPicPr>
+                  <pic:blipFill>
+                    <a:blip r:embed="rId13" cstate="print">
+                      <a:extLst>
+                        <a:ext uri="{28A0092B-C50C-407E-A947-70E740481C1C}">
+                          <a14:useLocalDpi xmlns:a14="http://schemas.microsoft.com/office/drawing/2010/main" val="0"/>
+                        </a:ext>
+                      </a:extLst>
+                    </a:blip>
+                    <a:stretch>
+                      <a:fillRect/>
+                    </a:stretch>
+                  </pic:blipFill>
+                  <pic:spPr>
+                    <a:xfrm>
+                      <a:off x="0" y="0"/>
+                      <a:ext cx="5029063" cy="2828778"/>
+                    </a:xfrm>
+                    <a:prstGeom prst="rect">
+                      <a:avLst/>
+                    </a:prstGeom>
+                  </pic:spPr>
+                </pic:pic>
+              </a:graphicData>
+            </a:graphic>
+          </wp:inline>
+        </w:drawing>
+      </w:r>
     </w:p>
     <w:sectPr>
       <w:pgSz w:w="11906" w:h="16838"/>
@@ -17590,7 +20207,6 @@
   <w:style w:type="character" w:default="1" w:styleId="DefaultParagraphFont">
     <w:name w:val="Default Paragraph Font"/>
     <w:uiPriority w:val="1"/>
-    <w:semiHidden/>
     <w:unhideWhenUsed/>
   </w:style>
   <w:style w:type="table" w:default="1" w:styleId="TableNormal">
